--- a/FarmoDeveloperNotes.docx
+++ b/FarmoDeveloperNotes.docx
@@ -5,12 +5,773 @@
     <w:p>
       <w:pPr>
         <w:pStyle w:val="Title"/>
+        <w:jc w:val="both"/>
       </w:pPr>
       <w:r>
         <w:t>Farmo Developer Notes</w:t>
       </w:r>
     </w:p>
-    <w:p/>
+    <w:p>
+      <w:pPr>
+        <w:pStyle w:val="TOC1"/>
+        <w:tabs>
+          <w:tab w:val="right" w:leader="dot" w:pos="9350"/>
+        </w:tabs>
+        <w:rPr>
+          <w:noProof/>
+        </w:rPr>
+      </w:pPr>
+      <w:r>
+        <w:rPr>
+          <w:rFonts w:eastAsiaTheme="majorEastAsia" w:cstheme="majorBidi"/>
+          <w:b/>
+          <w:color w:val="2F5496" w:themeColor="accent1" w:themeShade="BF"/>
+          <w:sz w:val="36"/>
+          <w:szCs w:val="36"/>
+          <w:u w:val="single"/>
+        </w:rPr>
+        <w:fldChar w:fldCharType="begin"/>
+      </w:r>
+      <w:r>
+        <w:rPr>
+          <w:rFonts w:eastAsiaTheme="majorEastAsia" w:cstheme="majorBidi"/>
+          <w:b/>
+          <w:color w:val="2F5496" w:themeColor="accent1" w:themeShade="BF"/>
+          <w:sz w:val="36"/>
+          <w:szCs w:val="36"/>
+          <w:u w:val="single"/>
+        </w:rPr>
+        <w:instrText xml:space="preserve"> TOC \o "1-1" \h \z \u </w:instrText>
+      </w:r>
+      <w:r>
+        <w:rPr>
+          <w:rFonts w:eastAsiaTheme="majorEastAsia" w:cstheme="majorBidi"/>
+          <w:b/>
+          <w:color w:val="2F5496" w:themeColor="accent1" w:themeShade="BF"/>
+          <w:sz w:val="36"/>
+          <w:szCs w:val="36"/>
+          <w:u w:val="single"/>
+        </w:rPr>
+        <w:fldChar w:fldCharType="separate"/>
+      </w:r>
+      <w:hyperlink w:anchor="_Toc218716583" w:history="1">
+        <w:r>
+          <w:rPr>
+            <w:rStyle w:val="Hyperlink"/>
+            <w:noProof/>
+          </w:rPr>
+          <w:t>Types of User: Inside the system</w:t>
+        </w:r>
+        <w:r>
+          <w:rPr>
+            <w:noProof/>
+            <w:webHidden/>
+          </w:rPr>
+          <w:tab/>
+        </w:r>
+        <w:r>
+          <w:rPr>
+            <w:noProof/>
+            <w:webHidden/>
+          </w:rPr>
+          <w:fldChar w:fldCharType="begin"/>
+        </w:r>
+        <w:r>
+          <w:rPr>
+            <w:noProof/>
+            <w:webHidden/>
+          </w:rPr>
+          <w:instrText xml:space="preserve"> PAGEREF _Toc218716583 \h </w:instrText>
+        </w:r>
+        <w:r>
+          <w:rPr>
+            <w:noProof/>
+            <w:webHidden/>
+          </w:rPr>
+        </w:r>
+        <w:r>
+          <w:rPr>
+            <w:noProof/>
+            <w:webHidden/>
+          </w:rPr>
+          <w:fldChar w:fldCharType="separate"/>
+        </w:r>
+        <w:r>
+          <w:rPr>
+            <w:noProof/>
+            <w:webHidden/>
+          </w:rPr>
+          <w:t>1</w:t>
+        </w:r>
+        <w:r>
+          <w:rPr>
+            <w:noProof/>
+            <w:webHidden/>
+          </w:rPr>
+          <w:fldChar w:fldCharType="end"/>
+        </w:r>
+      </w:hyperlink>
+    </w:p>
+    <w:p>
+      <w:pPr>
+        <w:pStyle w:val="TOC1"/>
+        <w:tabs>
+          <w:tab w:val="right" w:leader="dot" w:pos="9350"/>
+        </w:tabs>
+        <w:rPr>
+          <w:noProof/>
+        </w:rPr>
+      </w:pPr>
+      <w:hyperlink w:anchor="_Toc218716584" w:history="1">
+        <w:r>
+          <w:rPr>
+            <w:rStyle w:val="Hyperlink"/>
+            <w:noProof/>
+          </w:rPr>
+          <w:t>Types of User: Outside the system</w:t>
+        </w:r>
+        <w:r>
+          <w:rPr>
+            <w:noProof/>
+            <w:webHidden/>
+          </w:rPr>
+          <w:tab/>
+        </w:r>
+        <w:r>
+          <w:rPr>
+            <w:noProof/>
+            <w:webHidden/>
+          </w:rPr>
+          <w:fldChar w:fldCharType="begin"/>
+        </w:r>
+        <w:r>
+          <w:rPr>
+            <w:noProof/>
+            <w:webHidden/>
+          </w:rPr>
+          <w:instrText xml:space="preserve"> PAGEREF _Toc218716584 \h </w:instrText>
+        </w:r>
+        <w:r>
+          <w:rPr>
+            <w:noProof/>
+            <w:webHidden/>
+          </w:rPr>
+        </w:r>
+        <w:r>
+          <w:rPr>
+            <w:noProof/>
+            <w:webHidden/>
+          </w:rPr>
+          <w:fldChar w:fldCharType="separate"/>
+        </w:r>
+        <w:r>
+          <w:rPr>
+            <w:noProof/>
+            <w:webHidden/>
+          </w:rPr>
+          <w:t>1</w:t>
+        </w:r>
+        <w:r>
+          <w:rPr>
+            <w:noProof/>
+            <w:webHidden/>
+          </w:rPr>
+          <w:fldChar w:fldCharType="end"/>
+        </w:r>
+      </w:hyperlink>
+    </w:p>
+    <w:p>
+      <w:pPr>
+        <w:pStyle w:val="TOC1"/>
+        <w:tabs>
+          <w:tab w:val="right" w:leader="dot" w:pos="9350"/>
+        </w:tabs>
+        <w:rPr>
+          <w:noProof/>
+        </w:rPr>
+      </w:pPr>
+      <w:hyperlink w:anchor="_Toc218716585" w:history="1">
+        <w:r>
+          <w:rPr>
+            <w:rStyle w:val="Hyperlink"/>
+            <w:noProof/>
+          </w:rPr>
+          <w:t>Connection Method: Between Server and User</w:t>
+        </w:r>
+        <w:r>
+          <w:rPr>
+            <w:noProof/>
+            <w:webHidden/>
+          </w:rPr>
+          <w:tab/>
+        </w:r>
+        <w:r>
+          <w:rPr>
+            <w:noProof/>
+            <w:webHidden/>
+          </w:rPr>
+          <w:fldChar w:fldCharType="begin"/>
+        </w:r>
+        <w:r>
+          <w:rPr>
+            <w:noProof/>
+            <w:webHidden/>
+          </w:rPr>
+          <w:instrText xml:space="preserve"> PAGEREF _Toc218716585 \h </w:instrText>
+        </w:r>
+        <w:r>
+          <w:rPr>
+            <w:noProof/>
+            <w:webHidden/>
+          </w:rPr>
+        </w:r>
+        <w:r>
+          <w:rPr>
+            <w:noProof/>
+            <w:webHidden/>
+          </w:rPr>
+          <w:fldChar w:fldCharType="separate"/>
+        </w:r>
+        <w:r>
+          <w:rPr>
+            <w:noProof/>
+            <w:webHidden/>
+          </w:rPr>
+          <w:t>1</w:t>
+        </w:r>
+        <w:r>
+          <w:rPr>
+            <w:noProof/>
+            <w:webHidden/>
+          </w:rPr>
+          <w:fldChar w:fldCharType="end"/>
+        </w:r>
+      </w:hyperlink>
+    </w:p>
+    <w:p>
+      <w:pPr>
+        <w:pStyle w:val="TOC1"/>
+        <w:tabs>
+          <w:tab w:val="right" w:leader="dot" w:pos="9350"/>
+        </w:tabs>
+        <w:rPr>
+          <w:noProof/>
+        </w:rPr>
+      </w:pPr>
+      <w:hyperlink w:anchor="_Toc218716586" w:history="1">
+        <w:r>
+          <w:rPr>
+            <w:rStyle w:val="Hyperlink"/>
+            <w:noProof/>
+          </w:rPr>
+          <w:t>Profile Status:</w:t>
+        </w:r>
+        <w:r>
+          <w:rPr>
+            <w:noProof/>
+            <w:webHidden/>
+          </w:rPr>
+          <w:tab/>
+        </w:r>
+        <w:r>
+          <w:rPr>
+            <w:noProof/>
+            <w:webHidden/>
+          </w:rPr>
+          <w:fldChar w:fldCharType="begin"/>
+        </w:r>
+        <w:r>
+          <w:rPr>
+            <w:noProof/>
+            <w:webHidden/>
+          </w:rPr>
+          <w:instrText xml:space="preserve"> PAGEREF _Toc218716586 \h </w:instrText>
+        </w:r>
+        <w:r>
+          <w:rPr>
+            <w:noProof/>
+            <w:webHidden/>
+          </w:rPr>
+        </w:r>
+        <w:r>
+          <w:rPr>
+            <w:noProof/>
+            <w:webHidden/>
+          </w:rPr>
+          <w:fldChar w:fldCharType="separate"/>
+        </w:r>
+        <w:r>
+          <w:rPr>
+            <w:noProof/>
+            <w:webHidden/>
+          </w:rPr>
+          <w:t>1</w:t>
+        </w:r>
+        <w:r>
+          <w:rPr>
+            <w:noProof/>
+            <w:webHidden/>
+          </w:rPr>
+          <w:fldChar w:fldCharType="end"/>
+        </w:r>
+      </w:hyperlink>
+    </w:p>
+    <w:p>
+      <w:pPr>
+        <w:pStyle w:val="TOC1"/>
+        <w:tabs>
+          <w:tab w:val="right" w:leader="dot" w:pos="9350"/>
+        </w:tabs>
+        <w:rPr>
+          <w:noProof/>
+        </w:rPr>
+      </w:pPr>
+      <w:hyperlink w:anchor="_Toc218716587" w:history="1">
+        <w:r>
+          <w:rPr>
+            <w:rStyle w:val="Hyperlink"/>
+            <w:noProof/>
+          </w:rPr>
+          <w:t>Possible Activity Types</w:t>
+        </w:r>
+        <w:r>
+          <w:rPr>
+            <w:noProof/>
+            <w:webHidden/>
+          </w:rPr>
+          <w:tab/>
+        </w:r>
+        <w:r>
+          <w:rPr>
+            <w:noProof/>
+            <w:webHidden/>
+          </w:rPr>
+          <w:fldChar w:fldCharType="begin"/>
+        </w:r>
+        <w:r>
+          <w:rPr>
+            <w:noProof/>
+            <w:webHidden/>
+          </w:rPr>
+          <w:instrText xml:space="preserve"> PAGEREF _Toc218716587 \h </w:instrText>
+        </w:r>
+        <w:r>
+          <w:rPr>
+            <w:noProof/>
+            <w:webHidden/>
+          </w:rPr>
+        </w:r>
+        <w:r>
+          <w:rPr>
+            <w:noProof/>
+            <w:webHidden/>
+          </w:rPr>
+          <w:fldChar w:fldCharType="separate"/>
+        </w:r>
+        <w:r>
+          <w:rPr>
+            <w:noProof/>
+            <w:webHidden/>
+          </w:rPr>
+          <w:t>2</w:t>
+        </w:r>
+        <w:r>
+          <w:rPr>
+            <w:noProof/>
+            <w:webHidden/>
+          </w:rPr>
+          <w:fldChar w:fldCharType="end"/>
+        </w:r>
+      </w:hyperlink>
+    </w:p>
+    <w:p>
+      <w:pPr>
+        <w:pStyle w:val="TOC1"/>
+        <w:tabs>
+          <w:tab w:val="right" w:leader="dot" w:pos="9350"/>
+        </w:tabs>
+        <w:rPr>
+          <w:noProof/>
+        </w:rPr>
+      </w:pPr>
+      <w:hyperlink w:anchor="_Toc218716588" w:history="1">
+        <w:r>
+          <w:rPr>
+            <w:rStyle w:val="Hyperlink"/>
+            <w:noProof/>
+          </w:rPr>
+          <w:t>Important Point to Remember:</w:t>
+        </w:r>
+        <w:r>
+          <w:rPr>
+            <w:noProof/>
+            <w:webHidden/>
+          </w:rPr>
+          <w:tab/>
+        </w:r>
+        <w:r>
+          <w:rPr>
+            <w:noProof/>
+            <w:webHidden/>
+          </w:rPr>
+          <w:fldChar w:fldCharType="begin"/>
+        </w:r>
+        <w:r>
+          <w:rPr>
+            <w:noProof/>
+            <w:webHidden/>
+          </w:rPr>
+          <w:instrText xml:space="preserve"> PAGEREF _Toc218716588 \h </w:instrText>
+        </w:r>
+        <w:r>
+          <w:rPr>
+            <w:noProof/>
+            <w:webHidden/>
+          </w:rPr>
+        </w:r>
+        <w:r>
+          <w:rPr>
+            <w:noProof/>
+            <w:webHidden/>
+          </w:rPr>
+          <w:fldChar w:fldCharType="separate"/>
+        </w:r>
+        <w:r>
+          <w:rPr>
+            <w:noProof/>
+            <w:webHidden/>
+          </w:rPr>
+          <w:t>4</w:t>
+        </w:r>
+        <w:r>
+          <w:rPr>
+            <w:noProof/>
+            <w:webHidden/>
+          </w:rPr>
+          <w:fldChar w:fldCharType="end"/>
+        </w:r>
+      </w:hyperlink>
+    </w:p>
+    <w:p>
+      <w:pPr>
+        <w:pStyle w:val="TOC1"/>
+        <w:tabs>
+          <w:tab w:val="right" w:leader="dot" w:pos="9350"/>
+        </w:tabs>
+        <w:rPr>
+          <w:noProof/>
+        </w:rPr>
+      </w:pPr>
+      <w:hyperlink w:anchor="_Toc218716589" w:history="1">
+        <w:r>
+          <w:rPr>
+            <w:rStyle w:val="Hyperlink"/>
+            <w:noProof/>
+          </w:rPr>
+          <w:t>Request Handling:</w:t>
+        </w:r>
+        <w:r>
+          <w:rPr>
+            <w:noProof/>
+            <w:webHidden/>
+          </w:rPr>
+          <w:tab/>
+        </w:r>
+        <w:r>
+          <w:rPr>
+            <w:noProof/>
+            <w:webHidden/>
+          </w:rPr>
+          <w:fldChar w:fldCharType="begin"/>
+        </w:r>
+        <w:r>
+          <w:rPr>
+            <w:noProof/>
+            <w:webHidden/>
+          </w:rPr>
+          <w:instrText xml:space="preserve"> PAGEREF _Toc218716589 \h </w:instrText>
+        </w:r>
+        <w:r>
+          <w:rPr>
+            <w:noProof/>
+            <w:webHidden/>
+          </w:rPr>
+        </w:r>
+        <w:r>
+          <w:rPr>
+            <w:noProof/>
+            <w:webHidden/>
+          </w:rPr>
+          <w:fldChar w:fldCharType="separate"/>
+        </w:r>
+        <w:r>
+          <w:rPr>
+            <w:noProof/>
+            <w:webHidden/>
+          </w:rPr>
+          <w:t>5</w:t>
+        </w:r>
+        <w:r>
+          <w:rPr>
+            <w:noProof/>
+            <w:webHidden/>
+          </w:rPr>
+          <w:fldChar w:fldCharType="end"/>
+        </w:r>
+      </w:hyperlink>
+    </w:p>
+    <w:p>
+      <w:pPr>
+        <w:pStyle w:val="TOC1"/>
+        <w:tabs>
+          <w:tab w:val="right" w:leader="dot" w:pos="9350"/>
+        </w:tabs>
+        <w:rPr>
+          <w:noProof/>
+        </w:rPr>
+      </w:pPr>
+      <w:hyperlink w:anchor="_Toc218716590" w:history="1">
+        <w:r>
+          <w:rPr>
+            <w:rStyle w:val="Hyperlink"/>
+            <w:noProof/>
+          </w:rPr>
+          <w:t>Login Mechanism: use POST Method</w:t>
+        </w:r>
+        <w:r>
+          <w:rPr>
+            <w:noProof/>
+            <w:webHidden/>
+          </w:rPr>
+          <w:tab/>
+        </w:r>
+        <w:r>
+          <w:rPr>
+            <w:noProof/>
+            <w:webHidden/>
+          </w:rPr>
+          <w:fldChar w:fldCharType="begin"/>
+        </w:r>
+        <w:r>
+          <w:rPr>
+            <w:noProof/>
+            <w:webHidden/>
+          </w:rPr>
+          <w:instrText xml:space="preserve"> PAGEREF _Toc218716590 \h </w:instrText>
+        </w:r>
+        <w:r>
+          <w:rPr>
+            <w:noProof/>
+            <w:webHidden/>
+          </w:rPr>
+        </w:r>
+        <w:r>
+          <w:rPr>
+            <w:noProof/>
+            <w:webHidden/>
+          </w:rPr>
+          <w:fldChar w:fldCharType="separate"/>
+        </w:r>
+        <w:r>
+          <w:rPr>
+            <w:noProof/>
+            <w:webHidden/>
+          </w:rPr>
+          <w:t>7</w:t>
+        </w:r>
+        <w:r>
+          <w:rPr>
+            <w:noProof/>
+            <w:webHidden/>
+          </w:rPr>
+          <w:fldChar w:fldCharType="end"/>
+        </w:r>
+      </w:hyperlink>
+    </w:p>
+    <w:p>
+      <w:pPr>
+        <w:pStyle w:val="TOC1"/>
+        <w:tabs>
+          <w:tab w:val="right" w:leader="dot" w:pos="9350"/>
+        </w:tabs>
+        <w:rPr>
+          <w:noProof/>
+        </w:rPr>
+      </w:pPr>
+      <w:hyperlink w:anchor="_Toc218716591" w:history="1">
+        <w:r>
+          <w:rPr>
+            <w:rStyle w:val="Hyperlink"/>
+            <w:noProof/>
+          </w:rPr>
+          <w:t>Signup Mechanism: use both POST and GET Method</w:t>
+        </w:r>
+        <w:r>
+          <w:rPr>
+            <w:noProof/>
+            <w:webHidden/>
+          </w:rPr>
+          <w:tab/>
+        </w:r>
+        <w:r>
+          <w:rPr>
+            <w:noProof/>
+            <w:webHidden/>
+          </w:rPr>
+          <w:fldChar w:fldCharType="begin"/>
+        </w:r>
+        <w:r>
+          <w:rPr>
+            <w:noProof/>
+            <w:webHidden/>
+          </w:rPr>
+          <w:instrText xml:space="preserve"> PAGEREF _Toc218716591 \h </w:instrText>
+        </w:r>
+        <w:r>
+          <w:rPr>
+            <w:noProof/>
+            <w:webHidden/>
+          </w:rPr>
+        </w:r>
+        <w:r>
+          <w:rPr>
+            <w:noProof/>
+            <w:webHidden/>
+          </w:rPr>
+          <w:fldChar w:fldCharType="separate"/>
+        </w:r>
+        <w:r>
+          <w:rPr>
+            <w:noProof/>
+            <w:webHidden/>
+          </w:rPr>
+          <w:t>12</w:t>
+        </w:r>
+        <w:r>
+          <w:rPr>
+            <w:noProof/>
+            <w:webHidden/>
+          </w:rPr>
+          <w:fldChar w:fldCharType="end"/>
+        </w:r>
+      </w:hyperlink>
+    </w:p>
+    <w:p>
+      <w:pPr>
+        <w:pStyle w:val="TOC1"/>
+        <w:tabs>
+          <w:tab w:val="right" w:leader="dot" w:pos="9350"/>
+        </w:tabs>
+        <w:rPr>
+          <w:noProof/>
+        </w:rPr>
+      </w:pPr>
+      <w:hyperlink w:anchor="_Toc218716592" w:history="1">
+        <w:r>
+          <w:rPr>
+            <w:rStyle w:val="Hyperlink"/>
+            <w:noProof/>
+          </w:rPr>
+          <w:t>Forget Password:</w:t>
+        </w:r>
+        <w:r>
+          <w:rPr>
+            <w:noProof/>
+            <w:webHidden/>
+          </w:rPr>
+          <w:tab/>
+        </w:r>
+        <w:r>
+          <w:rPr>
+            <w:noProof/>
+            <w:webHidden/>
+          </w:rPr>
+          <w:fldChar w:fldCharType="begin"/>
+        </w:r>
+        <w:r>
+          <w:rPr>
+            <w:noProof/>
+            <w:webHidden/>
+          </w:rPr>
+          <w:instrText xml:space="preserve"> PAGEREF _Toc218716592 \h </w:instrText>
+        </w:r>
+        <w:r>
+          <w:rPr>
+            <w:noProof/>
+            <w:webHidden/>
+          </w:rPr>
+        </w:r>
+        <w:r>
+          <w:rPr>
+            <w:noProof/>
+            <w:webHidden/>
+          </w:rPr>
+          <w:fldChar w:fldCharType="separate"/>
+        </w:r>
+        <w:r>
+          <w:rPr>
+            <w:noProof/>
+            <w:webHidden/>
+          </w:rPr>
+          <w:t>16</w:t>
+        </w:r>
+        <w:r>
+          <w:rPr>
+            <w:noProof/>
+            <w:webHidden/>
+          </w:rPr>
+          <w:fldChar w:fldCharType="end"/>
+        </w:r>
+      </w:hyperlink>
+    </w:p>
+    <w:p>
+      <w:pPr>
+        <w:jc w:val="left"/>
+        <w:rPr>
+          <w:rFonts w:eastAsiaTheme="majorEastAsia" w:cstheme="majorBidi"/>
+          <w:b/>
+          <w:color w:val="2F5496" w:themeColor="accent1" w:themeShade="BF"/>
+          <w:sz w:val="36"/>
+          <w:szCs w:val="36"/>
+          <w:u w:val="single"/>
+        </w:rPr>
+      </w:pPr>
+      <w:r>
+        <w:rPr>
+          <w:rFonts w:eastAsiaTheme="majorEastAsia" w:cstheme="majorBidi"/>
+          <w:b/>
+          <w:color w:val="2F5496" w:themeColor="accent1" w:themeShade="BF"/>
+          <w:sz w:val="36"/>
+          <w:szCs w:val="36"/>
+          <w:u w:val="single"/>
+        </w:rPr>
+        <w:fldChar w:fldCharType="end"/>
+      </w:r>
+      <w:r>
+        <w:rPr>
+          <w:rFonts w:eastAsiaTheme="majorEastAsia" w:cstheme="majorBidi"/>
+          <w:b/>
+          <w:color w:val="2F5496" w:themeColor="accent1" w:themeShade="BF"/>
+          <w:sz w:val="36"/>
+          <w:szCs w:val="36"/>
+          <w:u w:val="single"/>
+        </w:rPr>
+        <w:br w:type="page"/>
+      </w:r>
+    </w:p>
+    <w:p>
+      <w:pPr>
+        <w:jc w:val="left"/>
+        <w:rPr>
+          <w:rFonts w:eastAsiaTheme="majorEastAsia" w:cstheme="majorBidi"/>
+          <w:b/>
+          <w:color w:val="2F5496" w:themeColor="accent1" w:themeShade="BF"/>
+          <w:sz w:val="36"/>
+          <w:szCs w:val="36"/>
+          <w:u w:val="single"/>
+        </w:rPr>
+      </w:pPr>
+    </w:p>
     <w:p>
       <w:pPr>
         <w:pStyle w:val="Heading1"/>
@@ -18,6 +779,7 @@
           <w:u w:val="none"/>
         </w:rPr>
       </w:pPr>
+      <w:bookmarkStart w:id="0" w:name="_Toc218716583"/>
       <w:r>
         <w:t xml:space="preserve">Types of </w:t>
       </w:r>
@@ -32,6 +794,7 @@
         </w:rPr>
         <w:t>: Inside the system</w:t>
       </w:r>
+      <w:bookmarkEnd w:id="0"/>
     </w:p>
     <w:p>
       <w:pPr>
@@ -131,6 +894,7 @@
           <w:u w:val="none"/>
         </w:rPr>
       </w:pPr>
+      <w:bookmarkStart w:id="1" w:name="_Toc218716584"/>
       <w:r>
         <w:t xml:space="preserve">Types of </w:t>
       </w:r>
@@ -145,10 +909,32 @@
         </w:rPr>
         <w:t>: Outside the system</w:t>
       </w:r>
-    </w:p>
-    <w:p>
-      <w:r>
-        <w:t xml:space="preserve">Means this is for webpage, app which show to user. </w:t>
+      <w:bookmarkEnd w:id="1"/>
+    </w:p>
+    <w:p>
+      <w:proofErr w:type="gramStart"/>
+      <w:r>
+        <w:t>Means</w:t>
+      </w:r>
+      <w:proofErr w:type="gramEnd"/>
+      <w:r>
+        <w:t xml:space="preserve"> this is for webpage, app which </w:t>
+      </w:r>
+      <w:proofErr w:type="gramStart"/>
+      <w:r>
+        <w:t>show</w:t>
+      </w:r>
+      <w:proofErr w:type="gramEnd"/>
+      <w:r>
+        <w:t xml:space="preserve"> </w:t>
+      </w:r>
+      <w:proofErr w:type="gramStart"/>
+      <w:r>
+        <w:t>to user</w:t>
+      </w:r>
+      <w:proofErr w:type="gramEnd"/>
+      <w:r>
+        <w:t xml:space="preserve">. </w:t>
       </w:r>
     </w:p>
     <w:p>
@@ -163,7 +949,6 @@
           <w:bCs/>
         </w:rPr>
       </w:pPr>
-      <w:proofErr w:type="gramStart"/>
       <w:r>
         <w:rPr>
           <w:color w:val="00B050"/>
@@ -173,23 +958,13 @@
       <w:r>
         <w:tab/>
       </w:r>
-      <w:proofErr w:type="gramEnd"/>
       <w:r>
         <w:rPr>
           <w:b/>
           <w:bCs/>
         </w:rPr>
-        <w:t xml:space="preserve">]Admin = Admin | Admin = Super </w:t>
-      </w:r>
-      <w:proofErr w:type="gramStart"/>
-      <w:r>
-        <w:rPr>
-          <w:b/>
-          <w:bCs/>
-        </w:rPr>
-        <w:t>Admin[</w:t>
-      </w:r>
-      <w:proofErr w:type="gramEnd"/>
+        <w:t>]Admin = Admin | Admin = Super Admin[</w:t>
+      </w:r>
     </w:p>
     <w:p>
       <w:pPr>
@@ -199,7 +974,6 @@
           <w:numId w:val="2"/>
         </w:numPr>
       </w:pPr>
-      <w:proofErr w:type="gramStart"/>
       <w:r>
         <w:rPr>
           <w:color w:val="00B050"/>
@@ -209,7 +983,6 @@
       <w:r>
         <w:tab/>
       </w:r>
-      <w:proofErr w:type="gramEnd"/>
       <w:r>
         <w:rPr>
           <w:b/>
@@ -224,7 +997,6 @@
         </w:rPr>
         <w:t xml:space="preserve">Verified </w:t>
       </w:r>
-      <w:proofErr w:type="gramStart"/>
       <w:r>
         <w:rPr>
           <w:b/>
@@ -232,7 +1004,6 @@
         </w:rPr>
         <w:t>Farmer[</w:t>
       </w:r>
-      <w:proofErr w:type="gramEnd"/>
     </w:p>
     <w:p>
       <w:pPr>
@@ -260,6 +1031,7 @@
           <w:u w:val="none"/>
         </w:rPr>
       </w:pPr>
+      <w:bookmarkStart w:id="2" w:name="_Toc218716585"/>
       <w:r>
         <w:t>Connection Method:</w:t>
       </w:r>
@@ -269,6 +1041,7 @@
         </w:rPr>
         <w:t xml:space="preserve"> Between Server and User</w:t>
       </w:r>
+      <w:bookmarkEnd w:id="2"/>
     </w:p>
     <w:p>
       <w:r>
@@ -306,21 +1079,18 @@
       <w:pPr>
         <w:pStyle w:val="Heading1"/>
       </w:pPr>
+      <w:bookmarkStart w:id="3" w:name="_Toc218716586"/>
       <w:r>
         <w:t>Profile Status:</w:t>
       </w:r>
-    </w:p>
-    <w:p>
-      <w:proofErr w:type="spellStart"/>
+      <w:bookmarkEnd w:id="3"/>
+    </w:p>
+    <w:p>
       <w:r>
         <w:t>p</w:t>
       </w:r>
       <w:r>
-        <w:t>rofile_status</w:t>
-      </w:r>
-      <w:proofErr w:type="spellEnd"/>
-      <w:r>
-        <w:t xml:space="preserve"> = </w:t>
+        <w:t xml:space="preserve">rofile_status = </w:t>
       </w:r>
       <w:r>
         <w:t>[</w:t>
@@ -355,7 +1125,21 @@
         <w:rPr>
           <w:szCs w:val="24"/>
         </w:rPr>
-        <w:t>– the profile is created but not yet reviewed or approved.</w:t>
+        <w:t xml:space="preserve">– the profile </w:t>
+      </w:r>
+      <w:proofErr w:type="gramStart"/>
+      <w:r>
+        <w:rPr>
+          <w:szCs w:val="24"/>
+        </w:rPr>
+        <w:t>is created</w:t>
+      </w:r>
+      <w:proofErr w:type="gramEnd"/>
+      <w:r>
+        <w:rPr>
+          <w:szCs w:val="24"/>
+        </w:rPr>
+        <w:t xml:space="preserve"> but not yet reviewed or approved.</w:t>
       </w:r>
     </w:p>
     <w:p>
@@ -400,7 +1184,21 @@
         <w:rPr>
           <w:szCs w:val="24"/>
         </w:rPr>
-        <w:t>– the profile is verified and currently in use.</w:t>
+        <w:t xml:space="preserve">– the profile </w:t>
+      </w:r>
+      <w:proofErr w:type="gramStart"/>
+      <w:r>
+        <w:rPr>
+          <w:szCs w:val="24"/>
+        </w:rPr>
+        <w:t>is verified</w:t>
+      </w:r>
+      <w:proofErr w:type="gramEnd"/>
+      <w:r>
+        <w:rPr>
+          <w:szCs w:val="24"/>
+        </w:rPr>
+        <w:t xml:space="preserve"> and currently in use.</w:t>
       </w:r>
     </w:p>
     <w:p>
@@ -413,47 +1211,53 @@
           <w:szCs w:val="24"/>
         </w:rPr>
       </w:pPr>
+      <w:r>
+        <w:rPr>
+          <w:color w:val="00B050"/>
+          <w:szCs w:val="24"/>
+        </w:rPr>
+        <w:t>S</w:t>
+      </w:r>
+      <w:r>
+        <w:rPr>
+          <w:color w:val="00B050"/>
+          <w:szCs w:val="24"/>
+        </w:rPr>
+        <w:t>USPENDED</w:t>
+      </w:r>
+      <w:r>
+        <w:rPr>
+          <w:color w:val="00B050"/>
+          <w:szCs w:val="24"/>
+        </w:rPr>
+        <w:t xml:space="preserve"> </w:t>
+      </w:r>
+      <w:r>
+        <w:rPr>
+          <w:color w:val="00B050"/>
+          <w:szCs w:val="24"/>
+        </w:rPr>
+        <w:t xml:space="preserve"> </w:t>
+      </w:r>
+      <w:r>
+        <w:rPr>
+          <w:szCs w:val="24"/>
+        </w:rPr>
+        <w:t xml:space="preserve">– the profile </w:t>
+      </w:r>
       <w:proofErr w:type="gramStart"/>
       <w:r>
         <w:rPr>
-          <w:color w:val="00B050"/>
           <w:szCs w:val="24"/>
         </w:rPr>
-        <w:t>S</w:t>
-      </w:r>
-      <w:r>
-        <w:rPr>
-          <w:color w:val="00B050"/>
+        <w:t>is temporarily disabled</w:t>
+      </w:r>
+      <w:proofErr w:type="gramEnd"/>
+      <w:r>
+        <w:rPr>
           <w:szCs w:val="24"/>
         </w:rPr>
-        <w:t>USPENDED</w:t>
-      </w:r>
-      <w:r>
-        <w:rPr>
-          <w:color w:val="00B050"/>
-          <w:szCs w:val="24"/>
-        </w:rPr>
-        <w:t xml:space="preserve"> </w:t>
-      </w:r>
-      <w:r>
-        <w:rPr>
-          <w:color w:val="00B050"/>
-          <w:szCs w:val="24"/>
-        </w:rPr>
-        <w:t xml:space="preserve"> </w:t>
-      </w:r>
-      <w:r>
-        <w:rPr>
-          <w:szCs w:val="24"/>
-        </w:rPr>
-        <w:t>–</w:t>
-      </w:r>
-      <w:proofErr w:type="gramEnd"/>
-      <w:r>
-        <w:rPr>
-          <w:szCs w:val="24"/>
-        </w:rPr>
-        <w:t xml:space="preserve"> the profile is temporarily disabled due to issues or violations.</w:t>
+        <w:t xml:space="preserve"> due to issues or violations.</w:t>
       </w:r>
     </w:p>
     <w:p>
@@ -498,8 +1302,30 @@
         <w:rPr>
           <w:szCs w:val="24"/>
         </w:rPr>
-        <w:t>– the profile has been removed or deactivated permanently</w:t>
-      </w:r>
+        <w:t xml:space="preserve">– the profile has </w:t>
+      </w:r>
+      <w:proofErr w:type="gramStart"/>
+      <w:r>
+        <w:rPr>
+          <w:szCs w:val="24"/>
+        </w:rPr>
+        <w:t>been removed</w:t>
+      </w:r>
+      <w:proofErr w:type="gramEnd"/>
+      <w:r>
+        <w:rPr>
+          <w:szCs w:val="24"/>
+        </w:rPr>
+        <w:t xml:space="preserve"> or deactivated </w:t>
+      </w:r>
+      <w:proofErr w:type="gramStart"/>
+      <w:r>
+        <w:rPr>
+          <w:szCs w:val="24"/>
+        </w:rPr>
+        <w:t>permanently</w:t>
+      </w:r>
+      <w:proofErr w:type="gramEnd"/>
     </w:p>
     <w:p>
       <w:pPr>
@@ -535,10 +1361,12 @@
       <w:pPr>
         <w:pStyle w:val="Heading1"/>
       </w:pPr>
+      <w:bookmarkStart w:id="4" w:name="_Toc218716587"/>
       <w:r>
         <w:lastRenderedPageBreak/>
         <w:t>Possible Activity Types</w:t>
       </w:r>
+      <w:bookmarkEnd w:id="4"/>
     </w:p>
     <w:p>
       <w:r>
@@ -1091,10 +1919,12 @@
       <w:pPr>
         <w:pStyle w:val="Heading1"/>
       </w:pPr>
+      <w:bookmarkStart w:id="5" w:name="_Toc218716588"/>
       <w:r>
         <w:lastRenderedPageBreak/>
         <w:t>Important Point to Remember:</w:t>
       </w:r>
+      <w:bookmarkEnd w:id="5"/>
     </w:p>
     <w:p>
       <w:pPr>
@@ -1261,8 +2091,30 @@
         <w:rPr>
           <w:u w:val="none"/>
         </w:rPr>
-        <w:t>Error code, terms inside “…”, etc.</w:t>
-      </w:r>
+        <w:t>Error code, terms inside “…</w:t>
+      </w:r>
+      <w:proofErr w:type="gramStart"/>
+      <w:r>
+        <w:rPr>
+          <w:u w:val="none"/>
+        </w:rPr>
+        <w:t>”,</w:t>
+      </w:r>
+      <w:proofErr w:type="gramEnd"/>
+      <w:r>
+        <w:rPr>
+          <w:u w:val="none"/>
+        </w:rPr>
+        <w:t xml:space="preserve"> </w:t>
+      </w:r>
+      <w:proofErr w:type="gramStart"/>
+      <w:r>
+        <w:rPr>
+          <w:u w:val="none"/>
+        </w:rPr>
+        <w:t>etc.</w:t>
+      </w:r>
+      <w:proofErr w:type="gramEnd"/>
     </w:p>
     <w:p/>
     <w:p>
@@ -1335,7 +2187,15 @@
         <w:t xml:space="preserve">: </w:t>
       </w:r>
       <w:r>
-        <w:t>To separate all terms from others, they are written in</w:t>
+        <w:t xml:space="preserve">To separate all terms from others, they </w:t>
+      </w:r>
+      <w:proofErr w:type="gramStart"/>
+      <w:r>
+        <w:t>are written</w:t>
+      </w:r>
+      <w:proofErr w:type="gramEnd"/>
+      <w:r>
+        <w:t xml:space="preserve"> in</w:t>
       </w:r>
       <w:r>
         <w:rPr>
@@ -1347,13 +2207,8 @@
         <w:t>in this doc</w:t>
       </w:r>
       <w:r>
-        <w:t>. But “Green Letters” itself is not a term</w:t>
-      </w:r>
-      <w:proofErr w:type="gramStart"/>
-      <w:r>
-        <w:t>. ]</w:t>
-      </w:r>
-      <w:proofErr w:type="gramEnd"/>
+        <w:t>. But “Green Letters” itself is not a term. ]</w:t>
+      </w:r>
     </w:p>
     <w:p/>
     <w:p/>
@@ -1377,6 +2232,7 @@
       <w:pPr>
         <w:pStyle w:val="Heading1"/>
       </w:pPr>
+      <w:bookmarkStart w:id="6" w:name="_Toc218716589"/>
       <w:r>
         <w:lastRenderedPageBreak/>
         <w:t xml:space="preserve">Request </w:t>
@@ -1384,13 +2240,51 @@
       <w:r>
         <w:t>Handling:</w:t>
       </w:r>
+      <w:bookmarkEnd w:id="6"/>
     </w:p>
     <w:p>
       <w:pPr>
         <w:jc w:val="left"/>
       </w:pPr>
-      <w:r>
-        <w:t xml:space="preserve">Request are generally handled with these HTTP codes. We see some where during browsing 404 is not found like that. </w:t>
+      <w:proofErr w:type="gramStart"/>
+      <w:r>
+        <w:t>Request</w:t>
+      </w:r>
+      <w:proofErr w:type="gramEnd"/>
+      <w:r>
+        <w:t xml:space="preserve"> are generally </w:t>
+      </w:r>
+      <w:proofErr w:type="gramStart"/>
+      <w:r>
+        <w:t>handled</w:t>
+      </w:r>
+      <w:proofErr w:type="gramEnd"/>
+      <w:r>
+        <w:t xml:space="preserve"> with these HTTP codes. We see </w:t>
+      </w:r>
+      <w:proofErr w:type="gramStart"/>
+      <w:r>
+        <w:t>some</w:t>
+      </w:r>
+      <w:proofErr w:type="gramEnd"/>
+      <w:r>
+        <w:t xml:space="preserve"> where during browsing </w:t>
+      </w:r>
+      <w:proofErr w:type="gramStart"/>
+      <w:r>
+        <w:t>404</w:t>
+      </w:r>
+      <w:proofErr w:type="gramEnd"/>
+      <w:r>
+        <w:t xml:space="preserve"> </w:t>
+      </w:r>
+      <w:proofErr w:type="gramStart"/>
+      <w:r>
+        <w:t>is not found</w:t>
+      </w:r>
+      <w:proofErr w:type="gramEnd"/>
+      <w:r>
+        <w:t xml:space="preserve"> like that. </w:t>
       </w:r>
     </w:p>
     <w:p>
@@ -1407,14 +2301,30 @@
           <w:b/>
           <w:bCs/>
         </w:rPr>
-        <w:t>200 OK</w:t>
-      </w:r>
-      <w:r>
-        <w:t xml:space="preserve"> → success, existing resource returned.</w:t>
-      </w:r>
-      <w:r>
-        <w:t xml:space="preserve"> All good</w:t>
-      </w:r>
+        <w:t>100</w:t>
+      </w:r>
+      <w:r>
+        <w:rPr>
+          <w:b/>
+          <w:bCs/>
+        </w:rPr>
+        <w:t xml:space="preserve"> </w:t>
+      </w:r>
+      <w:r>
+        <w:rPr>
+          <w:b/>
+          <w:bCs/>
+        </w:rPr>
+        <w:t xml:space="preserve">Continue </w:t>
+      </w:r>
+      <w:r>
+        <w:t xml:space="preserve">→ invalid </w:t>
+      </w:r>
+      <w:proofErr w:type="gramStart"/>
+      <w:r>
+        <w:t>input</w:t>
+      </w:r>
+      <w:proofErr w:type="gramEnd"/>
     </w:p>
     <w:p>
       <w:pPr>
@@ -1430,13 +2340,13 @@
           <w:b/>
           <w:bCs/>
         </w:rPr>
-        <w:t>201 Created</w:t>
-      </w:r>
-      <w:r>
-        <w:t xml:space="preserve"> → success, new resource created</w:t>
-      </w:r>
-      <w:r>
-        <w:t xml:space="preserve"> like data saved.</w:t>
+        <w:t>200 OK</w:t>
+      </w:r>
+      <w:r>
+        <w:t xml:space="preserve"> → success, existing resource returned.</w:t>
+      </w:r>
+      <w:r>
+        <w:t xml:space="preserve"> All good</w:t>
       </w:r>
     </w:p>
     <w:p>
@@ -1453,10 +2363,13 @@
           <w:b/>
           <w:bCs/>
         </w:rPr>
-        <w:t>401 Unauthorized</w:t>
-      </w:r>
-      <w:r>
-        <w:t xml:space="preserve"> → token invalid/missing.</w:t>
+        <w:t>201 Created</w:t>
+      </w:r>
+      <w:r>
+        <w:t xml:space="preserve"> → success, new resource created</w:t>
+      </w:r>
+      <w:r>
+        <w:t xml:space="preserve"> like data saved.</w:t>
       </w:r>
     </w:p>
     <w:p>
@@ -1473,10 +2386,10 @@
           <w:b/>
           <w:bCs/>
         </w:rPr>
-        <w:t>403 Forbidden</w:t>
-      </w:r>
-      <w:r>
-        <w:t xml:space="preserve"> → authenticated but not allowed.</w:t>
+        <w:t>400 Bad Request</w:t>
+      </w:r>
+      <w:r>
+        <w:t xml:space="preserve"> → invalid input</w:t>
       </w:r>
     </w:p>
     <w:p>
@@ -1493,10 +2406,10 @@
           <w:b/>
           <w:bCs/>
         </w:rPr>
-        <w:t>400 Bad Request</w:t>
-      </w:r>
-      <w:r>
-        <w:t xml:space="preserve"> → invalid input.</w:t>
+        <w:t>401 Unauthorized</w:t>
+      </w:r>
+      <w:r>
+        <w:t xml:space="preserve"> → token invalid/missing.</w:t>
       </w:r>
     </w:p>
     <w:p>
@@ -1513,10 +2426,134 @@
           <w:b/>
           <w:bCs/>
         </w:rPr>
+        <w:t>403 Forbidden</w:t>
+      </w:r>
+      <w:r>
+        <w:t xml:space="preserve"> → authenticated but not allowed.</w:t>
+      </w:r>
+    </w:p>
+    <w:p>
+      <w:pPr>
+        <w:pStyle w:val="ListParagraph"/>
+        <w:numPr>
+          <w:ilvl w:val="0"/>
+          <w:numId w:val="10"/>
+        </w:numPr>
+        <w:jc w:val="left"/>
+      </w:pPr>
+      <w:r>
+        <w:rPr>
+          <w:b/>
+          <w:bCs/>
+        </w:rPr>
+        <w:t>40</w:t>
+      </w:r>
+      <w:r>
+        <w:rPr>
+          <w:b/>
+          <w:bCs/>
+        </w:rPr>
+        <w:t>4</w:t>
+      </w:r>
+      <w:r>
+        <w:rPr>
+          <w:b/>
+          <w:bCs/>
+        </w:rPr>
+        <w:t xml:space="preserve"> </w:t>
+      </w:r>
+      <w:r>
+        <w:rPr>
+          <w:b/>
+          <w:bCs/>
+        </w:rPr>
+        <w:t>User Not Found</w:t>
+      </w:r>
+      <w:r>
+        <w:t xml:space="preserve"> → invalid </w:t>
+      </w:r>
+      <w:proofErr w:type="gramStart"/>
+      <w:r>
+        <w:t>input</w:t>
+      </w:r>
+      <w:proofErr w:type="gramEnd"/>
+    </w:p>
+    <w:p>
+      <w:pPr>
+        <w:pStyle w:val="ListParagraph"/>
+        <w:numPr>
+          <w:ilvl w:val="0"/>
+          <w:numId w:val="10"/>
+        </w:numPr>
+        <w:jc w:val="left"/>
+      </w:pPr>
+      <w:r>
+        <w:rPr>
+          <w:b/>
+          <w:bCs/>
+        </w:rPr>
+        <w:t>40</w:t>
+      </w:r>
+      <w:r>
+        <w:rPr>
+          <w:b/>
+          <w:bCs/>
+        </w:rPr>
+        <w:t>6 Not Accepted</w:t>
+      </w:r>
+      <w:r>
+        <w:t xml:space="preserve"> → invalid </w:t>
+      </w:r>
+      <w:proofErr w:type="gramStart"/>
+      <w:r>
+        <w:t>input</w:t>
+      </w:r>
+      <w:proofErr w:type="gramEnd"/>
+    </w:p>
+    <w:p>
+      <w:pPr>
+        <w:pStyle w:val="ListParagraph"/>
+        <w:numPr>
+          <w:ilvl w:val="0"/>
+          <w:numId w:val="10"/>
+        </w:numPr>
+        <w:jc w:val="left"/>
+      </w:pPr>
+      <w:r>
+        <w:rPr>
+          <w:b/>
+          <w:bCs/>
+        </w:rPr>
         <w:t>500 Internal Server Error</w:t>
       </w:r>
       <w:r>
         <w:t xml:space="preserve"> → backend failure.</w:t>
+      </w:r>
+    </w:p>
+    <w:p>
+      <w:pPr>
+        <w:pStyle w:val="ListParagraph"/>
+        <w:numPr>
+          <w:ilvl w:val="0"/>
+          <w:numId w:val="10"/>
+        </w:numPr>
+        <w:jc w:val="left"/>
+      </w:pPr>
+      <w:proofErr w:type="gramStart"/>
+      <w:r>
+        <w:rPr>
+          <w:b/>
+          <w:bCs/>
+        </w:rPr>
+        <w:t>And so on</w:t>
+      </w:r>
+      <w:proofErr w:type="gramEnd"/>
+      <w:r>
+        <w:rPr>
+          <w:b/>
+          <w:bCs/>
+        </w:rPr>
+        <w:t xml:space="preserve">. </w:t>
       </w:r>
     </w:p>
     <w:p>
@@ -1656,6 +2693,7 @@
         <w:t xml:space="preserve">Import </w:t>
       </w:r>
       <w:proofErr w:type="spellStart"/>
+      <w:proofErr w:type="gramStart"/>
       <w:r>
         <w:rPr>
           <w:i/>
@@ -1673,6 +2711,7 @@
         </w:rPr>
         <w:t>;</w:t>
       </w:r>
+      <w:proofErr w:type="gramEnd"/>
     </w:p>
     <w:p>
       <w:pPr>
@@ -1691,7 +2730,6 @@
         <w:t xml:space="preserve">ER = </w:t>
       </w:r>
       <w:proofErr w:type="spellStart"/>
-      <w:proofErr w:type="gramStart"/>
       <w:r>
         <w:rPr>
           <w:i/>
@@ -1707,356 +2745,302 @@
           <w:iCs/>
           <w:color w:val="000000" w:themeColor="text1"/>
         </w:rPr>
+        <w:t>();</w:t>
+      </w:r>
+      <w:r>
+        <w:rPr>
+          <w:i/>
+          <w:iCs/>
+          <w:color w:val="833C0B" w:themeColor="accent2" w:themeShade="80"/>
+        </w:rPr>
+        <w:t xml:space="preserve"> // creating object</w:t>
+      </w:r>
+    </w:p>
+    <w:p>
+      <w:pPr>
+        <w:pStyle w:val="NoSpacing"/>
+        <w:rPr>
+          <w:iCs/>
+        </w:rPr>
+      </w:pPr>
+      <w:r>
+        <w:rPr>
+          <w:iCs/>
+          <w:color w:val="4472C4" w:themeColor="accent1"/>
+        </w:rPr>
+        <w:t xml:space="preserve">function </w:t>
+      </w:r>
+      <w:proofErr w:type="spellStart"/>
+      <w:r>
+        <w:rPr>
+          <w:iCs/>
+          <w:color w:val="4472C4" w:themeColor="accent1"/>
+        </w:rPr>
+        <w:t>requestToServer</w:t>
+      </w:r>
+      <w:proofErr w:type="spellEnd"/>
+      <w:r>
+        <w:rPr>
+          <w:iCs/>
+        </w:rPr>
         <w:t>(</w:t>
       </w:r>
-      <w:proofErr w:type="gramEnd"/>
-      <w:r>
-        <w:rPr>
-          <w:i/>
-          <w:iCs/>
-          <w:color w:val="000000" w:themeColor="text1"/>
-        </w:rPr>
-        <w:t>);</w:t>
-      </w:r>
-      <w:r>
-        <w:rPr>
-          <w:i/>
-          <w:iCs/>
+      <w:proofErr w:type="spellStart"/>
+      <w:r>
+        <w:rPr>
+          <w:iCs/>
+        </w:rPr>
+        <w:t>url</w:t>
+      </w:r>
+      <w:proofErr w:type="spellEnd"/>
+      <w:r>
+        <w:rPr>
+          <w:iCs/>
+        </w:rPr>
+        <w:t>, method, data, token):</w:t>
+      </w:r>
+    </w:p>
+    <w:p>
+      <w:pPr>
+        <w:pStyle w:val="NoSpacing"/>
+        <w:rPr>
+          <w:iCs/>
+        </w:rPr>
+      </w:pPr>
+      <w:r>
+        <w:rPr>
+          <w:iCs/>
+        </w:rPr>
+        <w:t xml:space="preserve">    </w:t>
+      </w:r>
+      <w:r>
+        <w:rPr>
+          <w:iCs/>
+          <w:color w:val="4472C4" w:themeColor="accent1"/>
+        </w:rPr>
+        <w:t xml:space="preserve">response </w:t>
+      </w:r>
+      <w:r>
+        <w:rPr>
+          <w:iCs/>
+        </w:rPr>
+        <w:t xml:space="preserve">= </w:t>
+      </w:r>
+      <w:proofErr w:type="spellStart"/>
+      <w:r>
+        <w:rPr>
+          <w:iCs/>
+        </w:rPr>
+        <w:t>sendRequest</w:t>
+      </w:r>
+      <w:proofErr w:type="spellEnd"/>
+      <w:r>
+        <w:rPr>
+          <w:iCs/>
+        </w:rPr>
+        <w:t>(</w:t>
+      </w:r>
+      <w:proofErr w:type="spellStart"/>
+      <w:r>
+        <w:rPr>
+          <w:iCs/>
+        </w:rPr>
+        <w:t>url</w:t>
+      </w:r>
+      <w:proofErr w:type="spellEnd"/>
+      <w:r>
+        <w:rPr>
+          <w:iCs/>
+        </w:rPr>
+        <w:t>, method, data, token)</w:t>
+      </w:r>
+    </w:p>
+    <w:p>
+      <w:pPr>
+        <w:pStyle w:val="NoSpacing"/>
+        <w:rPr>
+          <w:iCs/>
+        </w:rPr>
+      </w:pPr>
+    </w:p>
+    <w:p>
+      <w:pPr>
+        <w:pStyle w:val="NoSpacing"/>
+        <w:rPr>
+          <w:iCs/>
+        </w:rPr>
+      </w:pPr>
+      <w:r>
+        <w:rPr>
+          <w:iCs/>
+        </w:rPr>
+        <w:t xml:space="preserve">    if response.code == </w:t>
+      </w:r>
+      <w:r>
+        <w:rPr>
+          <w:iCs/>
+          <w:color w:val="C00000"/>
+        </w:rPr>
+        <w:t xml:space="preserve">200 </w:t>
+      </w:r>
+      <w:r>
+        <w:rPr>
+          <w:iCs/>
+        </w:rPr>
+        <w:t xml:space="preserve">or response.code == </w:t>
+      </w:r>
+      <w:r>
+        <w:rPr>
+          <w:iCs/>
+          <w:color w:val="C00000"/>
+        </w:rPr>
+        <w:t>201</w:t>
+      </w:r>
+      <w:r>
+        <w:rPr>
+          <w:iCs/>
+        </w:rPr>
+        <w:t>:</w:t>
+      </w:r>
+    </w:p>
+    <w:p>
+      <w:pPr>
+        <w:pStyle w:val="NoSpacing"/>
+      </w:pPr>
+      <w:r>
+        <w:t xml:space="preserve">        // </w:t>
+      </w:r>
+      <w:r>
+        <w:rPr>
+          <w:rFonts w:ascii="Segoe UI Emoji" w:hAnsi="Segoe UI Emoji" w:cs="Segoe UI Emoji"/>
+        </w:rPr>
+        <w:t>✅</w:t>
+      </w:r>
+      <w:r>
+        <w:t xml:space="preserve"> Success</w:t>
+      </w:r>
+    </w:p>
+    <w:p>
+      <w:pPr>
+        <w:pStyle w:val="NoSpacing"/>
+        <w:rPr>
+          <w:iCs/>
+        </w:rPr>
+      </w:pPr>
+      <w:r>
+        <w:rPr>
+          <w:iCs/>
+        </w:rPr>
+        <w:t xml:space="preserve">       </w:t>
+      </w:r>
+      <w:r>
+        <w:rPr>
+          <w:iCs/>
+        </w:rPr>
+        <w:t>//</w:t>
+      </w:r>
+      <w:r>
+        <w:rPr>
+          <w:iCs/>
+        </w:rPr>
+        <w:t xml:space="preserve"> </w:t>
+      </w:r>
+      <w:proofErr w:type="spellStart"/>
+      <w:r>
+        <w:rPr>
+          <w:iCs/>
+          <w:color w:val="4472C4" w:themeColor="accent1"/>
+        </w:rPr>
+        <w:t>handleSuccess</w:t>
+      </w:r>
+      <w:r>
+        <w:rPr>
+          <w:iCs/>
+        </w:rPr>
+        <w:t>ful</w:t>
+      </w:r>
+      <w:proofErr w:type="spellEnd"/>
+      <w:r>
+        <w:rPr>
+          <w:iCs/>
+        </w:rPr>
+        <w:t xml:space="preserve"> request according to request type</w:t>
+      </w:r>
+    </w:p>
+    <w:p>
+      <w:pPr>
+        <w:pStyle w:val="NoSpacing"/>
+        <w:rPr>
+          <w:iCs/>
+        </w:rPr>
+      </w:pPr>
+      <w:r>
+        <w:rPr>
+          <w:iCs/>
+        </w:rPr>
+        <w:t xml:space="preserve">    else:</w:t>
+      </w:r>
+    </w:p>
+    <w:p>
+      <w:pPr>
+        <w:pStyle w:val="NoSpacing"/>
+        <w:rPr>
+          <w:iCs/>
+        </w:rPr>
+      </w:pPr>
+      <w:r>
+        <w:rPr>
+          <w:iCs/>
+        </w:rPr>
+        <w:t xml:space="preserve">        // </w:t>
+      </w:r>
+      <w:r>
+        <w:rPr>
+          <w:rFonts w:ascii="Segoe UI Emoji" w:hAnsi="Segoe UI Emoji" w:cs="Segoe UI Emoji"/>
+          <w:iCs/>
+        </w:rPr>
+        <w:t>❌</w:t>
+      </w:r>
+      <w:r>
+        <w:rPr>
+          <w:iCs/>
+        </w:rPr>
+        <w:t xml:space="preserve"> Error</w:t>
+      </w:r>
+    </w:p>
+    <w:p>
+      <w:pPr>
+        <w:pStyle w:val="NoSpacing"/>
+        <w:rPr>
+          <w:iCs/>
+        </w:rPr>
+      </w:pPr>
+      <w:r>
+        <w:rPr>
+          <w:iCs/>
+        </w:rPr>
+        <w:t xml:space="preserve">        </w:t>
+      </w:r>
+      <w:proofErr w:type="spellStart"/>
+      <w:r>
+        <w:rPr>
           <w:color w:val="833C0B" w:themeColor="accent2" w:themeShade="80"/>
         </w:rPr>
-        <w:t xml:space="preserve"> // creating object</w:t>
-      </w:r>
-    </w:p>
-    <w:p>
-      <w:pPr>
-        <w:pStyle w:val="NoSpacing"/>
-        <w:rPr>
-          <w:iCs/>
-        </w:rPr>
-      </w:pPr>
+        <w:t>ER</w:t>
+      </w:r>
       <w:r>
         <w:rPr>
           <w:iCs/>
           <w:color w:val="4472C4" w:themeColor="accent1"/>
         </w:rPr>
-        <w:t xml:space="preserve">function </w:t>
-      </w:r>
-      <w:proofErr w:type="spellStart"/>
-      <w:proofErr w:type="gramStart"/>
+        <w:t>.</w:t>
+      </w:r>
       <w:r>
         <w:rPr>
           <w:iCs/>
           <w:color w:val="4472C4" w:themeColor="accent1"/>
         </w:rPr>
-        <w:t>requestToServer</w:t>
-      </w:r>
-      <w:proofErr w:type="spellEnd"/>
-      <w:r>
-        <w:rPr>
-          <w:iCs/>
-        </w:rPr>
-        <w:t>(</w:t>
-      </w:r>
-      <w:proofErr w:type="spellStart"/>
-      <w:proofErr w:type="gramEnd"/>
-      <w:r>
-        <w:rPr>
-          <w:iCs/>
-        </w:rPr>
-        <w:t>url</w:t>
-      </w:r>
-      <w:proofErr w:type="spellEnd"/>
-      <w:r>
-        <w:rPr>
-          <w:iCs/>
-        </w:rPr>
-        <w:t>, method, data, token):</w:t>
-      </w:r>
-    </w:p>
-    <w:p>
-      <w:pPr>
-        <w:pStyle w:val="NoSpacing"/>
-        <w:rPr>
-          <w:iCs/>
-        </w:rPr>
-      </w:pPr>
-      <w:r>
-        <w:rPr>
-          <w:iCs/>
-        </w:rPr>
-        <w:t xml:space="preserve">    </w:t>
-      </w:r>
-      <w:r>
-        <w:rPr>
-          <w:iCs/>
-          <w:color w:val="4472C4" w:themeColor="accent1"/>
-        </w:rPr>
-        <w:t xml:space="preserve">response </w:t>
-      </w:r>
-      <w:r>
-        <w:rPr>
-          <w:iCs/>
-        </w:rPr>
-        <w:t xml:space="preserve">= </w:t>
-      </w:r>
-      <w:proofErr w:type="spellStart"/>
-      <w:proofErr w:type="gramStart"/>
-      <w:r>
-        <w:rPr>
-          <w:iCs/>
-        </w:rPr>
-        <w:t>sendRequest</w:t>
-      </w:r>
-      <w:proofErr w:type="spellEnd"/>
-      <w:r>
-        <w:rPr>
-          <w:iCs/>
-        </w:rPr>
-        <w:t>(</w:t>
-      </w:r>
-      <w:proofErr w:type="spellStart"/>
-      <w:proofErr w:type="gramEnd"/>
-      <w:r>
-        <w:rPr>
-          <w:iCs/>
-        </w:rPr>
-        <w:t>url</w:t>
-      </w:r>
-      <w:proofErr w:type="spellEnd"/>
-      <w:r>
-        <w:rPr>
-          <w:iCs/>
-        </w:rPr>
-        <w:t>, method, data, token)</w:t>
-      </w:r>
-    </w:p>
-    <w:p>
-      <w:pPr>
-        <w:pStyle w:val="NoSpacing"/>
-        <w:rPr>
-          <w:iCs/>
-        </w:rPr>
-      </w:pPr>
-    </w:p>
-    <w:p>
-      <w:pPr>
-        <w:pStyle w:val="NoSpacing"/>
-        <w:rPr>
-          <w:iCs/>
-        </w:rPr>
-      </w:pPr>
-      <w:r>
-        <w:rPr>
-          <w:iCs/>
-        </w:rPr>
-        <w:t xml:space="preserve">    if </w:t>
-      </w:r>
-      <w:proofErr w:type="spellStart"/>
-      <w:proofErr w:type="gramStart"/>
-      <w:r>
-        <w:rPr>
-          <w:iCs/>
-        </w:rPr>
-        <w:t>response.code</w:t>
-      </w:r>
-      <w:proofErr w:type="spellEnd"/>
-      <w:proofErr w:type="gramEnd"/>
-      <w:r>
-        <w:rPr>
-          <w:iCs/>
-        </w:rPr>
-        <w:t xml:space="preserve"> == </w:t>
-      </w:r>
-      <w:r>
-        <w:rPr>
-          <w:iCs/>
-          <w:color w:val="C00000"/>
-        </w:rPr>
-        <w:t xml:space="preserve">200 </w:t>
-      </w:r>
-      <w:r>
-        <w:rPr>
-          <w:iCs/>
-        </w:rPr>
-        <w:t xml:space="preserve">or </w:t>
-      </w:r>
-      <w:proofErr w:type="spellStart"/>
-      <w:proofErr w:type="gramStart"/>
-      <w:r>
-        <w:rPr>
-          <w:iCs/>
-        </w:rPr>
-        <w:t>response.code</w:t>
-      </w:r>
-      <w:proofErr w:type="spellEnd"/>
-      <w:proofErr w:type="gramEnd"/>
-      <w:r>
-        <w:rPr>
-          <w:iCs/>
-        </w:rPr>
-        <w:t xml:space="preserve"> == </w:t>
-      </w:r>
-      <w:r>
-        <w:rPr>
-          <w:iCs/>
-          <w:color w:val="C00000"/>
-        </w:rPr>
-        <w:t>201</w:t>
-      </w:r>
-      <w:r>
-        <w:rPr>
-          <w:iCs/>
-        </w:rPr>
-        <w:t>:</w:t>
-      </w:r>
-    </w:p>
-    <w:p>
-      <w:pPr>
-        <w:pStyle w:val="NoSpacing"/>
-      </w:pPr>
-      <w:r>
-        <w:t xml:space="preserve">        // </w:t>
-      </w:r>
-      <w:r>
-        <w:rPr>
-          <w:rFonts w:ascii="Segoe UI Emoji" w:hAnsi="Segoe UI Emoji" w:cs="Segoe UI Emoji"/>
-        </w:rPr>
-        <w:t>✅</w:t>
-      </w:r>
-      <w:r>
-        <w:t xml:space="preserve"> Success</w:t>
-      </w:r>
-    </w:p>
-    <w:p>
-      <w:pPr>
-        <w:pStyle w:val="NoSpacing"/>
-        <w:rPr>
-          <w:iCs/>
-        </w:rPr>
-      </w:pPr>
-      <w:r>
-        <w:rPr>
-          <w:iCs/>
-        </w:rPr>
-        <w:t xml:space="preserve">       </w:t>
-      </w:r>
-      <w:r>
-        <w:rPr>
-          <w:iCs/>
-        </w:rPr>
-        <w:t>//</w:t>
-      </w:r>
-      <w:r>
-        <w:rPr>
-          <w:iCs/>
-        </w:rPr>
-        <w:t xml:space="preserve"> </w:t>
-      </w:r>
-      <w:proofErr w:type="spellStart"/>
-      <w:r>
-        <w:rPr>
-          <w:iCs/>
-          <w:color w:val="4472C4" w:themeColor="accent1"/>
-        </w:rPr>
-        <w:t>handleSuccess</w:t>
-      </w:r>
-      <w:r>
-        <w:rPr>
-          <w:iCs/>
-        </w:rPr>
-        <w:t>ful</w:t>
-      </w:r>
-      <w:proofErr w:type="spellEnd"/>
-      <w:r>
-        <w:rPr>
-          <w:iCs/>
-        </w:rPr>
-        <w:t xml:space="preserve"> request according to request type</w:t>
-      </w:r>
-    </w:p>
-    <w:p>
-      <w:pPr>
-        <w:pStyle w:val="NoSpacing"/>
-        <w:rPr>
-          <w:iCs/>
-        </w:rPr>
-      </w:pPr>
-      <w:r>
-        <w:rPr>
-          <w:iCs/>
-        </w:rPr>
-        <w:t xml:space="preserve">    else:</w:t>
-      </w:r>
-    </w:p>
-    <w:p>
-      <w:pPr>
-        <w:pStyle w:val="NoSpacing"/>
-        <w:rPr>
-          <w:iCs/>
-        </w:rPr>
-      </w:pPr>
-      <w:r>
-        <w:rPr>
-          <w:iCs/>
-        </w:rPr>
-        <w:t xml:space="preserve">        // </w:t>
-      </w:r>
-      <w:r>
-        <w:rPr>
-          <w:rFonts w:ascii="Segoe UI Emoji" w:hAnsi="Segoe UI Emoji" w:cs="Segoe UI Emoji"/>
-          <w:iCs/>
-        </w:rPr>
-        <w:t>❌</w:t>
-      </w:r>
-      <w:r>
-        <w:rPr>
-          <w:iCs/>
-        </w:rPr>
-        <w:t xml:space="preserve"> Error</w:t>
-      </w:r>
-    </w:p>
-    <w:p>
-      <w:pPr>
-        <w:pStyle w:val="NoSpacing"/>
-        <w:rPr>
-          <w:iCs/>
-        </w:rPr>
-      </w:pPr>
-      <w:r>
-        <w:rPr>
-          <w:iCs/>
-        </w:rPr>
-        <w:t xml:space="preserve">        </w:t>
-      </w:r>
-      <w:proofErr w:type="spellStart"/>
-      <w:proofErr w:type="gramStart"/>
-      <w:r>
-        <w:rPr>
-          <w:color w:val="833C0B" w:themeColor="accent2" w:themeShade="80"/>
-        </w:rPr>
-        <w:t>ER</w:t>
-      </w:r>
-      <w:r>
-        <w:rPr>
-          <w:iCs/>
-          <w:color w:val="4472C4" w:themeColor="accent1"/>
-        </w:rPr>
-        <w:t>.</w:t>
-      </w:r>
-      <w:r>
-        <w:rPr>
-          <w:iCs/>
-          <w:color w:val="4472C4" w:themeColor="accent1"/>
-        </w:rPr>
-        <w:t>error</w:t>
-      </w:r>
-      <w:proofErr w:type="gramEnd"/>
-      <w:r>
-        <w:rPr>
-          <w:iCs/>
-          <w:color w:val="4472C4" w:themeColor="accent1"/>
-        </w:rPr>
-        <w:t>_handler</w:t>
+        <w:t>error_handler</w:t>
       </w:r>
       <w:proofErr w:type="spellEnd"/>
       <w:r>
@@ -2133,7 +3117,6 @@
         <w:t xml:space="preserve"> </w:t>
       </w:r>
       <w:proofErr w:type="spellStart"/>
-      <w:proofErr w:type="gramStart"/>
       <w:r>
         <w:rPr>
           <w:iCs/>
@@ -2149,7 +3132,6 @@
         </w:rPr>
         <w:t>{</w:t>
       </w:r>
-      <w:proofErr w:type="gramEnd"/>
     </w:p>
     <w:p>
       <w:pPr>
@@ -2207,23 +3189,7 @@
         <w:rPr>
           <w:iCs/>
         </w:rPr>
-        <w:t>(</w:t>
-      </w:r>
-      <w:proofErr w:type="spellStart"/>
-      <w:proofErr w:type="gramStart"/>
-      <w:r>
-        <w:rPr>
-          <w:iCs/>
-        </w:rPr>
-        <w:t>response.code</w:t>
-      </w:r>
-      <w:proofErr w:type="spellEnd"/>
-      <w:proofErr w:type="gramEnd"/>
-      <w:r>
-        <w:rPr>
-          <w:iCs/>
-        </w:rPr>
-        <w:t>):</w:t>
+        <w:t>(response.code):</w:t>
       </w:r>
     </w:p>
     <w:p>
@@ -2311,17 +3277,8 @@
           <w:iCs/>
           <w:color w:val="385623" w:themeColor="accent6" w:themeShade="80"/>
         </w:rPr>
-        <w:t xml:space="preserve"> </w:t>
-      </w:r>
-      <w:proofErr w:type="spellStart"/>
-      <w:r>
-        <w:rPr>
-          <w:iCs/>
-          <w:color w:val="385623" w:themeColor="accent6" w:themeShade="80"/>
-        </w:rPr>
-        <w:t>dinu</w:t>
-      </w:r>
-      <w:proofErr w:type="spellEnd"/>
+        <w:t xml:space="preserve"> dinu</w:t>
+      </w:r>
     </w:p>
     <w:p>
       <w:pPr>
@@ -2335,9 +3292,9 @@
         <w:rPr>
           <w:iCs/>
         </w:rPr>
+        <w:lastRenderedPageBreak/>
         <w:t xml:space="preserve">            </w:t>
       </w:r>
-      <w:proofErr w:type="gramStart"/>
       <w:r>
         <w:rPr>
           <w:iCs/>
@@ -2349,14 +3306,7 @@
         <w:rPr>
           <w:iCs/>
         </w:rPr>
-        <w:t>(</w:t>
-      </w:r>
-      <w:proofErr w:type="gramEnd"/>
-      <w:r>
-        <w:rPr>
-          <w:iCs/>
-        </w:rPr>
-        <w:t>"</w:t>
+        <w:t>("</w:t>
       </w:r>
       <w:r>
         <w:rPr>
@@ -2369,14 +3319,7 @@
         <w:rPr>
           <w:iCs/>
         </w:rPr>
-        <w:t xml:space="preserve"> " + </w:t>
-      </w:r>
-      <w:proofErr w:type="gramStart"/>
-      <w:r>
-        <w:rPr>
-          <w:iCs/>
-        </w:rPr>
-        <w:t>response.</w:t>
+        <w:t xml:space="preserve"> " + response.</w:t>
       </w:r>
       <w:r>
         <w:rPr>
@@ -2384,7 +3327,6 @@
         </w:rPr>
         <w:t>error</w:t>
       </w:r>
-      <w:proofErr w:type="gramEnd"/>
       <w:r>
         <w:rPr>
           <w:iCs/>
@@ -2439,21 +3381,7 @@
         <w:rPr>
           <w:iCs/>
         </w:rPr>
-        <w:t xml:space="preserve">            </w:t>
-      </w:r>
-      <w:proofErr w:type="gramStart"/>
-      <w:r>
-        <w:rPr>
-          <w:iCs/>
-        </w:rPr>
-        <w:t>print(</w:t>
-      </w:r>
-      <w:proofErr w:type="gramEnd"/>
-      <w:r>
-        <w:rPr>
-          <w:iCs/>
-        </w:rPr>
-        <w:t>"</w:t>
+        <w:t xml:space="preserve">            print("</w:t>
       </w:r>
       <w:r>
         <w:rPr>
@@ -2466,14 +3394,7 @@
         <w:rPr>
           <w:iCs/>
         </w:rPr>
-        <w:t xml:space="preserve"> " + </w:t>
-      </w:r>
-      <w:proofErr w:type="gramStart"/>
-      <w:r>
-        <w:rPr>
-          <w:iCs/>
-        </w:rPr>
-        <w:t>response.</w:t>
+        <w:t xml:space="preserve"> " + response.</w:t>
       </w:r>
       <w:r>
         <w:rPr>
@@ -2481,7 +3402,6 @@
         </w:rPr>
         <w:t>error</w:t>
       </w:r>
-      <w:proofErr w:type="gramEnd"/>
       <w:r>
         <w:rPr>
           <w:iCs/>
@@ -2536,21 +3456,7 @@
         <w:rPr>
           <w:iCs/>
         </w:rPr>
-        <w:t xml:space="preserve">            </w:t>
-      </w:r>
-      <w:proofErr w:type="gramStart"/>
-      <w:r>
-        <w:rPr>
-          <w:iCs/>
-        </w:rPr>
-        <w:t>print(</w:t>
-      </w:r>
-      <w:proofErr w:type="gramEnd"/>
-      <w:r>
-        <w:rPr>
-          <w:iCs/>
-        </w:rPr>
-        <w:t>"</w:t>
+        <w:t xml:space="preserve">            print("</w:t>
       </w:r>
       <w:r>
         <w:rPr>
@@ -2563,14 +3469,7 @@
         <w:rPr>
           <w:iCs/>
         </w:rPr>
-        <w:t xml:space="preserve"> " + </w:t>
-      </w:r>
-      <w:proofErr w:type="gramStart"/>
-      <w:r>
-        <w:rPr>
-          <w:iCs/>
-        </w:rPr>
-        <w:t>response.</w:t>
+        <w:t xml:space="preserve"> " + response.</w:t>
       </w:r>
       <w:r>
         <w:rPr>
@@ -2578,7 +3477,6 @@
         </w:rPr>
         <w:t>error</w:t>
       </w:r>
-      <w:proofErr w:type="gramEnd"/>
       <w:r>
         <w:rPr>
           <w:iCs/>
@@ -2598,7 +3496,6 @@
         <w:rPr>
           <w:iCs/>
         </w:rPr>
-        <w:lastRenderedPageBreak/>
         <w:t xml:space="preserve">        </w:t>
       </w:r>
       <w:r>
@@ -2634,21 +3531,7 @@
         <w:rPr>
           <w:iCs/>
         </w:rPr>
-        <w:t xml:space="preserve">            </w:t>
-      </w:r>
-      <w:proofErr w:type="gramStart"/>
-      <w:r>
-        <w:rPr>
-          <w:iCs/>
-        </w:rPr>
-        <w:t>print(</w:t>
-      </w:r>
-      <w:proofErr w:type="gramEnd"/>
-      <w:r>
-        <w:rPr>
-          <w:iCs/>
-        </w:rPr>
-        <w:t>"</w:t>
+        <w:t xml:space="preserve">            print("</w:t>
       </w:r>
       <w:r>
         <w:rPr>
@@ -2661,14 +3544,7 @@
         <w:rPr>
           <w:iCs/>
         </w:rPr>
-        <w:t xml:space="preserve">" + </w:t>
-      </w:r>
-      <w:proofErr w:type="gramStart"/>
-      <w:r>
-        <w:rPr>
-          <w:iCs/>
-        </w:rPr>
-        <w:t>response.</w:t>
+        <w:t>" + response.</w:t>
       </w:r>
       <w:r>
         <w:rPr>
@@ -2676,7 +3552,6 @@
         </w:rPr>
         <w:t>error</w:t>
       </w:r>
-      <w:proofErr w:type="gramEnd"/>
       <w:r>
         <w:rPr>
           <w:iCs/>
@@ -2731,21 +3606,7 @@
         <w:rPr>
           <w:iCs/>
         </w:rPr>
-        <w:t xml:space="preserve">            </w:t>
-      </w:r>
-      <w:proofErr w:type="gramStart"/>
-      <w:r>
-        <w:rPr>
-          <w:iCs/>
-        </w:rPr>
-        <w:t>print(</w:t>
-      </w:r>
-      <w:proofErr w:type="gramEnd"/>
-      <w:r>
-        <w:rPr>
-          <w:iCs/>
-        </w:rPr>
-        <w:t>"</w:t>
+        <w:t xml:space="preserve">            print("</w:t>
       </w:r>
       <w:r>
         <w:rPr>
@@ -2758,14 +3619,7 @@
         <w:rPr>
           <w:iCs/>
         </w:rPr>
-        <w:t xml:space="preserve">" + </w:t>
-      </w:r>
-      <w:proofErr w:type="gramStart"/>
-      <w:r>
-        <w:rPr>
-          <w:iCs/>
-        </w:rPr>
-        <w:t>response.</w:t>
+        <w:t>" + response.</w:t>
       </w:r>
       <w:r>
         <w:rPr>
@@ -2773,7 +3627,6 @@
         </w:rPr>
         <w:t>error</w:t>
       </w:r>
-      <w:proofErr w:type="gramEnd"/>
       <w:r>
         <w:rPr>
           <w:iCs/>
@@ -2821,21 +3674,7 @@
         <w:rPr>
           <w:iCs/>
         </w:rPr>
-        <w:t xml:space="preserve">            </w:t>
-      </w:r>
-      <w:proofErr w:type="gramStart"/>
-      <w:r>
-        <w:rPr>
-          <w:iCs/>
-        </w:rPr>
-        <w:t>print(</w:t>
-      </w:r>
-      <w:proofErr w:type="gramEnd"/>
-      <w:r>
-        <w:rPr>
-          <w:iCs/>
-        </w:rPr>
-        <w:t>"</w:t>
+        <w:t xml:space="preserve">            print("</w:t>
       </w:r>
       <w:r>
         <w:rPr>
@@ -2848,30 +3687,7 @@
         <w:rPr>
           <w:iCs/>
         </w:rPr>
-        <w:t xml:space="preserve">" + </w:t>
-      </w:r>
-      <w:proofErr w:type="spellStart"/>
-      <w:proofErr w:type="gramStart"/>
-      <w:r>
-        <w:rPr>
-          <w:iCs/>
-        </w:rPr>
-        <w:t>response.code</w:t>
-      </w:r>
-      <w:proofErr w:type="spellEnd"/>
-      <w:proofErr w:type="gramEnd"/>
-      <w:r>
-        <w:rPr>
-          <w:iCs/>
-        </w:rPr>
-        <w:t xml:space="preserve"> + " " + </w:t>
-      </w:r>
-      <w:proofErr w:type="gramStart"/>
-      <w:r>
-        <w:rPr>
-          <w:iCs/>
-        </w:rPr>
-        <w:t>response.</w:t>
+        <w:t>" + response.code + " " + response.</w:t>
       </w:r>
       <w:r>
         <w:rPr>
@@ -2879,7 +3695,6 @@
         </w:rPr>
         <w:t>error</w:t>
       </w:r>
-      <w:proofErr w:type="gramEnd"/>
       <w:r>
         <w:rPr>
           <w:iCs/>
@@ -2913,6 +3728,7 @@
           <w:u w:val="none"/>
         </w:rPr>
       </w:pPr>
+      <w:bookmarkStart w:id="7" w:name="_Toc218716590"/>
       <w:r>
         <w:lastRenderedPageBreak/>
         <w:t>Login Mechanism</w:t>
@@ -2947,6 +3763,7 @@
         </w:rPr>
         <w:t xml:space="preserve"> Method</w:t>
       </w:r>
+      <w:bookmarkEnd w:id="7"/>
     </w:p>
     <w:p>
       <w:r>
@@ -2963,68 +3780,73 @@
         <w:t>login_with_token</w:t>
       </w:r>
       <w:proofErr w:type="spellEnd"/>
-      <w:proofErr w:type="gramStart"/>
       <w:r>
         <w:t xml:space="preserve">” </w:t>
       </w:r>
       <w:r>
-        <w:t>:</w:t>
-      </w:r>
-      <w:proofErr w:type="gramEnd"/>
-      <w:r>
-        <w:t xml:space="preserve"> </w:t>
+        <w:t xml:space="preserve">: </w:t>
+      </w:r>
+      <w:r>
+        <w:rPr>
+          <w:highlight w:val="yellow"/>
+        </w:rPr>
+        <w:t>'https://………/</w:t>
+      </w:r>
+      <w:proofErr w:type="spellStart"/>
+      <w:r>
+        <w:rPr>
+          <w:highlight w:val="yellow"/>
+        </w:rPr>
+        <w:t>api</w:t>
+      </w:r>
+      <w:proofErr w:type="spellEnd"/>
+      <w:r>
+        <w:rPr>
+          <w:highlight w:val="yellow"/>
+        </w:rPr>
+        <w:t>/auth/login-with-token/</w:t>
       </w:r>
       <w:r>
         <w:t>'</w:t>
       </w:r>
-      <w:r>
-        <w:t>https://………/</w:t>
+    </w:p>
+    <w:p>
+      <w:r>
+        <w:t xml:space="preserve">Path for </w:t>
+      </w:r>
+      <w:r>
+        <w:t>“</w:t>
+      </w:r>
+      <w:r>
+        <w:rPr>
+          <w:color w:val="00B050"/>
+        </w:rPr>
+        <w:t>login</w:t>
+      </w:r>
+      <w:r>
+        <w:t xml:space="preserve">” </w:t>
+      </w:r>
+      <w:r>
+        <w:t xml:space="preserve">: </w:t>
+      </w:r>
+      <w:r>
+        <w:rPr>
+          <w:highlight w:val="yellow"/>
+        </w:rPr>
+        <w:t>'https://………/</w:t>
       </w:r>
       <w:proofErr w:type="spellStart"/>
       <w:r>
+        <w:rPr>
+          <w:highlight w:val="yellow"/>
+        </w:rPr>
         <w:t>api</w:t>
       </w:r>
       <w:proofErr w:type="spellEnd"/>
       <w:r>
-        <w:t>/auth/login-with-token/'</w:t>
-      </w:r>
-    </w:p>
-    <w:p>
-      <w:r>
-        <w:t xml:space="preserve">Path for </w:t>
-      </w:r>
-      <w:r>
-        <w:t>“</w:t>
-      </w:r>
-      <w:r>
-        <w:rPr>
-          <w:color w:val="00B050"/>
-        </w:rPr>
-        <w:t>login</w:t>
-      </w:r>
-      <w:proofErr w:type="gramStart"/>
-      <w:r>
-        <w:t xml:space="preserve">” </w:t>
-      </w:r>
-      <w:r>
-        <w:t>:</w:t>
-      </w:r>
-      <w:proofErr w:type="gramEnd"/>
-      <w:r>
-        <w:t xml:space="preserve"> </w:t>
-      </w:r>
-      <w:r>
-        <w:t>'</w:t>
-      </w:r>
-      <w:r>
-        <w:t>https://………/</w:t>
-      </w:r>
-      <w:proofErr w:type="spellStart"/>
-      <w:r>
-        <w:t>api</w:t>
-      </w:r>
-      <w:proofErr w:type="spellEnd"/>
-      <w:r>
+        <w:rPr>
+          <w:highlight w:val="yellow"/>
+        </w:rPr>
         <w:t>/auth/login/'</w:t>
       </w:r>
     </w:p>
@@ -3069,22 +3891,34 @@
         </w:numPr>
       </w:pPr>
       <w:r>
-        <w:t>Also collect extra two type of data internally in system i.e</w:t>
+        <w:t xml:space="preserve">Also collect extra two </w:t>
+      </w:r>
+      <w:proofErr w:type="gramStart"/>
+      <w:r>
+        <w:t>type</w:t>
+      </w:r>
+      <w:proofErr w:type="gramEnd"/>
+      <w:r>
+        <w:t xml:space="preserve"> of data internally in system </w:t>
+      </w:r>
+      <w:proofErr w:type="gramStart"/>
+      <w:r>
+        <w:t>i.e</w:t>
       </w:r>
       <w:r>
         <w:rPr>
           <w:b/>
           <w:bCs/>
         </w:rPr>
-        <w:t xml:space="preserve">. </w:t>
-      </w:r>
+        <w:t>.</w:t>
+      </w:r>
+      <w:proofErr w:type="gramEnd"/>
       <w:r>
         <w:rPr>
           <w:b/>
           <w:bCs/>
-          <w:color w:val="00B050"/>
-        </w:rPr>
-        <w:t>is_</w:t>
+        </w:rPr>
+        <w:t xml:space="preserve"> </w:t>
       </w:r>
       <w:r>
         <w:rPr>
@@ -3092,7 +3926,7 @@
           <w:bCs/>
           <w:color w:val="00B050"/>
         </w:rPr>
-        <w:t>a</w:t>
+        <w:t>is_</w:t>
       </w:r>
       <w:r>
         <w:rPr>
@@ -3100,16 +3934,7 @@
           <w:bCs/>
           <w:color w:val="00B050"/>
         </w:rPr>
-        <w:t>dmin</w:t>
-      </w:r>
-      <w:r>
-        <w:rPr>
-          <w:color w:val="00B050"/>
-        </w:rPr>
-        <w:t xml:space="preserve"> </w:t>
-      </w:r>
-      <w:r>
-        <w:t xml:space="preserve">and </w:t>
+        <w:t>a</w:t>
       </w:r>
       <w:r>
         <w:rPr>
@@ -3117,7 +3942,16 @@
           <w:bCs/>
           <w:color w:val="00B050"/>
         </w:rPr>
-        <w:t>d</w:t>
+        <w:t>dmin</w:t>
+      </w:r>
+      <w:r>
+        <w:rPr>
+          <w:color w:val="00B050"/>
+        </w:rPr>
+        <w:t xml:space="preserve"> </w:t>
+      </w:r>
+      <w:r>
+        <w:t xml:space="preserve">and </w:t>
       </w:r>
       <w:r>
         <w:rPr>
@@ -3125,8 +3959,26 @@
           <w:bCs/>
           <w:color w:val="00B050"/>
         </w:rPr>
-        <w:t>evice_info</w:t>
-      </w:r>
+        <w:t>d</w:t>
+      </w:r>
+      <w:r>
+        <w:rPr>
+          <w:b/>
+          <w:bCs/>
+          <w:color w:val="00B050"/>
+        </w:rPr>
+        <w:t>evice_</w:t>
+      </w:r>
+      <w:proofErr w:type="gramStart"/>
+      <w:r>
+        <w:rPr>
+          <w:b/>
+          <w:bCs/>
+          <w:color w:val="00B050"/>
+        </w:rPr>
+        <w:t>info</w:t>
+      </w:r>
+      <w:proofErr w:type="gramEnd"/>
     </w:p>
     <w:p>
       <w:pPr>
@@ -3136,8 +3988,13 @@
           <w:numId w:val="3"/>
         </w:numPr>
       </w:pPr>
-      <w:r>
-        <w:t xml:space="preserve">Send to server. </w:t>
+      <w:proofErr w:type="gramStart"/>
+      <w:r>
+        <w:t>Send</w:t>
+      </w:r>
+      <w:proofErr w:type="gramEnd"/>
+      <w:r>
+        <w:t xml:space="preserve"> to server. </w:t>
       </w:r>
     </w:p>
     <w:p>
@@ -3161,12 +4018,28 @@
         </w:numPr>
       </w:pPr>
       <w:r>
-        <w:t xml:space="preserve">Server send that token with refresh_token and UserID back to User device. </w:t>
-      </w:r>
-    </w:p>
-    <w:p>
-      <w:r>
-        <w:t>User uses that token and UserID for any other request like for login</w:t>
+        <w:t xml:space="preserve">Server </w:t>
+      </w:r>
+      <w:proofErr w:type="gramStart"/>
+      <w:r>
+        <w:t>send</w:t>
+      </w:r>
+      <w:proofErr w:type="gramEnd"/>
+      <w:r>
+        <w:t xml:space="preserve"> that token with refresh_token and UserID back to User device. </w:t>
+      </w:r>
+    </w:p>
+    <w:p>
+      <w:r>
+        <w:t xml:space="preserve">User uses that token and UserID for any other request </w:t>
+      </w:r>
+      <w:proofErr w:type="gramStart"/>
+      <w:r>
+        <w:t>like for</w:t>
+      </w:r>
+      <w:proofErr w:type="gramEnd"/>
+      <w:r>
+        <w:t xml:space="preserve"> login</w:t>
       </w:r>
       <w:r>
         <w:t>, access something.</w:t>
@@ -3394,7 +4267,6 @@
         <w:t>For Farmer/</w:t>
       </w:r>
       <w:proofErr w:type="spellStart"/>
-      <w:proofErr w:type="gramStart"/>
       <w:r>
         <w:rPr>
           <w:u w:val="single"/>
@@ -3406,14 +4278,7 @@
         <w:rPr>
           <w:u w:val="single"/>
         </w:rPr>
-        <w:t>[</w:t>
-      </w:r>
-      <w:proofErr w:type="gramEnd"/>
-      <w:r>
-        <w:rPr>
-          <w:u w:val="single"/>
-        </w:rPr>
-        <w:t>App]:</w:t>
+        <w:t>[App]:</w:t>
       </w:r>
     </w:p>
     <w:p>
@@ -3448,18 +4313,10 @@
         <w:t>” = userID</w:t>
       </w:r>
       <w:r>
-        <w:t xml:space="preserve"> or </w:t>
-      </w:r>
-      <w:proofErr w:type="gramStart"/>
-      <w:r>
-        <w:t>Phone</w:t>
-      </w:r>
-      <w:r>
-        <w:t xml:space="preserve">  [</w:t>
-      </w:r>
-      <w:proofErr w:type="gramEnd"/>
-      <w:r>
-        <w:t>string]</w:t>
+        <w:t xml:space="preserve"> or Phone</w:t>
+      </w:r>
+      <w:r>
+        <w:t xml:space="preserve">  [string]</w:t>
       </w:r>
     </w:p>
     <w:p>
@@ -3515,14 +4372,9 @@
         <w:t>dmin</w:t>
       </w:r>
       <w:r>
-        <w:t xml:space="preserve">” = </w:t>
-      </w:r>
-      <w:proofErr w:type="gramStart"/>
-      <w:r>
-        <w:t>False  [</w:t>
+        <w:t>” = False  [</w:t>
       </w:r>
       <w:proofErr w:type="spellStart"/>
-      <w:proofErr w:type="gramEnd"/>
       <w:r>
         <w:t>boolean</w:t>
       </w:r>
@@ -3828,12 +4680,13 @@
           <w:u w:val="none"/>
         </w:rPr>
       </w:pPr>
-      <w:r>
-        <w:t>Sever to User</w:t>
-      </w:r>
       <w:proofErr w:type="gramStart"/>
       <w:r>
-        <w:t>:</w:t>
+        <w:t>Sever</w:t>
+      </w:r>
+      <w:proofErr w:type="gramEnd"/>
+      <w:r>
+        <w:t xml:space="preserve"> to User:</w:t>
       </w:r>
       <w:r>
         <w:rPr>
@@ -3852,15 +4705,7 @@
           <w:color w:val="0070C0"/>
           <w:u w:val="none"/>
         </w:rPr>
-        <w:t>[</w:t>
-      </w:r>
-      <w:proofErr w:type="gramEnd"/>
-      <w:r>
-        <w:rPr>
-          <w:color w:val="0070C0"/>
-          <w:u w:val="none"/>
-        </w:rPr>
-        <w:t>respond]</w:t>
+        <w:t>[respond]</w:t>
       </w:r>
     </w:p>
     <w:p>
@@ -4019,18 +4864,10 @@
         <w:ind w:left="720"/>
       </w:pPr>
       <w:r>
-        <w:t xml:space="preserve">Save those </w:t>
-      </w:r>
-      <w:proofErr w:type="gramStart"/>
-      <w:r>
-        <w:t>data</w:t>
-      </w:r>
-      <w:r>
-        <w:t>[</w:t>
-      </w:r>
-      <w:proofErr w:type="gramEnd"/>
-      <w:r>
-        <w:t>token, refresh_token and userID]</w:t>
+        <w:t>Save those data</w:t>
+      </w:r>
+      <w:r>
+        <w:t>[token, refresh_token and userID]</w:t>
       </w:r>
       <w:r>
         <w:t xml:space="preserve"> in device.</w:t>
@@ -4086,7 +4923,6 @@
       <w:r>
         <w:t xml:space="preserve">” = </w:t>
       </w:r>
-      <w:proofErr w:type="gramStart"/>
       <w:r>
         <w:t>token</w:t>
       </w:r>
@@ -4094,11 +4930,7 @@
         <w:t xml:space="preserve">  </w:t>
       </w:r>
       <w:r>
-        <w:t>or</w:t>
-      </w:r>
-      <w:proofErr w:type="gramEnd"/>
-      <w:r>
-        <w:t xml:space="preserve"> none</w:t>
+        <w:t>or none</w:t>
       </w:r>
     </w:p>
     <w:p>
@@ -4184,7 +5016,15 @@
         </w:rPr>
       </w:pPr>
       <w:r>
-        <w:t>If login token is expired:</w:t>
+        <w:t xml:space="preserve">If login token </w:t>
+      </w:r>
+      <w:proofErr w:type="gramStart"/>
+      <w:r>
+        <w:t>is expired</w:t>
+      </w:r>
+      <w:proofErr w:type="gramEnd"/>
+      <w:r>
+        <w:t>:</w:t>
       </w:r>
       <w:r>
         <w:rPr>
@@ -4246,6 +5086,7 @@
       </w:r>
     </w:p>
     <w:p>
+      <w:proofErr w:type="gramStart"/>
       <w:r>
         <w:t>Generally</w:t>
       </w:r>
@@ -4253,7 +5094,11 @@
         <w:t>,</w:t>
       </w:r>
       <w:r>
-        <w:t xml:space="preserve"> user send </w:t>
+        <w:t xml:space="preserve"> user</w:t>
+      </w:r>
+      <w:proofErr w:type="gramEnd"/>
+      <w:r>
+        <w:t xml:space="preserve"> send </w:t>
       </w:r>
       <w:r>
         <w:t>“</w:t>
@@ -4279,7 +5124,15 @@
     </w:p>
     <w:p>
       <w:r>
-        <w:t xml:space="preserve"> If token is expired.  Server uses “refresh_token” </w:t>
+        <w:t xml:space="preserve"> If token </w:t>
+      </w:r>
+      <w:proofErr w:type="gramStart"/>
+      <w:r>
+        <w:t xml:space="preserve">is expired.  </w:t>
+      </w:r>
+      <w:proofErr w:type="gramEnd"/>
+      <w:r>
+        <w:t xml:space="preserve">Server uses “refresh_token” </w:t>
       </w:r>
       <w:r>
         <w:t xml:space="preserve">to create new “token” and send back to user. </w:t>
@@ -4288,48 +5141,88 @@
     <w:p>
       <w:pPr>
         <w:ind w:firstLine="720"/>
-      </w:pPr>
-      <w:r>
+        <w:rPr>
+          <w:i/>
+          <w:iCs/>
+        </w:rPr>
+      </w:pPr>
+      <w:r>
+        <w:rPr>
+          <w:i/>
+          <w:iCs/>
+        </w:rPr>
         <w:t>{</w:t>
       </w:r>
     </w:p>
     <w:p>
       <w:pPr>
         <w:ind w:left="720"/>
-      </w:pPr>
-      <w:r>
+        <w:rPr>
+          <w:i/>
+          <w:iCs/>
+        </w:rPr>
+      </w:pPr>
+      <w:r>
+        <w:rPr>
+          <w:i/>
+          <w:iCs/>
+        </w:rPr>
         <w:tab/>
         <w:t>“</w:t>
       </w:r>
       <w:r>
         <w:rPr>
+          <w:i/>
+          <w:iCs/>
           <w:color w:val="00B050"/>
         </w:rPr>
         <w:t>token</w:t>
       </w:r>
       <w:r>
+        <w:rPr>
+          <w:i/>
+          <w:iCs/>
+        </w:rPr>
         <w:t xml:space="preserve">” = </w:t>
       </w:r>
       <w:proofErr w:type="spellStart"/>
       <w:r>
+        <w:rPr>
+          <w:i/>
+          <w:iCs/>
+        </w:rPr>
         <w:t>xxxxxx</w:t>
       </w:r>
       <w:proofErr w:type="spellEnd"/>
       <w:r>
+        <w:rPr>
+          <w:i/>
+          <w:iCs/>
+        </w:rPr>
         <w:t xml:space="preserve"> [String]</w:t>
       </w:r>
     </w:p>
     <w:p>
       <w:pPr>
         <w:ind w:left="720"/>
-      </w:pPr>
-      <w:r>
+        <w:rPr>
+          <w:i/>
+          <w:iCs/>
+        </w:rPr>
+      </w:pPr>
+      <w:r>
+        <w:rPr>
+          <w:i/>
+          <w:iCs/>
+        </w:rPr>
         <w:tab/>
         <w:t>“</w:t>
       </w:r>
       <w:proofErr w:type="gramStart"/>
       <w:r>
         <w:rPr>
+          <w:i/>
+          <w:iCs/>
           <w:color w:val="00B050"/>
         </w:rPr>
         <w:t>refresh</w:t>
@@ -4337,33 +5230,57 @@
       <w:proofErr w:type="gramEnd"/>
       <w:r>
         <w:rPr>
+          <w:i/>
+          <w:iCs/>
           <w:color w:val="00B050"/>
         </w:rPr>
         <w:t>_token</w:t>
       </w:r>
       <w:r>
+        <w:rPr>
+          <w:i/>
+          <w:iCs/>
+        </w:rPr>
         <w:t xml:space="preserve">” = </w:t>
       </w:r>
       <w:proofErr w:type="spellStart"/>
       <w:r>
+        <w:rPr>
+          <w:i/>
+          <w:iCs/>
+        </w:rPr>
         <w:t>xxxxxxxx</w:t>
       </w:r>
       <w:proofErr w:type="spellEnd"/>
       <w:r>
+        <w:rPr>
+          <w:i/>
+          <w:iCs/>
+        </w:rPr>
         <w:t xml:space="preserve"> [String]</w:t>
       </w:r>
     </w:p>
     <w:p>
       <w:pPr>
         <w:ind w:left="720"/>
-      </w:pPr>
-      <w:r>
+        <w:rPr>
+          <w:i/>
+          <w:iCs/>
+        </w:rPr>
+      </w:pPr>
+      <w:r>
+        <w:rPr>
+          <w:i/>
+          <w:iCs/>
+        </w:rPr>
         <w:tab/>
         <w:t>“</w:t>
       </w:r>
       <w:proofErr w:type="gramStart"/>
       <w:r>
         <w:rPr>
+          <w:i/>
+          <w:iCs/>
           <w:color w:val="00B050"/>
         </w:rPr>
         <w:t>user</w:t>
@@ -4371,27 +5288,49 @@
       <w:proofErr w:type="gramEnd"/>
       <w:r>
         <w:rPr>
+          <w:i/>
+          <w:iCs/>
           <w:color w:val="00B050"/>
         </w:rPr>
         <w:t>_id</w:t>
       </w:r>
       <w:r>
+        <w:rPr>
+          <w:i/>
+          <w:iCs/>
+        </w:rPr>
         <w:t xml:space="preserve">” = </w:t>
       </w:r>
       <w:proofErr w:type="spellStart"/>
       <w:r>
+        <w:rPr>
+          <w:i/>
+          <w:iCs/>
+        </w:rPr>
         <w:t>xxxxxx</w:t>
       </w:r>
       <w:proofErr w:type="spellEnd"/>
       <w:r>
+        <w:rPr>
+          <w:i/>
+          <w:iCs/>
+        </w:rPr>
         <w:t xml:space="preserve"> [String]</w:t>
       </w:r>
     </w:p>
     <w:p>
       <w:pPr>
         <w:ind w:left="720"/>
-      </w:pPr>
-      <w:r>
+        <w:rPr>
+          <w:i/>
+          <w:iCs/>
+        </w:rPr>
+      </w:pPr>
+      <w:r>
+        <w:rPr>
+          <w:i/>
+          <w:iCs/>
+        </w:rPr>
         <w:t>}</w:t>
       </w:r>
     </w:p>
@@ -4469,7 +5408,15 @@
         <w:t xml:space="preserve">ACCOUNT_PENDING </w:t>
       </w:r>
       <w:r>
-        <w:t xml:space="preserve">- Account awaiting activation </w:t>
+        <w:t xml:space="preserve">- Account awaiting </w:t>
+      </w:r>
+      <w:proofErr w:type="gramStart"/>
+      <w:r>
+        <w:t>activation</w:t>
+      </w:r>
+      <w:proofErr w:type="gramEnd"/>
+      <w:r>
+        <w:t xml:space="preserve"> </w:t>
       </w:r>
     </w:p>
     <w:p>
@@ -4484,10 +5431,30 @@
         <w:rPr>
           <w:color w:val="00B050"/>
         </w:rPr>
-        <w:t xml:space="preserve">ACCOUNT_INACTIVE </w:t>
-      </w:r>
-      <w:r>
-        <w:t xml:space="preserve">- Account blocked/suspended </w:t>
+        <w:t>ACCOUNT_INACTIVE</w:t>
+      </w:r>
+      <w:r>
+        <w:rPr>
+          <w:color w:val="00B050"/>
+        </w:rPr>
+        <w:t>_OR_SUSPENDED</w:t>
+      </w:r>
+      <w:r>
+        <w:rPr>
+          <w:color w:val="00B050"/>
+        </w:rPr>
+        <w:t xml:space="preserve"> </w:t>
+      </w:r>
+      <w:r>
+        <w:t>- Account blocked/</w:t>
+      </w:r>
+      <w:proofErr w:type="gramStart"/>
+      <w:r>
+        <w:t>suspended</w:t>
+      </w:r>
+      <w:proofErr w:type="gramEnd"/>
+      <w:r>
+        <w:t xml:space="preserve"> </w:t>
       </w:r>
     </w:p>
     <w:p>
@@ -4538,7 +5505,15 @@
         <w:t xml:space="preserve"> </w:t>
       </w:r>
       <w:r>
-        <w:t xml:space="preserve">- Token expired or invalid </w:t>
+        <w:t xml:space="preserve">- Token expired or </w:t>
+      </w:r>
+      <w:proofErr w:type="gramStart"/>
+      <w:r>
+        <w:t>invalid</w:t>
+      </w:r>
+      <w:proofErr w:type="gramEnd"/>
+      <w:r>
+        <w:t xml:space="preserve"> </w:t>
       </w:r>
     </w:p>
     <w:p>
@@ -4594,12 +5569,33 @@
       </w:r>
     </w:p>
     <w:p>
-      <w:r>
+      <w:pPr>
         <w:rPr>
           <w:b/>
           <w:bCs/>
         </w:rPr>
+      </w:pPr>
+      <w:r>
+        <w:rPr>
+          <w:b/>
+          <w:bCs/>
+        </w:rPr>
+        <w:t>Normal:</w:t>
+      </w:r>
+      <w:r>
+        <w:rPr>
+          <w:b/>
+          <w:bCs/>
+        </w:rPr>
         <w:tab/>
+      </w:r>
+    </w:p>
+    <w:p>
+      <w:r>
+        <w:rPr>
+          <w:b/>
+          <w:bCs/>
+        </w:rPr>
         <w:t xml:space="preserve"> </w:t>
       </w:r>
       <w:r>
@@ -4611,63 +5607,333 @@
         <w:tab/>
         <w:t>“</w:t>
       </w:r>
+      <w:r>
+        <w:rPr>
+          <w:color w:val="00B050"/>
+        </w:rPr>
+        <w:t>error</w:t>
+      </w:r>
+      <w:r>
+        <w:t xml:space="preserve">” = </w:t>
+      </w:r>
+      <w:r>
+        <w:t>Error Message</w:t>
+      </w:r>
+      <w:r>
+        <w:t xml:space="preserve"> [String]</w:t>
+      </w:r>
+    </w:p>
+    <w:p>
+      <w:pPr>
+        <w:ind w:firstLine="720"/>
+      </w:pPr>
+      <w:r>
+        <w:t>}</w:t>
+      </w:r>
+    </w:p>
+    <w:p>
+      <w:pPr>
+        <w:ind w:firstLine="720"/>
+      </w:pPr>
+      <w:r>
+        <w:rPr>
+          <w:b/>
+          <w:bCs/>
+        </w:rPr>
+        <w:lastRenderedPageBreak/>
+        <w:t>Special</w:t>
+      </w:r>
+      <w:r>
+        <w:t>:</w:t>
+      </w:r>
+    </w:p>
+    <w:p>
+      <w:pPr>
+        <w:ind w:firstLine="720"/>
+      </w:pPr>
+      <w:r>
+        <w:t xml:space="preserve">But in 403 HTTP code </w:t>
+      </w:r>
       <w:proofErr w:type="gramStart"/>
       <w:r>
-        <w:rPr>
-          <w:color w:val="00B050"/>
-        </w:rPr>
-        <w:t>req</w:t>
+        <w:t>have</w:t>
       </w:r>
       <w:proofErr w:type="gramEnd"/>
       <w:r>
-        <w:rPr>
-          <w:color w:val="00B050"/>
-        </w:rPr>
-        <w:t>_access</w:t>
-      </w:r>
-      <w:r>
-        <w:t>” = False</w:t>
-      </w:r>
-      <w:r>
-        <w:t xml:space="preserve"> [Boolean]</w:t>
-      </w:r>
-    </w:p>
-    <w:p>
-      <w:r>
+        <w:t xml:space="preserve"> little bit different. In 403 Code, it </w:t>
+      </w:r>
+      <w:proofErr w:type="gramStart"/>
+      <w:r>
+        <w:t>have</w:t>
+      </w:r>
+      <w:proofErr w:type="gramEnd"/>
+      <w:r>
+        <w:t xml:space="preserve"> two possible </w:t>
+      </w:r>
+      <w:proofErr w:type="gramStart"/>
+      <w:r>
+        <w:t>response</w:t>
+      </w:r>
+      <w:proofErr w:type="gramEnd"/>
+      <w:r>
+        <w:t xml:space="preserve">, </w:t>
+      </w:r>
+    </w:p>
+    <w:p>
+      <w:pPr>
+        <w:ind w:firstLine="720"/>
+      </w:pPr>
+      <w:r>
+        <w:rPr>
+          <w:color w:val="00B050"/>
+        </w:rPr>
+        <w:t>ACCOUNT_PENDING</w:t>
+      </w:r>
+      <w:r>
+        <w:rPr>
+          <w:color w:val="00B050"/>
+        </w:rPr>
+        <w:t xml:space="preserve"> </w:t>
+      </w:r>
+      <w:r>
+        <w:t xml:space="preserve">and </w:t>
+      </w:r>
+      <w:r>
+        <w:rPr>
+          <w:color w:val="00B050"/>
+        </w:rPr>
+        <w:t>ACCOUNT_INACTIVE</w:t>
+      </w:r>
+      <w:r>
+        <w:rPr>
+          <w:color w:val="00B050"/>
+        </w:rPr>
+        <w:t>_OR_SUSPENDED.</w:t>
+      </w:r>
+    </w:p>
+    <w:p>
+      <w:pPr>
+        <w:ind w:firstLine="720"/>
+        <w:rPr>
+          <w:i/>
+          <w:iCs/>
+        </w:rPr>
+      </w:pPr>
+      <w:r>
+        <w:rPr>
+          <w:i/>
+          <w:iCs/>
+        </w:rPr>
+        <w:t>{</w:t>
+      </w:r>
+    </w:p>
+    <w:p>
+      <w:pPr>
+        <w:ind w:firstLine="720"/>
+        <w:rPr>
+          <w:i/>
+          <w:iCs/>
+        </w:rPr>
+      </w:pPr>
+      <w:r>
+        <w:rPr>
+          <w:i/>
+          <w:iCs/>
+        </w:rPr>
+        <w:t>“</w:t>
+      </w:r>
+      <w:proofErr w:type="gramStart"/>
+      <w:r>
+        <w:rPr>
+          <w:i/>
+          <w:iCs/>
+          <w:color w:val="00B050"/>
+        </w:rPr>
+        <w:t>error</w:t>
+      </w:r>
+      <w:proofErr w:type="gramEnd"/>
+      <w:r>
+        <w:rPr>
+          <w:i/>
+          <w:iCs/>
+          <w:color w:val="00B050"/>
+        </w:rPr>
+        <w:t>_code</w:t>
+      </w:r>
+      <w:r>
+        <w:rPr>
+          <w:i/>
+          <w:iCs/>
+        </w:rPr>
+        <w:t>” =  “ACCOUNT_PENDING”[String]</w:t>
+      </w:r>
+    </w:p>
+    <w:p>
+      <w:pPr>
+        <w:rPr>
+          <w:i/>
+          <w:iCs/>
+        </w:rPr>
+      </w:pPr>
+      <w:r>
+        <w:rPr>
+          <w:i/>
+          <w:iCs/>
+        </w:rPr>
         <w:tab/>
         <w:t>“</w:t>
       </w:r>
-      <w:proofErr w:type="gramStart"/>
-      <w:r>
-        <w:rPr>
+      <w:r>
+        <w:rPr>
+          <w:i/>
+          <w:iCs/>
           <w:color w:val="00B050"/>
         </w:rPr>
         <w:t>error</w:t>
       </w:r>
-      <w:proofErr w:type="gramEnd"/>
-      <w:r>
-        <w:rPr>
-          <w:color w:val="00B050"/>
-        </w:rPr>
-        <w:t>_code</w:t>
-      </w:r>
-      <w:r>
-        <w:t xml:space="preserve">” = </w:t>
-      </w:r>
-      <w:r>
-        <w:t>Code Word</w:t>
-      </w:r>
-      <w:r>
-        <w:t xml:space="preserve"> [String]</w:t>
+      <w:r>
+        <w:rPr>
+          <w:i/>
+          <w:iCs/>
+        </w:rPr>
+        <w:t>” = Error Message [String]</w:t>
       </w:r>
     </w:p>
     <w:p>
       <w:pPr>
         <w:ind w:firstLine="720"/>
-      </w:pPr>
-      <w:r>
+        <w:rPr>
+          <w:i/>
+          <w:iCs/>
+        </w:rPr>
+      </w:pPr>
+      <w:r>
+        <w:rPr>
+          <w:i/>
+          <w:iCs/>
+        </w:rPr>
         <w:t>}</w:t>
       </w:r>
+    </w:p>
+    <w:p>
+      <w:pPr>
+        <w:ind w:firstLine="720"/>
+      </w:pPr>
+    </w:p>
+    <w:p>
+      <w:pPr>
+        <w:ind w:firstLine="720"/>
+        <w:rPr>
+          <w:u w:val="single"/>
+        </w:rPr>
+      </w:pPr>
+      <w:r>
+        <w:rPr>
+          <w:u w:val="single"/>
+        </w:rPr>
+        <w:t>Pseudo Code:</w:t>
+      </w:r>
+    </w:p>
+    <w:p>
+      <w:pPr>
+        <w:ind w:firstLine="720"/>
+        <w:jc w:val="left"/>
+        <w:rPr>
+          <w:i/>
+          <w:iCs/>
+          <w:color w:val="2F5496" w:themeColor="accent1" w:themeShade="BF"/>
+        </w:rPr>
+      </w:pPr>
+      <w:r>
+        <w:rPr>
+          <w:i/>
+          <w:iCs/>
+          <w:color w:val="2F5496" w:themeColor="accent1" w:themeShade="BF"/>
+        </w:rPr>
+        <w:t xml:space="preserve">If </w:t>
+      </w:r>
+      <w:r>
+        <w:rPr>
+          <w:i/>
+          <w:iCs/>
+          <w:color w:val="2F5496" w:themeColor="accent1" w:themeShade="BF"/>
+        </w:rPr>
+        <w:t>error_code == “ACCOUNT_PENDING”</w:t>
+      </w:r>
+      <w:r>
+        <w:rPr>
+          <w:i/>
+          <w:iCs/>
+          <w:color w:val="2F5496" w:themeColor="accent1" w:themeShade="BF"/>
+        </w:rPr>
+        <w:br/>
+      </w:r>
+      <w:r>
+        <w:rPr>
+          <w:i/>
+          <w:iCs/>
+          <w:color w:val="2F5496" w:themeColor="accent1" w:themeShade="BF"/>
+        </w:rPr>
+        <w:tab/>
+      </w:r>
+      <w:r>
+        <w:rPr>
+          <w:i/>
+          <w:iCs/>
+          <w:color w:val="2F5496" w:themeColor="accent1" w:themeShade="BF"/>
+        </w:rPr>
+        <w:tab/>
+        <w:t>transfer to change password:</w:t>
+      </w:r>
+    </w:p>
+    <w:p>
+      <w:pPr>
+        <w:ind w:firstLine="720"/>
+        <w:jc w:val="left"/>
+        <w:rPr>
+          <w:i/>
+          <w:iCs/>
+          <w:color w:val="2F5496" w:themeColor="accent1" w:themeShade="BF"/>
+        </w:rPr>
+      </w:pPr>
+      <w:r>
+        <w:rPr>
+          <w:i/>
+          <w:iCs/>
+          <w:color w:val="2F5496" w:themeColor="accent1" w:themeShade="BF"/>
+        </w:rPr>
+        <w:t>If error_code == “ACCOUNT_INACTIVE_OR_SUSPENDED”</w:t>
+      </w:r>
+    </w:p>
+    <w:p>
+      <w:pPr>
+        <w:ind w:firstLine="720"/>
+        <w:jc w:val="left"/>
+        <w:rPr>
+          <w:i/>
+          <w:iCs/>
+          <w:color w:val="2F5496" w:themeColor="accent1" w:themeShade="BF"/>
+        </w:rPr>
+      </w:pPr>
+      <w:r>
+        <w:rPr>
+          <w:i/>
+          <w:iCs/>
+          <w:color w:val="2F5496" w:themeColor="accent1" w:themeShade="BF"/>
+        </w:rPr>
+        <w:tab/>
+        <w:t>//Do nothing just print error msg like other errors.</w:t>
+      </w:r>
+    </w:p>
+    <w:p>
+      <w:pPr>
+        <w:ind w:firstLine="720"/>
+        <w:rPr>
+          <w:i/>
+          <w:iCs/>
+          <w:color w:val="2F5496" w:themeColor="accent1" w:themeShade="BF"/>
+        </w:rPr>
+      </w:pPr>
     </w:p>
     <w:p>
       <w:pPr>
@@ -4708,80 +5974,73 @@
         <w:rPr>
           <w:color w:val="00B050"/>
         </w:rPr>
-        <w:t>req</w:t>
+        <w:t>error</w:t>
       </w:r>
       <w:proofErr w:type="gramEnd"/>
       <w:r>
         <w:rPr>
           <w:color w:val="00B050"/>
         </w:rPr>
-        <w:t>_access</w:t>
-      </w:r>
-      <w:r>
-        <w:t>” = False</w:t>
-      </w:r>
-    </w:p>
-    <w:p>
-      <w:r>
-        <w:tab/>
+        <w:t>_code</w:t>
+      </w:r>
+      <w:r>
+        <w:t xml:space="preserve">” = </w:t>
+      </w:r>
+      <w:r>
         <w:t>“</w:t>
       </w:r>
+      <w:r>
+        <w:t>INVALID_CREDENTIALS</w:t>
+      </w:r>
+      <w:r>
+        <w:t>”</w:t>
+      </w:r>
+    </w:p>
+    <w:p>
+      <w:pPr>
+        <w:ind w:firstLine="720"/>
+      </w:pPr>
+      <w:r>
+        <w:t>}</w:t>
+      </w:r>
+    </w:p>
+    <w:p>
+      <w:pPr>
+        <w:ind w:firstLine="720"/>
+      </w:pPr>
+    </w:p>
+    <w:p>
+      <w:pPr>
+        <w:ind w:firstLine="720"/>
+      </w:pPr>
+    </w:p>
+    <w:p>
+      <w:pPr>
+        <w:pStyle w:val="Heading2"/>
+      </w:pPr>
+      <w:r>
+        <w:t>For Account Pending:</w:t>
+      </w:r>
+    </w:p>
+    <w:p>
+      <w:r>
+        <w:t xml:space="preserve">It occurs only when Admin creates new user, then admin </w:t>
+      </w:r>
       <w:proofErr w:type="gramStart"/>
       <w:r>
-        <w:rPr>
-          <w:color w:val="00B050"/>
-        </w:rPr>
-        <w:t>error</w:t>
+        <w:t>put</w:t>
       </w:r>
       <w:proofErr w:type="gramEnd"/>
       <w:r>
-        <w:rPr>
-          <w:color w:val="00B050"/>
-        </w:rPr>
-        <w:t>_code</w:t>
-      </w:r>
-      <w:r>
-        <w:t xml:space="preserve">” = </w:t>
-      </w:r>
-      <w:r>
-        <w:t>“</w:t>
-      </w:r>
-      <w:r>
-        <w:t>INVALID_CREDENTIALS</w:t>
-      </w:r>
-      <w:r>
-        <w:t>”</w:t>
-      </w:r>
-    </w:p>
-    <w:p>
-      <w:pPr>
-        <w:ind w:firstLine="720"/>
-      </w:pPr>
-      <w:r>
-        <w:t>}</w:t>
-      </w:r>
-    </w:p>
-    <w:p>
-      <w:pPr>
-        <w:ind w:firstLine="720"/>
-      </w:pPr>
-    </w:p>
-    <w:p>
-      <w:pPr>
-        <w:ind w:firstLine="720"/>
-      </w:pPr>
-    </w:p>
-    <w:p>
-      <w:pPr>
-        <w:pStyle w:val="Heading2"/>
-      </w:pPr>
-      <w:r>
-        <w:t>For Account Pending:</w:t>
-      </w:r>
-    </w:p>
-    <w:p>
-      <w:r>
-        <w:t xml:space="preserve">It occurs only when Admin creates new user, then admin put any password and make profile Status pending. </w:t>
+        <w:t xml:space="preserve"> any password and </w:t>
+      </w:r>
+      <w:proofErr w:type="gramStart"/>
+      <w:r>
+        <w:t>make</w:t>
+      </w:r>
+      <w:proofErr w:type="gramEnd"/>
+      <w:r>
+        <w:t xml:space="preserve"> profile Status pending. </w:t>
       </w:r>
     </w:p>
     <w:p>
@@ -4808,7 +6067,15 @@
         <w:t>After chang</w:t>
       </w:r>
       <w:r>
-        <w:t>ing password, account have activated and they again redirected in Login Page.</w:t>
+        <w:t xml:space="preserve">ing password, account </w:t>
+      </w:r>
+      <w:proofErr w:type="gramStart"/>
+      <w:r>
+        <w:t>have</w:t>
+      </w:r>
+      <w:proofErr w:type="gramEnd"/>
+      <w:r>
+        <w:t xml:space="preserve"> activated and they again redirected in Login Page.</w:t>
       </w:r>
     </w:p>
     <w:p>
@@ -4830,6 +6097,7 @@
         </w:rPr>
       </w:pPr>
       <w:r>
+        <w:lastRenderedPageBreak/>
         <w:br w:type="page"/>
       </w:r>
     </w:p>
@@ -4840,6 +6108,7 @@
           <w:u w:val="none"/>
         </w:rPr>
       </w:pPr>
+      <w:bookmarkStart w:id="8" w:name="_Toc218716591"/>
       <w:r>
         <w:lastRenderedPageBreak/>
         <w:t>Signup Mechanism:</w:t>
@@ -4850,21 +6119,34 @@
         </w:rPr>
         <w:t xml:space="preserve"> use both POST and GET Method</w:t>
       </w:r>
+      <w:bookmarkEnd w:id="8"/>
     </w:p>
     <w:p/>
     <w:p>
-      <w:r>
-        <w:t>Path for “register</w:t>
-      </w:r>
-      <w:proofErr w:type="gramStart"/>
-      <w:r>
-        <w:t>” :</w:t>
-      </w:r>
-      <w:proofErr w:type="gramEnd"/>
-      <w:r>
-        <w:t xml:space="preserve"> “https://........../”</w:t>
-      </w:r>
-    </w:p>
+      <w:pPr>
+        <w:rPr>
+          <w:highlight w:val="yellow"/>
+        </w:rPr>
+      </w:pPr>
+      <w:r>
+        <w:t>Path for “register” : “</w:t>
+      </w:r>
+      <w:proofErr w:type="spellStart"/>
+      <w:r>
+        <w:rPr>
+          <w:highlight w:val="yellow"/>
+        </w:rPr>
+        <w:t>api</w:t>
+      </w:r>
+      <w:proofErr w:type="spellEnd"/>
+      <w:r>
+        <w:rPr>
+          <w:highlight w:val="yellow"/>
+        </w:rPr>
+        <w:t>/auth/register/</w:t>
+      </w:r>
+    </w:p>
+    <w:p/>
     <w:p>
       <w:r>
         <w:t xml:space="preserve">Fields: </w:t>
@@ -5188,6 +6470,13 @@
       <w:r>
         <w:t>mail</w:t>
       </w:r>
+      <w:r>
+        <w:tab/>
+      </w:r>
+      <w:r>
+        <w:tab/>
+        <w:t>[Required]</w:t>
+      </w:r>
     </w:p>
     <w:p>
       <w:pPr>
@@ -5269,11 +6558,7 @@
       </w:r>
       <w:proofErr w:type="gramEnd"/>
       <w:r>
-        <w:t xml:space="preserve"> Server</w:t>
-      </w:r>
-      <w:proofErr w:type="gramStart"/>
-      <w:r>
-        <w:t>:</w:t>
+        <w:t xml:space="preserve"> Server:</w:t>
       </w:r>
       <w:r>
         <w:rPr>
@@ -5286,23 +6571,49 @@
           <w:color w:val="0070C0"/>
           <w:u w:val="none"/>
         </w:rPr>
-        <w:t>[</w:t>
+        <w:t>[request]</w:t>
+      </w:r>
+    </w:p>
+    <w:p>
+      <w:pPr>
+        <w:ind w:left="360"/>
+      </w:pPr>
+      <w:r>
+        <w:t>{</w:t>
+      </w:r>
+    </w:p>
+    <w:p>
+      <w:pPr>
+        <w:ind w:left="720"/>
+      </w:pPr>
+      <w:r>
+        <w:t>“</w:t>
+      </w:r>
+      <w:proofErr w:type="gramStart"/>
+      <w:r>
+        <w:rPr>
+          <w:color w:val="00B050"/>
+        </w:rPr>
+        <w:t>user</w:t>
       </w:r>
       <w:proofErr w:type="gramEnd"/>
       <w:r>
         <w:rPr>
-          <w:color w:val="0070C0"/>
-          <w:u w:val="none"/>
-        </w:rPr>
-        <w:t>request]</w:t>
-      </w:r>
-    </w:p>
-    <w:p>
-      <w:pPr>
-        <w:ind w:left="360"/>
-      </w:pPr>
-      <w:r>
-        <w:t>{</w:t>
+          <w:color w:val="00B050"/>
+        </w:rPr>
+        <w:t>_id</w:t>
+      </w:r>
+      <w:r>
+        <w:t xml:space="preserve">” : </w:t>
+      </w:r>
+      <w:r>
+        <w:t>userID</w:t>
+      </w:r>
+      <w:r>
+        <w:tab/>
+      </w:r>
+      <w:r>
+        <w:tab/>
       </w:r>
     </w:p>
     <w:p>
@@ -5312,37 +6623,96 @@
       <w:r>
         <w:t>“</w:t>
       </w:r>
-      <w:proofErr w:type="gramStart"/>
-      <w:r>
-        <w:rPr>
-          <w:color w:val="00B050"/>
-        </w:rPr>
-        <w:t>user</w:t>
-      </w:r>
-      <w:proofErr w:type="gramEnd"/>
-      <w:r>
-        <w:rPr>
-          <w:color w:val="00B050"/>
-        </w:rPr>
-        <w:t>_id</w:t>
-      </w:r>
-      <w:proofErr w:type="gramStart"/>
+      <w:r>
+        <w:rPr>
+          <w:color w:val="00B050"/>
+        </w:rPr>
+        <w:t>password</w:t>
+      </w:r>
       <w:r>
         <w:t>” :</w:t>
       </w:r>
-      <w:proofErr w:type="gramEnd"/>
-      <w:r>
-        <w:t xml:space="preserve"> </w:t>
-      </w:r>
-      <w:r>
-        <w:t>userID</w:t>
-      </w:r>
       <w:r>
         <w:tab/>
       </w:r>
       <w:r>
+        <w:t>Password</w:t>
+      </w:r>
+    </w:p>
+    <w:p>
+      <w:pPr>
+        <w:ind w:left="720"/>
+      </w:pPr>
+      <w:r>
+        <w:rPr>
+          <w:color w:val="00B050"/>
+        </w:rPr>
+        <w:t>“</w:t>
+      </w:r>
+      <w:proofErr w:type="spellStart"/>
+      <w:r>
+        <w:rPr>
+          <w:color w:val="00B050"/>
+        </w:rPr>
+        <w:t>f_name</w:t>
+      </w:r>
+      <w:proofErr w:type="spellEnd"/>
+      <w:r>
+        <w:t xml:space="preserve">” : </w:t>
+      </w:r>
+      <w:r>
+        <w:t>First Name</w:t>
+      </w:r>
+    </w:p>
+    <w:p>
+      <w:pPr>
+        <w:ind w:left="720"/>
+      </w:pPr>
+      <w:r>
+        <w:t>“</w:t>
+      </w:r>
+      <w:proofErr w:type="spellStart"/>
+      <w:r>
+        <w:rPr>
+          <w:color w:val="00B050"/>
+        </w:rPr>
+        <w:t>m_name</w:t>
+      </w:r>
+      <w:proofErr w:type="spellEnd"/>
+      <w:r>
+        <w:t xml:space="preserve">” : </w:t>
+      </w:r>
+      <w:r>
+        <w:t>Middle Name</w:t>
+      </w:r>
+    </w:p>
+    <w:p>
+      <w:pPr>
+        <w:ind w:left="720"/>
+      </w:pPr>
+      <w:r>
+        <w:t>“</w:t>
+      </w:r>
+      <w:proofErr w:type="spellStart"/>
+      <w:r>
+        <w:rPr>
+          <w:color w:val="00B050"/>
+        </w:rPr>
+        <w:t>l_name</w:t>
+      </w:r>
+      <w:proofErr w:type="spellEnd"/>
+      <w:r>
+        <w:t xml:space="preserve">” : </w:t>
+      </w:r>
+      <w:r>
+        <w:t xml:space="preserve">Last Name </w:t>
+      </w:r>
+      <w:r>
         <w:tab/>
       </w:r>
+      <w:r>
+        <w:tab/>
+      </w:r>
     </w:p>
     <w:p>
       <w:pPr>
@@ -5355,18 +6725,19 @@
         <w:rPr>
           <w:color w:val="00B050"/>
         </w:rPr>
-        <w:t>password</w:t>
-      </w:r>
-      <w:proofErr w:type="gramStart"/>
-      <w:r>
-        <w:t>” :</w:t>
-      </w:r>
-      <w:proofErr w:type="gramEnd"/>
+        <w:t>sex</w:t>
+      </w:r>
+      <w:r>
+        <w:t xml:space="preserve">” : </w:t>
+      </w:r>
+      <w:r>
+        <w:t>Sex</w:t>
+      </w:r>
       <w:r>
         <w:tab/>
       </w:r>
       <w:r>
-        <w:t>Password</w:t>
+        <w:tab/>
       </w:r>
     </w:p>
     <w:p>
@@ -5374,29 +6745,22 @@
         <w:ind w:left="720"/>
       </w:pPr>
       <w:r>
-        <w:rPr>
-          <w:color w:val="00B050"/>
-        </w:rPr>
         <w:t>“</w:t>
       </w:r>
-      <w:proofErr w:type="spellStart"/>
-      <w:r>
-        <w:rPr>
-          <w:color w:val="00B050"/>
-        </w:rPr>
-        <w:t>f_name</w:t>
-      </w:r>
-      <w:proofErr w:type="spellEnd"/>
-      <w:proofErr w:type="gramStart"/>
-      <w:r>
-        <w:t>” :</w:t>
-      </w:r>
-      <w:proofErr w:type="gramEnd"/>
-      <w:r>
-        <w:t xml:space="preserve"> </w:t>
-      </w:r>
-      <w:r>
-        <w:t>First Name</w:t>
+      <w:r>
+        <w:rPr>
+          <w:color w:val="00B050"/>
+        </w:rPr>
+        <w:t>dob</w:t>
+      </w:r>
+      <w:r>
+        <w:t xml:space="preserve">” : </w:t>
+      </w:r>
+      <w:r>
+        <w:t>Date of Birth</w:t>
+      </w:r>
+      <w:r>
+        <w:tab/>
       </w:r>
     </w:p>
     <w:p>
@@ -5404,125 +6768,7 @@
         <w:ind w:left="720"/>
       </w:pPr>
       <w:r>
-        <w:t>“</w:t>
-      </w:r>
-      <w:proofErr w:type="spellStart"/>
-      <w:r>
-        <w:rPr>
-          <w:color w:val="00B050"/>
-        </w:rPr>
-        <w:t>m_name</w:t>
-      </w:r>
-      <w:proofErr w:type="spellEnd"/>
-      <w:proofErr w:type="gramStart"/>
-      <w:r>
-        <w:t>” :</w:t>
-      </w:r>
-      <w:proofErr w:type="gramEnd"/>
-      <w:r>
-        <w:t xml:space="preserve"> </w:t>
-      </w:r>
-      <w:r>
-        <w:t>Middle Name</w:t>
-      </w:r>
-    </w:p>
-    <w:p>
-      <w:pPr>
-        <w:ind w:left="720"/>
-      </w:pPr>
-      <w:r>
-        <w:t>“</w:t>
-      </w:r>
-      <w:proofErr w:type="spellStart"/>
-      <w:r>
-        <w:rPr>
-          <w:color w:val="00B050"/>
-        </w:rPr>
-        <w:t>l_name</w:t>
-      </w:r>
-      <w:proofErr w:type="spellEnd"/>
-      <w:proofErr w:type="gramStart"/>
-      <w:r>
-        <w:t>” :</w:t>
-      </w:r>
-      <w:proofErr w:type="gramEnd"/>
-      <w:r>
-        <w:t xml:space="preserve"> </w:t>
-      </w:r>
-      <w:r>
-        <w:t xml:space="preserve">Last Name </w:t>
-      </w:r>
-      <w:r>
-        <w:tab/>
-      </w:r>
-      <w:r>
-        <w:tab/>
-      </w:r>
-    </w:p>
-    <w:p>
-      <w:pPr>
-        <w:ind w:left="720"/>
-      </w:pPr>
-      <w:r>
-        <w:t>“</w:t>
-      </w:r>
-      <w:r>
-        <w:rPr>
-          <w:color w:val="00B050"/>
-        </w:rPr>
-        <w:t>sex</w:t>
-      </w:r>
-      <w:proofErr w:type="gramStart"/>
-      <w:r>
-        <w:t>” :</w:t>
-      </w:r>
-      <w:proofErr w:type="gramEnd"/>
-      <w:r>
-        <w:t xml:space="preserve"> </w:t>
-      </w:r>
-      <w:r>
-        <w:t>Sex</w:t>
-      </w:r>
-      <w:r>
-        <w:tab/>
-      </w:r>
-      <w:r>
-        <w:tab/>
-      </w:r>
-    </w:p>
-    <w:p>
-      <w:pPr>
-        <w:ind w:left="720"/>
-      </w:pPr>
-      <w:r>
-        <w:t>“</w:t>
-      </w:r>
-      <w:r>
-        <w:rPr>
-          <w:color w:val="00B050"/>
-        </w:rPr>
-        <w:t>dob</w:t>
-      </w:r>
-      <w:proofErr w:type="gramStart"/>
-      <w:r>
-        <w:t>” :</w:t>
-      </w:r>
-      <w:proofErr w:type="gramEnd"/>
-      <w:r>
-        <w:t xml:space="preserve"> </w:t>
-      </w:r>
-      <w:r>
-        <w:t>Date of Birth</w:t>
-      </w:r>
-      <w:r>
-        <w:tab/>
-      </w:r>
-    </w:p>
-    <w:p>
-      <w:pPr>
-        <w:ind w:left="720"/>
-      </w:pPr>
-      <w:r>
+        <w:lastRenderedPageBreak/>
         <w:t>“</w:t>
       </w:r>
       <w:proofErr w:type="spellStart"/>
@@ -5541,13 +6787,8 @@
         <w:t>_type</w:t>
       </w:r>
       <w:proofErr w:type="spellEnd"/>
-      <w:proofErr w:type="gramStart"/>
-      <w:r>
-        <w:t>” :</w:t>
-      </w:r>
-      <w:proofErr w:type="gramEnd"/>
-      <w:r>
-        <w:t xml:space="preserve"> </w:t>
+      <w:r>
+        <w:t xml:space="preserve">” : </w:t>
       </w:r>
       <w:r>
         <w:t>User Type</w:t>
@@ -5561,7 +6802,6 @@
         <w:ind w:left="720"/>
       </w:pPr>
       <w:r>
-        <w:lastRenderedPageBreak/>
         <w:t>“</w:t>
       </w:r>
       <w:r>
@@ -5570,13 +6810,8 @@
         </w:rPr>
         <w:t>province</w:t>
       </w:r>
-      <w:proofErr w:type="gramStart"/>
-      <w:r>
-        <w:t>” :</w:t>
-      </w:r>
-      <w:proofErr w:type="gramEnd"/>
-      <w:r>
-        <w:t xml:space="preserve"> </w:t>
+      <w:r>
+        <w:t xml:space="preserve">” : </w:t>
       </w:r>
       <w:r>
         <w:t>Province</w:t>
@@ -5598,13 +6833,8 @@
         </w:rPr>
         <w:t>district</w:t>
       </w:r>
-      <w:proofErr w:type="gramStart"/>
-      <w:r>
-        <w:t>” :</w:t>
-      </w:r>
-      <w:proofErr w:type="gramEnd"/>
-      <w:r>
-        <w:t xml:space="preserve"> </w:t>
+      <w:r>
+        <w:t xml:space="preserve">” : </w:t>
       </w:r>
       <w:r>
         <w:t>District</w:t>
@@ -5629,13 +6859,8 @@
         </w:rPr>
         <w:t>municipal</w:t>
       </w:r>
-      <w:proofErr w:type="gramStart"/>
-      <w:r>
-        <w:t>” :</w:t>
-      </w:r>
-      <w:proofErr w:type="gramEnd"/>
-      <w:r>
-        <w:t xml:space="preserve"> </w:t>
+      <w:r>
+        <w:t xml:space="preserve">” : </w:t>
       </w:r>
       <w:r>
         <w:t>Municipal</w:t>
@@ -5657,13 +6882,8 @@
         </w:rPr>
         <w:t>ward</w:t>
       </w:r>
-      <w:proofErr w:type="gramStart"/>
-      <w:r>
-        <w:t>” :</w:t>
-      </w:r>
-      <w:proofErr w:type="gramEnd"/>
-      <w:r>
-        <w:t xml:space="preserve"> </w:t>
+      <w:r>
+        <w:t xml:space="preserve">” : </w:t>
       </w:r>
       <w:r>
         <w:t>Ward</w:t>
@@ -5688,13 +6908,8 @@
         </w:rPr>
         <w:t>tole</w:t>
       </w:r>
-      <w:proofErr w:type="gramStart"/>
-      <w:r>
-        <w:t>” :</w:t>
-      </w:r>
-      <w:proofErr w:type="gramEnd"/>
-      <w:r>
-        <w:t xml:space="preserve"> </w:t>
+      <w:r>
+        <w:t xml:space="preserve">” : </w:t>
       </w:r>
       <w:r>
         <w:t>Tole</w:t>
@@ -5719,13 +6934,8 @@
         </w:rPr>
         <w:t>phone</w:t>
       </w:r>
-      <w:proofErr w:type="gramStart"/>
-      <w:r>
-        <w:t>” :</w:t>
-      </w:r>
-      <w:proofErr w:type="gramEnd"/>
-      <w:r>
-        <w:t xml:space="preserve"> </w:t>
+      <w:r>
+        <w:t xml:space="preserve">” : </w:t>
       </w:r>
       <w:r>
         <w:t>Phone</w:t>
@@ -5750,13 +6960,8 @@
         </w:rPr>
         <w:t>phone2</w:t>
       </w:r>
-      <w:proofErr w:type="gramStart"/>
-      <w:r>
-        <w:t>” :</w:t>
-      </w:r>
-      <w:proofErr w:type="gramEnd"/>
-      <w:r>
-        <w:t xml:space="preserve"> </w:t>
+      <w:r>
+        <w:t xml:space="preserve">” : </w:t>
       </w:r>
       <w:r>
         <w:t>Secondary Phone</w:t>
@@ -5775,13 +6980,8 @@
         </w:rPr>
         <w:t>email</w:t>
       </w:r>
-      <w:proofErr w:type="gramStart"/>
-      <w:r>
-        <w:t>” :</w:t>
-      </w:r>
-      <w:proofErr w:type="gramEnd"/>
-      <w:r>
-        <w:t xml:space="preserve"> </w:t>
+      <w:r>
+        <w:t xml:space="preserve">” : </w:t>
       </w:r>
       <w:r>
         <w:t>Email</w:t>
@@ -5800,13 +7000,8 @@
         </w:rPr>
         <w:t>facebook</w:t>
       </w:r>
-      <w:proofErr w:type="gramStart"/>
-      <w:r>
-        <w:t>” :</w:t>
-      </w:r>
-      <w:proofErr w:type="gramEnd"/>
-      <w:r>
-        <w:t xml:space="preserve"> </w:t>
+      <w:r>
+        <w:t xml:space="preserve">” : </w:t>
       </w:r>
       <w:r>
         <w:t>Facebook</w:t>
@@ -5827,13 +7022,8 @@
         <w:t>whatsapp</w:t>
       </w:r>
       <w:proofErr w:type="spellEnd"/>
-      <w:proofErr w:type="gramStart"/>
-      <w:r>
-        <w:t>” :</w:t>
-      </w:r>
-      <w:proofErr w:type="gramEnd"/>
-      <w:r>
-        <w:t xml:space="preserve"> </w:t>
+      <w:r>
+        <w:t xml:space="preserve">” : </w:t>
       </w:r>
       <w:r>
         <w:t>WhatsApp</w:t>
@@ -5852,13 +7042,8 @@
         </w:rPr>
         <w:t>about</w:t>
       </w:r>
-      <w:proofErr w:type="gramStart"/>
-      <w:r>
-        <w:t>” :</w:t>
-      </w:r>
-      <w:proofErr w:type="gramEnd"/>
-      <w:r>
-        <w:t xml:space="preserve"> </w:t>
+      <w:r>
+        <w:t xml:space="preserve">” : </w:t>
       </w:r>
       <w:r>
         <w:t>About</w:t>
@@ -5887,13 +7072,8 @@
         <w:t>_pic</w:t>
       </w:r>
       <w:proofErr w:type="spellEnd"/>
-      <w:proofErr w:type="gramStart"/>
-      <w:r>
-        <w:t>” :</w:t>
-      </w:r>
-      <w:proofErr w:type="gramEnd"/>
-      <w:r>
-        <w:t xml:space="preserve"> </w:t>
+      <w:r>
+        <w:t xml:space="preserve">” : </w:t>
       </w:r>
       <w:r>
         <w:t>Profile Picture</w:t>
@@ -5923,229 +7103,158 @@
         <w:t>_by</w:t>
       </w:r>
       <w:proofErr w:type="spellEnd"/>
+      <w:r>
+        <w:t>” : Created_By</w:t>
+      </w:r>
+    </w:p>
+    <w:p>
+      <w:pPr>
+        <w:ind w:left="360"/>
+      </w:pPr>
+      <w:r>
+        <w:t>}</w:t>
+      </w:r>
+    </w:p>
+    <w:p>
+      <w:pPr>
+        <w:ind w:left="360"/>
+      </w:pPr>
+    </w:p>
+    <w:p>
+      <w:pPr>
+        <w:ind w:left="360"/>
+      </w:pPr>
+    </w:p>
+    <w:p>
+      <w:pPr>
+        <w:pStyle w:val="Heading2"/>
+      </w:pPr>
+      <w:r>
+        <w:t>Server Response to Web/App:</w:t>
+      </w:r>
+    </w:p>
+    <w:p>
+      <w:r>
+        <w:t>For Registration Fa</w:t>
+      </w:r>
+      <w:r>
+        <w:t>ile</w:t>
+      </w:r>
+      <w:r>
+        <w:t>d:</w:t>
+      </w:r>
+    </w:p>
+    <w:p>
+      <w:pPr>
+        <w:ind w:firstLine="720"/>
+      </w:pPr>
+      <w:r>
+        <w:t>{</w:t>
+      </w:r>
+    </w:p>
+    <w:p>
+      <w:r>
+        <w:t xml:space="preserve">            </w:t>
+      </w:r>
+      <w:r>
+        <w:rPr>
+          <w:color w:val="00B050"/>
+        </w:rPr>
+        <w:t>'error'</w:t>
+      </w:r>
+      <w:r>
+        <w:t>: '</w:t>
+      </w:r>
+      <w:r>
+        <w:rPr>
+          <w:color w:val="00B050"/>
+        </w:rPr>
+        <w:t>MISSING</w:t>
+      </w:r>
+      <w:r>
+        <w:rPr>
+          <w:color w:val="00B050"/>
+        </w:rPr>
+        <w:t xml:space="preserve"> </w:t>
+      </w:r>
+      <w:r>
+        <w:rPr>
+          <w:color w:val="00B050"/>
+        </w:rPr>
+        <w:t>REQUIRED</w:t>
+      </w:r>
+      <w:r>
+        <w:rPr>
+          <w:color w:val="00B050"/>
+        </w:rPr>
+        <w:t xml:space="preserve"> </w:t>
+      </w:r>
+      <w:r>
+        <w:rPr>
+          <w:color w:val="00B050"/>
+        </w:rPr>
+        <w:t>FIELDS'</w:t>
+      </w:r>
+      <w:r>
+        <w:rPr>
+          <w:color w:val="00B050"/>
+        </w:rPr>
+        <w:t xml:space="preserve">   </w:t>
+      </w:r>
+      <w:r>
+        <w:rPr>
+          <w:color w:val="00B050"/>
+        </w:rPr>
+        <w:tab/>
+      </w:r>
+      <w:r>
+        <w:t>[String]</w:t>
+      </w:r>
+    </w:p>
+    <w:p>
+      <w:pPr>
+        <w:ind w:firstLine="720"/>
+      </w:pPr>
+      <w:r>
+        <w:t>}</w:t>
+      </w:r>
+    </w:p>
+    <w:p>
+      <w:r>
+        <w:t>For Registration Success:</w:t>
+      </w:r>
+    </w:p>
+    <w:p>
+      <w:pPr>
+        <w:ind w:firstLine="720"/>
+      </w:pPr>
+      <w:r>
+        <w:t>{</w:t>
+      </w:r>
+    </w:p>
+    <w:p>
+      <w:r>
+        <w:t>           </w:t>
+      </w:r>
       <w:proofErr w:type="gramStart"/>
       <w:r>
-        <w:t>” :</w:t>
+        <w:rPr>
+          <w:color w:val="00B050"/>
+        </w:rPr>
+        <w:t>‘message’</w:t>
+      </w:r>
+      <w:r>
+        <w:t xml:space="preserve">: </w:t>
+      </w:r>
+      <w:r>
+        <w:t>‘Successful message</w:t>
       </w:r>
       <w:proofErr w:type="gramEnd"/>
       <w:r>
-        <w:t xml:space="preserve"> Created_By</w:t>
-      </w:r>
-    </w:p>
-    <w:p>
-      <w:pPr>
-        <w:ind w:left="360"/>
-      </w:pPr>
-      <w:r>
-        <w:t>}</w:t>
-      </w:r>
-    </w:p>
-    <w:p>
-      <w:pPr>
-        <w:ind w:left="360"/>
-      </w:pPr>
-    </w:p>
-    <w:p>
-      <w:pPr>
-        <w:ind w:left="360"/>
-      </w:pPr>
-    </w:p>
-    <w:p>
-      <w:pPr>
-        <w:pStyle w:val="Heading2"/>
-      </w:pPr>
-      <w:r>
-        <w:t>Server Response to Web/App:</w:t>
-      </w:r>
-    </w:p>
-    <w:p>
-      <w:r>
-        <w:t xml:space="preserve">For Registration </w:t>
-      </w:r>
-      <w:proofErr w:type="spellStart"/>
-      <w:r>
-        <w:t>Faild</w:t>
-      </w:r>
-      <w:proofErr w:type="spellEnd"/>
-      <w:r>
-        <w:t>:</w:t>
-      </w:r>
-    </w:p>
-    <w:p>
-      <w:pPr>
-        <w:ind w:firstLine="720"/>
-      </w:pPr>
-      <w:r>
-        <w:t>{</w:t>
-      </w:r>
-    </w:p>
-    <w:p>
-      <w:r>
-        <w:t xml:space="preserve">            </w:t>
-      </w:r>
-      <w:r>
-        <w:rPr>
-          <w:color w:val="00B050"/>
-        </w:rPr>
-        <w:t>'</w:t>
-      </w:r>
-      <w:proofErr w:type="gramStart"/>
-      <w:r>
-        <w:rPr>
-          <w:color w:val="00B050"/>
-        </w:rPr>
-        <w:t>re</w:t>
-      </w:r>
-      <w:r>
-        <w:rPr>
-          <w:color w:val="00B050"/>
-        </w:rPr>
-        <w:t>q</w:t>
-      </w:r>
-      <w:proofErr w:type="gramEnd"/>
-      <w:r>
-        <w:rPr>
-          <w:color w:val="00B050"/>
-        </w:rPr>
-        <w:t>_access</w:t>
-      </w:r>
-      <w:r>
-        <w:rPr>
-          <w:color w:val="00B050"/>
-        </w:rPr>
-        <w:t>'</w:t>
-      </w:r>
-      <w:r>
-        <w:t>: False</w:t>
+        <w:t>’</w:t>
       </w:r>
       <w:r>
         <w:t xml:space="preserve"> </w:t>
-      </w:r>
-      <w:r>
-        <w:tab/>
-      </w:r>
-      <w:r>
-        <w:tab/>
-      </w:r>
-      <w:r>
-        <w:tab/>
-      </w:r>
-      <w:r>
-        <w:tab/>
-        <w:t xml:space="preserve"> [Boolean]</w:t>
-      </w:r>
-    </w:p>
-    <w:p>
-      <w:r>
-        <w:t xml:space="preserve">            </w:t>
-      </w:r>
-      <w:r>
-        <w:rPr>
-          <w:color w:val="00B050"/>
-        </w:rPr>
-        <w:t>'</w:t>
-      </w:r>
-      <w:proofErr w:type="gramStart"/>
-      <w:r>
-        <w:rPr>
-          <w:color w:val="00B050"/>
-        </w:rPr>
-        <w:t>error</w:t>
-      </w:r>
-      <w:proofErr w:type="gramEnd"/>
-      <w:r>
-        <w:rPr>
-          <w:color w:val="00B050"/>
-        </w:rPr>
-        <w:t>_code'</w:t>
-      </w:r>
-      <w:r>
-        <w:t>: '</w:t>
-      </w:r>
-      <w:r>
-        <w:rPr>
-          <w:color w:val="00B050"/>
-        </w:rPr>
-        <w:t>MISSING_REQUIRED_FIELDS'</w:t>
-      </w:r>
-      <w:r>
-        <w:rPr>
-          <w:color w:val="00B050"/>
-        </w:rPr>
-        <w:t xml:space="preserve">   </w:t>
-      </w:r>
-      <w:r>
-        <w:rPr>
-          <w:color w:val="00B050"/>
-        </w:rPr>
-        <w:tab/>
-      </w:r>
-      <w:r>
-        <w:t>[String]</w:t>
-      </w:r>
-    </w:p>
-    <w:p>
-      <w:pPr>
-        <w:ind w:firstLine="720"/>
-      </w:pPr>
-      <w:r>
-        <w:t>}</w:t>
-      </w:r>
-    </w:p>
-    <w:p>
-      <w:r>
-        <w:t>For Registration Success:</w:t>
-      </w:r>
-    </w:p>
-    <w:p>
-      <w:pPr>
-        <w:ind w:firstLine="720"/>
-      </w:pPr>
-      <w:r>
-        <w:t>{</w:t>
-      </w:r>
-    </w:p>
-    <w:p>
-      <w:r>
-        <w:t xml:space="preserve">            </w:t>
-      </w:r>
-      <w:r>
-        <w:rPr>
-          <w:color w:val="00B050"/>
-        </w:rPr>
-        <w:t>'</w:t>
-      </w:r>
-      <w:proofErr w:type="gramStart"/>
-      <w:r>
-        <w:rPr>
-          <w:color w:val="00B050"/>
-        </w:rPr>
-        <w:t>re</w:t>
-      </w:r>
-      <w:r>
-        <w:rPr>
-          <w:color w:val="00B050"/>
-        </w:rPr>
-        <w:t>q</w:t>
-      </w:r>
-      <w:proofErr w:type="gramEnd"/>
-      <w:r>
-        <w:rPr>
-          <w:color w:val="00B050"/>
-        </w:rPr>
-        <w:t>_access</w:t>
-      </w:r>
-      <w:r>
-        <w:rPr>
-          <w:color w:val="00B050"/>
-        </w:rPr>
-        <w:t>'</w:t>
-      </w:r>
-      <w:r>
-        <w:t xml:space="preserve">: </w:t>
-      </w:r>
-      <w:r>
-        <w:t xml:space="preserve">True </w:t>
       </w:r>
       <w:r>
         <w:tab/>
@@ -6184,6 +7293,11 @@
       </w:r>
     </w:p>
     <w:p>
+      <w:pPr>
+        <w:rPr>
+          <w:color w:val="00B050"/>
+        </w:rPr>
+      </w:pPr>
       <w:r>
         <w:t>Path</w:t>
       </w:r>
@@ -6203,63 +7317,112 @@
         </w:rPr>
         <w:t>check_userid</w:t>
       </w:r>
+      <w:r>
+        <w:rPr>
+          <w:color w:val="00B050"/>
+        </w:rPr>
+        <w:t>_</w:t>
+      </w:r>
+      <w:r>
+        <w:rPr>
+          <w:color w:val="00B050"/>
+        </w:rPr>
+        <w:t>available</w:t>
+      </w:r>
       <w:proofErr w:type="spellEnd"/>
+      <w:r>
+        <w:rPr>
+          <w:color w:val="00B050"/>
+        </w:rPr>
+        <w:t xml:space="preserve">' </w:t>
+      </w:r>
+      <w:r>
+        <w:t xml:space="preserve">: </w:t>
+      </w:r>
+      <w:r>
+        <w:rPr>
+          <w:highlight w:val="yellow"/>
+        </w:rPr>
+        <w:t>'https://………./</w:t>
+      </w:r>
+      <w:proofErr w:type="spellStart"/>
+      <w:r>
+        <w:rPr>
+          <w:highlight w:val="yellow"/>
+        </w:rPr>
+        <w:t>api</w:t>
+      </w:r>
+      <w:proofErr w:type="spellEnd"/>
+      <w:r>
+        <w:rPr>
+          <w:highlight w:val="yellow"/>
+        </w:rPr>
+        <w:t>/auth/check-</w:t>
+      </w:r>
+      <w:proofErr w:type="spellStart"/>
+      <w:r>
+        <w:rPr>
+          <w:highlight w:val="yellow"/>
+        </w:rPr>
+        <w:t>userid</w:t>
+      </w:r>
+      <w:proofErr w:type="spellEnd"/>
+      <w:r>
+        <w:rPr>
+          <w:highlight w:val="yellow"/>
+        </w:rPr>
+        <w:t>/</w:t>
+      </w:r>
+      <w:r>
+        <w:t>',</w:t>
+      </w:r>
+    </w:p>
+    <w:p/>
+    <w:p>
+      <w:r>
+        <w:t xml:space="preserve">UserID needs to check constantly, </w:t>
+      </w:r>
       <w:proofErr w:type="gramStart"/>
       <w:r>
-        <w:rPr>
-          <w:color w:val="00B050"/>
-        </w:rPr>
-        <w:t xml:space="preserve">' </w:t>
-      </w:r>
-      <w:r>
-        <w:t>:</w:t>
+        <w:t>entered</w:t>
       </w:r>
       <w:proofErr w:type="gramEnd"/>
       <w:r>
-        <w:t xml:space="preserve"> </w:t>
-      </w:r>
-      <w:r>
-        <w:t>'</w:t>
-      </w:r>
-      <w:r>
-        <w:t>https://……</w:t>
+        <w:t xml:space="preserve"> userID is available or not. </w:t>
+      </w:r>
+    </w:p>
+    <w:p>
+      <w:r>
+        <w:t xml:space="preserve">If userID textbox is </w:t>
       </w:r>
       <w:proofErr w:type="gramStart"/>
       <w:r>
-        <w:t>…./</w:t>
-      </w:r>
-      <w:proofErr w:type="spellStart"/>
+        <w:t>empty</w:t>
+      </w:r>
       <w:proofErr w:type="gramEnd"/>
       <w:r>
-        <w:t>api</w:t>
-      </w:r>
-      <w:proofErr w:type="spellEnd"/>
-      <w:r>
-        <w:t>/auth/check-</w:t>
-      </w:r>
-      <w:proofErr w:type="spellStart"/>
-      <w:r>
-        <w:t>userid</w:t>
-      </w:r>
-      <w:proofErr w:type="spellEnd"/>
-      <w:r>
-        <w:t>/',</w:t>
-      </w:r>
-    </w:p>
-    <w:p/>
-    <w:p>
-      <w:r>
-        <w:t xml:space="preserve">UserID needs to check constantly, entered userID is available or not. </w:t>
-      </w:r>
-    </w:p>
-    <w:p>
-      <w:r>
-        <w:t>If userID textbox is empty then nothing to worry about.</w:t>
-      </w:r>
-    </w:p>
-    <w:p>
-      <w:r>
-        <w:t xml:space="preserve">If a single or more characters are present, then box sent request to server to checked userID is available or not. </w:t>
+        <w:t xml:space="preserve"> then </w:t>
+      </w:r>
+      <w:proofErr w:type="gramStart"/>
+      <w:r>
+        <w:t>nothing</w:t>
+      </w:r>
+      <w:proofErr w:type="gramEnd"/>
+      <w:r>
+        <w:t xml:space="preserve"> to worry about.</w:t>
+      </w:r>
+    </w:p>
+    <w:p>
+      <w:r>
+        <w:t xml:space="preserve">If a single or more characters are present, then box sent request to server to </w:t>
+      </w:r>
+      <w:proofErr w:type="gramStart"/>
+      <w:r>
+        <w:t>checked</w:t>
+      </w:r>
+      <w:proofErr w:type="gramEnd"/>
+      <w:r>
+        <w:t xml:space="preserve"> userID is available or not. </w:t>
       </w:r>
     </w:p>
     <w:p>
@@ -6267,7 +7430,15 @@
         <w:jc w:val="left"/>
       </w:pPr>
       <w:r>
-        <w:t>Request is to be sent in change in every character in textbox.</w:t>
+        <w:t xml:space="preserve">Request is to </w:t>
+      </w:r>
+      <w:proofErr w:type="gramStart"/>
+      <w:r>
+        <w:t>be sent</w:t>
+      </w:r>
+      <w:proofErr w:type="gramEnd"/>
+      <w:r>
+        <w:t xml:space="preserve"> in change in every character in textbox.</w:t>
       </w:r>
       <w:r>
         <w:br/>
@@ -6319,13 +7490,8 @@
         </w:rPr>
         <w:t>_id</w:t>
       </w:r>
-      <w:proofErr w:type="gramStart"/>
-      <w:r>
-        <w:t>” :</w:t>
-      </w:r>
-      <w:proofErr w:type="gramEnd"/>
-      <w:r>
-        <w:t xml:space="preserve"> UserID</w:t>
+      <w:r>
+        <w:t>” : UserID</w:t>
       </w:r>
     </w:p>
     <w:p>
@@ -6381,13 +7547,8 @@
         </w:rPr>
         <w:t>status</w:t>
       </w:r>
-      <w:proofErr w:type="gramStart"/>
-      <w:r>
-        <w:t>” :</w:t>
-      </w:r>
-      <w:proofErr w:type="gramEnd"/>
-      <w:r>
-        <w:t xml:space="preserve"> 1 or 0 [Integer]</w:t>
+      <w:r>
+        <w:t>” : 1 or 0 [Integer]</w:t>
       </w:r>
     </w:p>
     <w:p>
@@ -6412,8 +7573,13 @@
         <w:ind w:firstLine="720"/>
         <w:jc w:val="left"/>
       </w:pPr>
-      <w:r>
-        <w:t xml:space="preserve">1 </w:t>
+      <w:proofErr w:type="gramStart"/>
+      <w:r>
+        <w:t>1</w:t>
+      </w:r>
+      <w:proofErr w:type="gramEnd"/>
+      <w:r>
+        <w:t xml:space="preserve"> </w:t>
       </w:r>
       <w:r>
         <w:sym w:font="Wingdings" w:char="F0E0"/>
@@ -6430,8 +7596,13 @@
         <w:ind w:firstLine="720"/>
         <w:jc w:val="left"/>
       </w:pPr>
-      <w:r>
-        <w:t xml:space="preserve">0 </w:t>
+      <w:proofErr w:type="gramStart"/>
+      <w:r>
+        <w:t>0</w:t>
+      </w:r>
+      <w:proofErr w:type="gramEnd"/>
+      <w:r>
+        <w:t xml:space="preserve"> </w:t>
       </w:r>
       <w:r>
         <w:sym w:font="Wingdings" w:char="F0E0"/>
@@ -6582,39 +7753,42 @@
       </w:r>
     </w:p>
     <w:p>
+      <w:r>
+        <w:t>Values : [</w:t>
+      </w:r>
+    </w:p>
+    <w:p>
+      <w:pPr>
+        <w:ind w:left="720" w:firstLine="720"/>
+      </w:pPr>
+      <w:r>
+        <w:rPr>
+          <w:color w:val="00B050"/>
+        </w:rPr>
+        <w:t>Super</w:t>
+      </w:r>
+      <w:r>
+        <w:rPr>
+          <w:color w:val="00B050"/>
+        </w:rPr>
+        <w:t>Admin</w:t>
+      </w:r>
+      <w:r>
+        <w:t xml:space="preserve"> – Access to create super</w:t>
+      </w:r>
+      <w:r>
+        <w:t>-</w:t>
+      </w:r>
+      <w:r>
+        <w:t xml:space="preserve">admin, admin, </w:t>
+      </w:r>
       <w:proofErr w:type="gramStart"/>
       <w:r>
-        <w:t>Values :</w:t>
+        <w:t>farmer</w:t>
       </w:r>
       <w:proofErr w:type="gramEnd"/>
       <w:r>
-        <w:t xml:space="preserve"> [</w:t>
-      </w:r>
-    </w:p>
-    <w:p>
-      <w:pPr>
-        <w:ind w:left="720" w:firstLine="720"/>
-      </w:pPr>
-      <w:r>
-        <w:rPr>
-          <w:color w:val="00B050"/>
-        </w:rPr>
-        <w:t>Super</w:t>
-      </w:r>
-      <w:r>
-        <w:rPr>
-          <w:color w:val="00B050"/>
-        </w:rPr>
-        <w:t>Admin</w:t>
-      </w:r>
-      <w:r>
-        <w:t xml:space="preserve"> – Access to create super</w:t>
-      </w:r>
-      <w:r>
-        <w:t>-</w:t>
-      </w:r>
-      <w:r>
-        <w:t>admin, admin, farmer and consumer [</w:t>
+        <w:t xml:space="preserve"> and consumer [</w:t>
       </w:r>
       <w:r>
         <w:rPr>
@@ -6697,7 +7871,15 @@
     </w:p>
     <w:p>
       <w:r>
-        <w:t>In Web four items for Created By [Super Admin, Admin, Farmer and Consumer]</w:t>
+        <w:t xml:space="preserve">In Web four items for Created By [Super Admin, Admin, </w:t>
+      </w:r>
+      <w:proofErr w:type="gramStart"/>
+      <w:r>
+        <w:t>Farmer</w:t>
+      </w:r>
+      <w:proofErr w:type="gramEnd"/>
+      <w:r>
+        <w:t xml:space="preserve"> and Consumer]</w:t>
       </w:r>
     </w:p>
     <w:p>
@@ -6713,338 +7895,1148 @@
     </w:p>
     <w:p>
       <w:pPr>
+        <w:jc w:val="left"/>
+      </w:pPr>
+      <w:r>
+        <w:br w:type="page"/>
+      </w:r>
+    </w:p>
+    <w:p>
+      <w:pPr>
+        <w:pStyle w:val="Heading1"/>
+      </w:pPr>
+      <w:bookmarkStart w:id="9" w:name="_Toc218716592"/>
+      <w:r>
+        <w:lastRenderedPageBreak/>
+        <w:t>Forget Password:</w:t>
+      </w:r>
+      <w:bookmarkEnd w:id="9"/>
+    </w:p>
+    <w:p>
+      <w:pPr>
         <w:pStyle w:val="Heading2"/>
       </w:pPr>
       <w:r>
-        <w:t>Error Handling in Signup/Register:</w:t>
-      </w:r>
-    </w:p>
-    <w:p>
-      <w:r>
-        <w:t>Type of Error [error_code]:</w:t>
-      </w:r>
-    </w:p>
-    <w:p>
-      <w:pPr>
-        <w:pStyle w:val="ListParagraph"/>
-        <w:numPr>
-          <w:ilvl w:val="0"/>
-          <w:numId w:val="13"/>
-        </w:numPr>
-      </w:pPr>
-      <w:r>
-        <w:rPr>
-          <w:b/>
-          <w:bCs/>
-          <w:color w:val="00B050"/>
-        </w:rPr>
-        <w:t>MISSING_REQUIRED_FIELDS</w:t>
-      </w:r>
-      <w:r>
-        <w:rPr>
-          <w:color w:val="00B050"/>
-        </w:rPr>
+        <w:t xml:space="preserve">First ask for phone or userID in </w:t>
+      </w:r>
+      <w:proofErr w:type="gramStart"/>
+      <w:r>
+        <w:t>1</w:t>
+      </w:r>
+      <w:r>
+        <w:rPr>
+          <w:vertAlign w:val="superscript"/>
+        </w:rPr>
+        <w:t>st</w:t>
+      </w:r>
+      <w:proofErr w:type="gramEnd"/>
+      <w:r>
+        <w:t xml:space="preserve"> step.</w:t>
+      </w:r>
+    </w:p>
+    <w:p>
+      <w:pPr>
+        <w:jc w:val="left"/>
+      </w:pPr>
+      <w:r>
+        <w:t>path (</w:t>
+      </w:r>
+      <w:proofErr w:type="spellStart"/>
+      <w:r>
+        <w:rPr>
+          <w:highlight w:val="yellow"/>
+        </w:rPr>
+        <w:t>api</w:t>
+      </w:r>
+      <w:proofErr w:type="spellEnd"/>
+      <w:r>
+        <w:rPr>
+          <w:highlight w:val="yellow"/>
+        </w:rPr>
+        <w:t>/auth/</w:t>
+      </w:r>
+      <w:proofErr w:type="gramStart"/>
+      <w:r>
+        <w:rPr>
+          <w:highlight w:val="yellow"/>
+        </w:rPr>
+        <w:t>forgot-password</w:t>
+      </w:r>
+      <w:proofErr w:type="gramEnd"/>
+      <w:r>
+        <w:t>)</w:t>
+      </w:r>
+      <w:r>
+        <w:br/>
+        <w:t>request: {</w:t>
+      </w:r>
+    </w:p>
+    <w:p>
+      <w:pPr>
+        <w:jc w:val="left"/>
+      </w:pPr>
+      <w:r>
+        <w:tab/>
+      </w:r>
+      <w:r>
+        <w:tab/>
+        <w:t>‘</w:t>
+      </w:r>
+      <w:r>
+        <w:rPr>
+          <w:color w:val="388600"/>
+        </w:rPr>
+        <w:t>identifier</w:t>
+      </w:r>
+      <w:r>
+        <w:t>’: userID or phone [String]</w:t>
+      </w:r>
+    </w:p>
+    <w:p>
+      <w:pPr>
+        <w:ind w:left="720"/>
+        <w:jc w:val="left"/>
+      </w:pPr>
+      <w:r>
+        <w:t>}</w:t>
+      </w:r>
+    </w:p>
+    <w:p>
+      <w:pPr>
+        <w:jc w:val="left"/>
+      </w:pPr>
+      <w:r>
+        <w:t xml:space="preserve">Response </w:t>
+      </w:r>
+      <w:r>
+        <w:t>[</w:t>
+      </w:r>
+      <w:r>
+        <w:t xml:space="preserve">ok </w:t>
+      </w:r>
+      <w:r>
+        <w:sym w:font="Wingdings" w:char="F0E0"/>
+      </w:r>
+      <w:r>
         <w:t xml:space="preserve"> </w:t>
       </w:r>
-      <w:r>
-        <w:t>– Missing mandatory signup fields</w:t>
-      </w:r>
-    </w:p>
-    <w:p>
-      <w:pPr>
-        <w:pStyle w:val="ListParagraph"/>
-        <w:numPr>
-          <w:ilvl w:val="0"/>
-          <w:numId w:val="13"/>
-        </w:numPr>
-      </w:pPr>
-      <w:r>
-        <w:rPr>
-          <w:b/>
-          <w:bCs/>
-          <w:color w:val="00B050"/>
-        </w:rPr>
-        <w:t>USERID_EXISTS</w:t>
-      </w:r>
-      <w:r>
-        <w:rPr>
-          <w:color w:val="00B050"/>
-        </w:rPr>
+      <w:proofErr w:type="gramStart"/>
+      <w:r>
+        <w:t>200</w:t>
+      </w:r>
+      <w:proofErr w:type="gramEnd"/>
+      <w:r>
+        <w:t>]</w:t>
+      </w:r>
+    </w:p>
+    <w:p>
+      <w:pPr>
+        <w:jc w:val="left"/>
+      </w:pPr>
+      <w:r>
+        <w:t>{</w:t>
+      </w:r>
+    </w:p>
+    <w:p>
+      <w:pPr>
+        <w:ind w:firstLine="720"/>
+        <w:jc w:val="left"/>
+      </w:pPr>
+      <w:r>
+        <w:t>‘</w:t>
+      </w:r>
+      <w:proofErr w:type="gramStart"/>
+      <w:r>
+        <w:rPr>
+          <w:color w:val="388600"/>
+        </w:rPr>
+        <w:t>half</w:t>
+      </w:r>
+      <w:proofErr w:type="gramEnd"/>
+      <w:r>
+        <w:rPr>
+          <w:color w:val="388600"/>
+        </w:rPr>
+        <w:t xml:space="preserve">_email’ </w:t>
+      </w:r>
+      <w:r>
+        <w:t>: “email” [String]</w:t>
+      </w:r>
+    </w:p>
+    <w:p>
+      <w:pPr>
+        <w:jc w:val="left"/>
+      </w:pPr>
+      <w:r>
+        <w:t>}</w:t>
+      </w:r>
+    </w:p>
+    <w:p>
+      <w:pPr>
+        <w:jc w:val="left"/>
+      </w:pPr>
+      <w:r>
+        <w:t xml:space="preserve">Response [400 or 401 or 404 </w:t>
+      </w:r>
+      <w:r>
+        <w:sym w:font="Wingdings" w:char="F0E0"/>
+      </w:r>
+      <w:r>
+        <w:t xml:space="preserve"> error]</w:t>
+      </w:r>
+    </w:p>
+    <w:p>
+      <w:pPr>
+        <w:jc w:val="left"/>
+      </w:pPr>
+      <w:r>
+        <w:t>{</w:t>
+      </w:r>
+    </w:p>
+    <w:p>
+      <w:pPr>
+        <w:jc w:val="left"/>
+      </w:pPr>
+      <w:r>
+        <w:tab/>
+        <w:t>“</w:t>
+      </w:r>
+      <w:r>
+        <w:rPr>
+          <w:color w:val="388600"/>
+        </w:rPr>
+        <w:t>error</w:t>
+      </w:r>
+      <w:r>
+        <w:t xml:space="preserve">”: </w:t>
+      </w:r>
+      <w:proofErr w:type="spellStart"/>
+      <w:r>
+        <w:t>error_message</w:t>
+      </w:r>
+      <w:proofErr w:type="spellEnd"/>
+    </w:p>
+    <w:p>
+      <w:pPr>
+        <w:jc w:val="left"/>
+      </w:pPr>
+      <w:r>
+        <w:t>}</w:t>
+      </w:r>
+    </w:p>
+    <w:p>
+      <w:pPr>
+        <w:jc w:val="left"/>
+      </w:pPr>
+    </w:p>
+    <w:p>
+      <w:pPr>
+        <w:pStyle w:val="Heading2"/>
+      </w:pPr>
+      <w:r>
+        <w:t xml:space="preserve">Second </w:t>
+      </w:r>
+      <w:r>
+        <w:t xml:space="preserve">complete </w:t>
+      </w:r>
+      <w:r>
+        <w:t>email:</w:t>
+      </w:r>
+    </w:p>
+    <w:p>
+      <w:pPr>
+        <w:jc w:val="left"/>
+      </w:pPr>
+      <w:r>
+        <w:t xml:space="preserve">show half_email in </w:t>
+      </w:r>
+      <w:proofErr w:type="gramStart"/>
+      <w:r>
+        <w:t>interface</w:t>
+      </w:r>
+      <w:proofErr w:type="gramEnd"/>
+    </w:p>
+    <w:p>
+      <w:pPr>
+        <w:jc w:val="left"/>
+      </w:pPr>
+      <w:r>
+        <w:t>path : (</w:t>
+      </w:r>
+      <w:proofErr w:type="spellStart"/>
+      <w:r>
+        <w:rPr>
+          <w:highlight w:val="yellow"/>
+        </w:rPr>
+        <w:t>api</w:t>
+      </w:r>
+      <w:proofErr w:type="spellEnd"/>
+      <w:r>
+        <w:rPr>
+          <w:highlight w:val="yellow"/>
+        </w:rPr>
+        <w:t>/auth/forget-password-complete-email</w:t>
+      </w:r>
+      <w:r>
+        <w:t>)</w:t>
+      </w:r>
+    </w:p>
+    <w:p>
+      <w:pPr>
+        <w:jc w:val="left"/>
+      </w:pPr>
+      <w:r>
+        <w:t xml:space="preserve">half_email is like </w:t>
+      </w:r>
+    </w:p>
+    <w:p>
+      <w:pPr>
+        <w:jc w:val="left"/>
+      </w:pPr>
+      <w:r>
+        <w:t xml:space="preserve">email = </w:t>
+      </w:r>
+      <w:hyperlink r:id="rId8" w:history="1">
+        <w:r>
+          <w:rPr>
+            <w:rStyle w:val="Hyperlink"/>
+          </w:rPr>
+          <w:t>rmnrjchy@gmail.com</w:t>
+        </w:r>
+      </w:hyperlink>
+      <w:r>
         <w:t xml:space="preserve"> </w:t>
       </w:r>
       <w:r>
-        <w:t>– User ID already exists</w:t>
-      </w:r>
-    </w:p>
-    <w:p>
-      <w:pPr>
-        <w:pStyle w:val="ListParagraph"/>
-        <w:numPr>
-          <w:ilvl w:val="0"/>
-          <w:numId w:val="13"/>
-        </w:numPr>
-      </w:pPr>
-      <w:r>
-        <w:rPr>
-          <w:b/>
-          <w:bCs/>
-          <w:color w:val="00B050"/>
-        </w:rPr>
-        <w:t>INSUFFICIENT_PRIVILEGES</w:t>
-      </w:r>
-      <w:r>
-        <w:rPr>
-          <w:color w:val="00B050"/>
-        </w:rPr>
+        <w:tab/>
+      </w:r>
+      <w:r>
+        <w:sym w:font="Wingdings" w:char="F0E8"/>
+      </w:r>
+      <w:r>
+        <w:tab/>
+        <w:t xml:space="preserve"> half_email = </w:t>
+      </w:r>
+      <w:hyperlink r:id="rId9" w:history="1">
+        <w:r>
+          <w:rPr>
+            <w:rStyle w:val="Hyperlink"/>
+          </w:rPr>
+          <w:t>rmn*****hy@gmail.com</w:t>
+        </w:r>
+      </w:hyperlink>
+    </w:p>
+    <w:p>
+      <w:pPr>
+        <w:jc w:val="left"/>
+      </w:pPr>
+      <w:r>
+        <w:t xml:space="preserve">email = </w:t>
+      </w:r>
+      <w:hyperlink r:id="rId10" w:history="1">
+        <w:r>
+          <w:rPr>
+            <w:rStyle w:val="Hyperlink"/>
+          </w:rPr>
+          <w:t>chaudharyraman020@outlook.com</w:t>
+        </w:r>
+      </w:hyperlink>
+      <w:r>
         <w:t xml:space="preserve"> </w:t>
       </w:r>
       <w:r>
-        <w:t>– Signup requires higher privileges</w:t>
-      </w:r>
-      <w:r>
-        <w:t xml:space="preserve">. Means Admin do not </w:t>
+        <w:sym w:font="Wingdings" w:char="F0E8"/>
+      </w:r>
+      <w:r>
+        <w:tab/>
+        <w:t xml:space="preserve"> half_email = </w:t>
+      </w:r>
+      <w:hyperlink r:id="rId11" w:history="1">
+        <w:r>
+          <w:rPr>
+            <w:rStyle w:val="Hyperlink"/>
+          </w:rPr>
+          <w:t>cha*****20@outlook.com</w:t>
+        </w:r>
+      </w:hyperlink>
+    </w:p>
+    <w:p>
+      <w:pPr>
+        <w:jc w:val="left"/>
+      </w:pPr>
+      <w:r>
+        <w:t xml:space="preserve">email = </w:t>
+      </w:r>
+      <w:hyperlink r:id="rId12" w:history="1">
+        <w:r>
+          <w:rPr>
+            <w:rStyle w:val="Hyperlink"/>
+          </w:rPr>
+          <w:t>rabindangaura@nast.edu.np</w:t>
+        </w:r>
+      </w:hyperlink>
+      <w:r>
+        <w:t xml:space="preserve"> </w:t>
+      </w:r>
+      <w:r>
+        <w:sym w:font="Wingdings" w:char="F0E8"/>
+      </w:r>
+      <w:r>
+        <w:t xml:space="preserve"> </w:t>
+      </w:r>
+      <w:r>
+        <w:tab/>
+        <w:t>half_email = rab*****ra@nast.edu.np</w:t>
+      </w:r>
+    </w:p>
+    <w:p>
+      <w:pPr>
+        <w:jc w:val="left"/>
+      </w:pPr>
+      <w:r>
+        <w:t xml:space="preserve">email = </w:t>
+      </w:r>
+      <w:hyperlink r:id="rId13" w:history="1">
+        <w:r>
+          <w:rPr>
+            <w:rStyle w:val="Hyperlink"/>
+          </w:rPr>
+          <w:t>hoodrobb33@gmail.com</w:t>
+        </w:r>
+      </w:hyperlink>
+      <w:r>
+        <w:t xml:space="preserve"> </w:t>
+      </w:r>
+      <w:r>
+        <w:sym w:font="Wingdings" w:char="F0E8"/>
+      </w:r>
+      <w:r>
+        <w:t xml:space="preserve"> half_email = </w:t>
+      </w:r>
+      <w:hyperlink r:id="rId14" w:history="1">
+        <w:r>
+          <w:rPr>
+            <w:rStyle w:val="Hyperlink"/>
+          </w:rPr>
+          <w:t>hoo*****33@gmail.com</w:t>
+        </w:r>
+      </w:hyperlink>
+    </w:p>
+    <w:p>
+      <w:pPr>
+        <w:jc w:val="left"/>
+      </w:pPr>
+    </w:p>
+    <w:p>
+      <w:pPr>
+        <w:jc w:val="left"/>
+      </w:pPr>
+      <w:r>
+        <w:t xml:space="preserve">request: </w:t>
+      </w:r>
+    </w:p>
+    <w:p>
+      <w:pPr>
+        <w:jc w:val="left"/>
+      </w:pPr>
+      <w:r>
+        <w:t>{</w:t>
+      </w:r>
+    </w:p>
+    <w:p>
+      <w:pPr>
+        <w:jc w:val="left"/>
+      </w:pPr>
+      <w:r>
+        <w:tab/>
+        <w:t>“</w:t>
+      </w:r>
+      <w:r>
+        <w:rPr>
+          <w:color w:val="388600"/>
+        </w:rPr>
+        <w:t>email</w:t>
+      </w:r>
+      <w:r>
+        <w:t xml:space="preserve">”: email [String] </w:t>
+      </w:r>
+    </w:p>
+    <w:p>
+      <w:pPr>
+        <w:jc w:val="left"/>
+      </w:pPr>
+      <w:r>
+        <w:t>}</w:t>
+      </w:r>
+    </w:p>
+    <w:p>
+      <w:pPr>
+        <w:jc w:val="left"/>
+      </w:pPr>
+      <w:r>
+        <w:lastRenderedPageBreak/>
+        <w:t xml:space="preserve">Response [ok </w:t>
+      </w:r>
+      <w:r>
+        <w:sym w:font="Wingdings" w:char="F0E0"/>
+      </w:r>
+      <w:r>
+        <w:t xml:space="preserve"> </w:t>
       </w:r>
       <w:proofErr w:type="gramStart"/>
       <w:r>
-        <w:t>allowed</w:t>
+        <w:t>200</w:t>
       </w:r>
       <w:proofErr w:type="gramEnd"/>
       <w:r>
-        <w:t xml:space="preserve"> to created super-admin</w:t>
-      </w:r>
-    </w:p>
-    <w:p>
-      <w:pPr>
-        <w:pStyle w:val="ListParagraph"/>
-        <w:numPr>
-          <w:ilvl w:val="0"/>
-          <w:numId w:val="13"/>
-        </w:numPr>
-      </w:pPr>
-      <w:r>
-        <w:rPr>
-          <w:b/>
-          <w:bCs/>
-          <w:color w:val="00B050"/>
-        </w:rPr>
-        <w:t>PHONE_NUMBER_ACCOUNT_LIMIT_REACHED</w:t>
-      </w:r>
-      <w:r>
-        <w:rPr>
-          <w:color w:val="00B050"/>
-        </w:rPr>
+        <w:t>]</w:t>
+      </w:r>
+    </w:p>
+    <w:p>
+      <w:pPr>
+        <w:jc w:val="left"/>
+      </w:pPr>
+      <w:r>
+        <w:t>{</w:t>
+      </w:r>
+    </w:p>
+    <w:p>
+      <w:pPr>
+        <w:jc w:val="left"/>
+      </w:pPr>
+      <w:r>
+        <w:t xml:space="preserve">}// No data empty </w:t>
+      </w:r>
+      <w:proofErr w:type="spellStart"/>
+      <w:r>
+        <w:t>json</w:t>
+      </w:r>
+      <w:proofErr w:type="spellEnd"/>
+      <w:r>
+        <w:t xml:space="preserve"> file.</w:t>
+      </w:r>
+    </w:p>
+    <w:p>
+      <w:pPr>
+        <w:jc w:val="left"/>
+      </w:pPr>
+      <w:r>
+        <w:t xml:space="preserve">Response [error </w:t>
+      </w:r>
+      <w:r>
+        <w:sym w:font="Wingdings" w:char="F0E0"/>
+      </w:r>
+      <w:r>
+        <w:t xml:space="preserve"> 400 or 401 or 404]</w:t>
+      </w:r>
+    </w:p>
+    <w:p>
+      <w:pPr>
+        <w:jc w:val="left"/>
+      </w:pPr>
+      <w:r>
+        <w:t>{</w:t>
+      </w:r>
+    </w:p>
+    <w:p>
+      <w:pPr>
+        <w:jc w:val="left"/>
+      </w:pPr>
+      <w:r>
+        <w:tab/>
+        <w:t>“</w:t>
+      </w:r>
+      <w:r>
+        <w:rPr>
+          <w:color w:val="388600"/>
+        </w:rPr>
+        <w:t>error</w:t>
+      </w:r>
+      <w:r>
+        <w:t xml:space="preserve">”: </w:t>
+      </w:r>
+      <w:proofErr w:type="spellStart"/>
+      <w:r>
+        <w:t>error_message</w:t>
+      </w:r>
+      <w:proofErr w:type="spellEnd"/>
+    </w:p>
+    <w:p>
+      <w:pPr>
+        <w:jc w:val="left"/>
+      </w:pPr>
+      <w:r>
+        <w:t>}</w:t>
+      </w:r>
+    </w:p>
+    <w:p>
+      <w:pPr>
+        <w:jc w:val="left"/>
+      </w:pPr>
+    </w:p>
+    <w:p>
+      <w:pPr>
+        <w:jc w:val="left"/>
+      </w:pPr>
+      <w:r>
+        <w:t xml:space="preserve">Where </w:t>
+      </w:r>
+      <w:proofErr w:type="spellStart"/>
+      <w:r>
+        <w:t>error_message</w:t>
+      </w:r>
+      <w:proofErr w:type="spellEnd"/>
+      <w:r>
+        <w:t xml:space="preserve"> = “E</w:t>
+      </w:r>
+      <w:r>
+        <w:t>mail is wrong</w:t>
+      </w:r>
+      <w:r>
+        <w:t>”</w:t>
+      </w:r>
+    </w:p>
+    <w:p>
+      <w:pPr>
+        <w:jc w:val="left"/>
+      </w:pPr>
+    </w:p>
+    <w:p>
+      <w:pPr>
+        <w:pStyle w:val="Heading2"/>
+      </w:pPr>
+      <w:r>
+        <w:t xml:space="preserve">Verify OTP </w:t>
+      </w:r>
+      <w:proofErr w:type="spellStart"/>
+      <w:r>
+        <w:t>sended</w:t>
+      </w:r>
+      <w:proofErr w:type="spellEnd"/>
+      <w:r>
+        <w:t xml:space="preserve"> in </w:t>
+      </w:r>
+      <w:proofErr w:type="gramStart"/>
+      <w:r>
+        <w:t>email</w:t>
+      </w:r>
+      <w:proofErr w:type="gramEnd"/>
+    </w:p>
+    <w:p>
+      <w:r>
+        <w:t>OTP expired in 2 minutes.</w:t>
+      </w:r>
+    </w:p>
+    <w:p>
+      <w:r>
+        <w:t>Path (</w:t>
+      </w:r>
+      <w:proofErr w:type="spellStart"/>
+      <w:r>
+        <w:rPr>
+          <w:highlight w:val="yellow"/>
+        </w:rPr>
+        <w:t>api</w:t>
+      </w:r>
+      <w:proofErr w:type="spellEnd"/>
+      <w:r>
+        <w:rPr>
+          <w:highlight w:val="yellow"/>
+        </w:rPr>
+        <w:t>/auth/forget-password-verify-</w:t>
+      </w:r>
+      <w:proofErr w:type="spellStart"/>
+      <w:r>
+        <w:rPr>
+          <w:highlight w:val="yellow"/>
+        </w:rPr>
+        <w:t>otp</w:t>
+      </w:r>
+      <w:proofErr w:type="spellEnd"/>
+      <w:r>
+        <w:t>)</w:t>
+      </w:r>
+    </w:p>
+    <w:p>
+      <w:pPr>
+        <w:jc w:val="left"/>
+      </w:pPr>
+      <w:r>
+        <w:t xml:space="preserve">request: </w:t>
+      </w:r>
+    </w:p>
+    <w:p>
+      <w:pPr>
+        <w:jc w:val="left"/>
+      </w:pPr>
+      <w:r>
+        <w:t>{</w:t>
+      </w:r>
+    </w:p>
+    <w:p>
+      <w:pPr>
+        <w:jc w:val="left"/>
+      </w:pPr>
+      <w:r>
+        <w:tab/>
+        <w:t>“</w:t>
+      </w:r>
+      <w:proofErr w:type="spellStart"/>
+      <w:r>
+        <w:rPr>
+          <w:color w:val="388600"/>
+        </w:rPr>
+        <w:t>otp</w:t>
+      </w:r>
+      <w:proofErr w:type="spellEnd"/>
+      <w:r>
+        <w:t xml:space="preserve">”: </w:t>
+      </w:r>
+      <w:proofErr w:type="spellStart"/>
+      <w:r>
+        <w:t>otp</w:t>
+      </w:r>
+      <w:proofErr w:type="spellEnd"/>
+      <w:r>
+        <w:t xml:space="preserve">[Integer] </w:t>
+      </w:r>
+    </w:p>
+    <w:p>
+      <w:pPr>
+        <w:jc w:val="left"/>
+      </w:pPr>
+      <w:r>
+        <w:t>}</w:t>
+      </w:r>
+    </w:p>
+    <w:p>
+      <w:pPr>
+        <w:jc w:val="left"/>
+      </w:pPr>
+      <w:r>
+        <w:t xml:space="preserve">Response [ok </w:t>
+      </w:r>
+      <w:r>
+        <w:sym w:font="Wingdings" w:char="F0E0"/>
+      </w:r>
+      <w:r>
         <w:t xml:space="preserve"> </w:t>
       </w:r>
-      <w:r>
-        <w:t>– Phone number reached account limit</w:t>
-      </w:r>
-      <w:r>
-        <w:t>. One phone number allowed to create maximum 3 accounts.</w:t>
-      </w:r>
-    </w:p>
-    <w:p>
-      <w:pPr>
-        <w:pStyle w:val="ListParagraph"/>
-        <w:numPr>
-          <w:ilvl w:val="0"/>
-          <w:numId w:val="13"/>
-        </w:numPr>
-      </w:pPr>
-      <w:r>
-        <w:rPr>
-          <w:b/>
-          <w:bCs/>
-          <w:color w:val="00B050"/>
-        </w:rPr>
-        <w:t>PHONE_EXISTS_ACTIVE_ACCOUNT</w:t>
-      </w:r>
-      <w:r>
-        <w:rPr>
-          <w:color w:val="00B050"/>
-        </w:rPr>
+      <w:proofErr w:type="gramStart"/>
+      <w:r>
+        <w:t>200</w:t>
+      </w:r>
+      <w:proofErr w:type="gramEnd"/>
+      <w:r>
+        <w:t>]</w:t>
+      </w:r>
+    </w:p>
+    <w:p>
+      <w:pPr>
+        <w:jc w:val="left"/>
+      </w:pPr>
+      <w:r>
+        <w:t>{</w:t>
+      </w:r>
+    </w:p>
+    <w:p>
+      <w:pPr>
+        <w:jc w:val="left"/>
+      </w:pPr>
+      <w:r>
+        <w:t xml:space="preserve">}// No data empty </w:t>
+      </w:r>
+      <w:proofErr w:type="spellStart"/>
+      <w:r>
+        <w:t>json</w:t>
+      </w:r>
+      <w:proofErr w:type="spellEnd"/>
+      <w:r>
+        <w:t xml:space="preserve"> file.</w:t>
+      </w:r>
+    </w:p>
+    <w:p>
+      <w:pPr>
+        <w:jc w:val="left"/>
+      </w:pPr>
+      <w:r>
+        <w:t xml:space="preserve">Response [error </w:t>
+      </w:r>
+      <w:r>
+        <w:sym w:font="Wingdings" w:char="F0E0"/>
+      </w:r>
+      <w:r>
+        <w:t xml:space="preserve"> 400 or 401 or 404]</w:t>
+      </w:r>
+    </w:p>
+    <w:p>
+      <w:pPr>
+        <w:jc w:val="left"/>
+      </w:pPr>
+      <w:r>
+        <w:t>{</w:t>
+      </w:r>
+    </w:p>
+    <w:p>
+      <w:pPr>
+        <w:jc w:val="left"/>
+      </w:pPr>
+      <w:r>
+        <w:tab/>
+        <w:t>“</w:t>
+      </w:r>
+      <w:r>
+        <w:rPr>
+          <w:color w:val="388600"/>
+        </w:rPr>
+        <w:t>error</w:t>
+      </w:r>
+      <w:r>
+        <w:t xml:space="preserve">”: </w:t>
+      </w:r>
+      <w:proofErr w:type="spellStart"/>
+      <w:r>
+        <w:t>error_message</w:t>
+      </w:r>
+      <w:proofErr w:type="spellEnd"/>
+    </w:p>
+    <w:p>
+      <w:pPr>
+        <w:jc w:val="left"/>
+      </w:pPr>
+      <w:r>
+        <w:t>}</w:t>
+      </w:r>
+    </w:p>
+    <w:p>
+      <w:pPr>
+        <w:jc w:val="left"/>
+      </w:pPr>
+    </w:p>
+    <w:p>
+      <w:pPr>
+        <w:pStyle w:val="Heading2"/>
+      </w:pPr>
+      <w:r>
+        <w:t>Change Password:</w:t>
+      </w:r>
+    </w:p>
+    <w:p>
+      <w:r>
+        <w:t>Path (</w:t>
+      </w:r>
+      <w:proofErr w:type="spellStart"/>
+      <w:r>
+        <w:rPr>
+          <w:highlight w:val="yellow"/>
+        </w:rPr>
+        <w:t>api</w:t>
+      </w:r>
+      <w:proofErr w:type="spellEnd"/>
+      <w:r>
+        <w:rPr>
+          <w:highlight w:val="yellow"/>
+        </w:rPr>
+        <w:t>/auth/forget-password-new-password/)</w:t>
+      </w:r>
+    </w:p>
+    <w:p>
+      <w:pPr>
+        <w:jc w:val="left"/>
+      </w:pPr>
+      <w:r>
+        <w:t xml:space="preserve">request: </w:t>
+      </w:r>
+    </w:p>
+    <w:p>
+      <w:pPr>
+        <w:jc w:val="left"/>
+      </w:pPr>
+      <w:r>
+        <w:lastRenderedPageBreak/>
+        <w:t>{</w:t>
+      </w:r>
+    </w:p>
+    <w:p>
+      <w:pPr>
+        <w:jc w:val="left"/>
+      </w:pPr>
+      <w:r>
+        <w:tab/>
+        <w:t>“</w:t>
+      </w:r>
+      <w:proofErr w:type="spellStart"/>
+      <w:proofErr w:type="gramStart"/>
+      <w:r>
+        <w:rPr>
+          <w:color w:val="388600"/>
+        </w:rPr>
+        <w:t>new</w:t>
+      </w:r>
+      <w:proofErr w:type="gramEnd"/>
+      <w:r>
+        <w:rPr>
+          <w:color w:val="388600"/>
+        </w:rPr>
+        <w:t>_password</w:t>
+      </w:r>
+      <w:proofErr w:type="spellEnd"/>
+      <w:r>
+        <w:t xml:space="preserve">”: password [String] </w:t>
+      </w:r>
+    </w:p>
+    <w:p>
+      <w:pPr>
+        <w:jc w:val="left"/>
+      </w:pPr>
+      <w:r>
+        <w:t>}</w:t>
+      </w:r>
+    </w:p>
+    <w:p>
+      <w:pPr>
+        <w:jc w:val="left"/>
+      </w:pPr>
+      <w:r>
+        <w:t xml:space="preserve">Response [ok </w:t>
+      </w:r>
+      <w:r>
+        <w:sym w:font="Wingdings" w:char="F0E0"/>
+      </w:r>
+      <w:r>
         <w:t xml:space="preserve"> </w:t>
       </w:r>
-      <w:r>
-        <w:t>– Phone already linked to active account</w:t>
-      </w:r>
-      <w:r>
-        <w:t xml:space="preserve">. 1 phone number allowed to be </w:t>
-      </w:r>
       <w:proofErr w:type="gramStart"/>
       <w:r>
-        <w:t>have</w:t>
+        <w:t>200</w:t>
       </w:r>
       <w:proofErr w:type="gramEnd"/>
       <w:r>
-        <w:t xml:space="preserve"> 1 </w:t>
-      </w:r>
-      <w:r>
-        <w:rPr>
-          <w:color w:val="00B050"/>
-        </w:rPr>
-        <w:t>ACTIVE</w:t>
-      </w:r>
-      <w:r>
-        <w:t xml:space="preserve"> </w:t>
-      </w:r>
-      <w:r>
-        <w:t>account.</w:t>
-      </w:r>
-    </w:p>
-    <w:p>
-      <w:pPr>
-        <w:pStyle w:val="ListParagraph"/>
-        <w:numPr>
-          <w:ilvl w:val="0"/>
-          <w:numId w:val="13"/>
-        </w:numPr>
-        <w:rPr>
-          <w:b/>
-          <w:bCs/>
+        <w:t>]</w:t>
+      </w:r>
+    </w:p>
+    <w:p>
+      <w:pPr>
+        <w:jc w:val="left"/>
+      </w:pPr>
+      <w:r>
+        <w:t>{</w:t>
+      </w:r>
+    </w:p>
+    <w:p>
+      <w:pPr>
+        <w:jc w:val="left"/>
+      </w:pPr>
+      <w:r>
+        <w:tab/>
+        <w:t>“</w:t>
+      </w:r>
+      <w:proofErr w:type="spellStart"/>
+      <w:proofErr w:type="gramStart"/>
+      <w:r>
+        <w:rPr>
           <w:color w:val="388600"/>
         </w:rPr>
-      </w:pPr>
-      <w:r>
-        <w:rPr>
-          <w:b/>
-          <w:bCs/>
+        <w:t>new</w:t>
+      </w:r>
+      <w:proofErr w:type="gramEnd"/>
+      <w:r>
+        <w:rPr>
           <w:color w:val="388600"/>
         </w:rPr>
-        <w:t>PROFILE_PICTURE_UPLOAD_FAILED</w:t>
-      </w:r>
-    </w:p>
-    <w:p/>
-    <w:p/>
-    <w:p>
-      <w:r>
-        <w:t xml:space="preserve">Example: </w:t>
-      </w:r>
-    </w:p>
-    <w:p>
+        <w:t>_password</w:t>
+      </w:r>
+      <w:proofErr w:type="spellEnd"/>
+      <w:r>
+        <w:t>”: email [Integer]:</w:t>
+      </w:r>
+    </w:p>
+    <w:p>
+      <w:pPr>
+        <w:jc w:val="left"/>
+      </w:pPr>
+      <w:r>
+        <w:t xml:space="preserve">}// No data empty </w:t>
+      </w:r>
+      <w:proofErr w:type="spellStart"/>
+      <w:r>
+        <w:t>json</w:t>
+      </w:r>
+      <w:proofErr w:type="spellEnd"/>
+      <w:r>
+        <w:t xml:space="preserve"> file.</w:t>
+      </w:r>
+    </w:p>
+    <w:p>
+      <w:pPr>
+        <w:jc w:val="left"/>
+      </w:pPr>
+      <w:r>
+        <w:t xml:space="preserve">Response [error </w:t>
+      </w:r>
+      <w:r>
+        <w:sym w:font="Wingdings" w:char="F0E0"/>
+      </w:r>
+      <w:r>
+        <w:t xml:space="preserve"> 400 or 401 or 404]</w:t>
+      </w:r>
+    </w:p>
+    <w:p>
+      <w:pPr>
+        <w:jc w:val="left"/>
+      </w:pPr>
       <w:r>
         <w:t>{</w:t>
       </w:r>
     </w:p>
     <w:p>
       <w:pPr>
-        <w:ind w:firstLine="720"/>
-      </w:pPr>
-      <w:r>
-        <w:rPr>
-          <w:color w:val="00B050"/>
-        </w:rPr>
-        <w:t>'</w:t>
-      </w:r>
-      <w:proofErr w:type="gramStart"/>
-      <w:r>
-        <w:rPr>
-          <w:color w:val="00B050"/>
-        </w:rPr>
-        <w:t>re</w:t>
-      </w:r>
-      <w:r>
-        <w:rPr>
-          <w:color w:val="00B050"/>
-        </w:rPr>
-        <w:t>q</w:t>
-      </w:r>
-      <w:proofErr w:type="gramEnd"/>
-      <w:r>
-        <w:rPr>
-          <w:color w:val="00B050"/>
-        </w:rPr>
-        <w:t>_access</w:t>
-      </w:r>
-      <w:r>
-        <w:rPr>
-          <w:color w:val="00B050"/>
-        </w:rPr>
-        <w:t>'</w:t>
-      </w:r>
-      <w:r>
-        <w:t>: False</w:t>
-      </w:r>
-      <w:r>
-        <w:t xml:space="preserve"> </w:t>
-      </w:r>
+        <w:jc w:val="left"/>
+      </w:pPr>
       <w:r>
         <w:tab/>
-      </w:r>
-      <w:r>
-        <w:tab/>
-      </w:r>
-      <w:r>
-        <w:tab/>
-      </w:r>
-      <w:r>
-        <w:tab/>
-      </w:r>
-    </w:p>
-    <w:p>
-      <w:pPr>
-        <w:rPr>
-          <w:b/>
-          <w:bCs/>
-        </w:rPr>
-      </w:pPr>
-      <w:r>
-        <w:t xml:space="preserve">            </w:t>
-      </w:r>
-      <w:r>
-        <w:rPr>
-          <w:color w:val="00B050"/>
-        </w:rPr>
-        <w:t>'</w:t>
-      </w:r>
-      <w:proofErr w:type="gramStart"/>
-      <w:r>
-        <w:rPr>
-          <w:color w:val="00B050"/>
+        <w:t>“</w:t>
+      </w:r>
+      <w:r>
+        <w:rPr>
+          <w:color w:val="388600"/>
         </w:rPr>
         <w:t>error</w:t>
       </w:r>
-      <w:proofErr w:type="gramEnd"/>
-      <w:r>
-        <w:rPr>
-          <w:color w:val="00B050"/>
-        </w:rPr>
-        <w:t>_code'</w:t>
-      </w:r>
-      <w:r>
-        <w:t xml:space="preserve">: </w:t>
-      </w:r>
-      <w:r>
-        <w:t>`</w:t>
-      </w:r>
-      <w:r>
-        <w:rPr>
-          <w:b/>
-          <w:bCs/>
-          <w:color w:val="00B050"/>
-        </w:rPr>
-        <w:t>PHONE_EXISTS_ACTIVE_ACCOUNT</w:t>
-      </w:r>
-      <w:r>
-        <w:rPr>
-          <w:b/>
-          <w:bCs/>
-        </w:rPr>
-        <w:t>`</w:t>
-      </w:r>
-    </w:p>
-    <w:p>
-      <w:r>
-        <w:t xml:space="preserve"> }</w:t>
-      </w:r>
+      <w:r>
+        <w:t xml:space="preserve">”: </w:t>
+      </w:r>
+      <w:proofErr w:type="spellStart"/>
+      <w:r>
+        <w:t>error_message</w:t>
+      </w:r>
+      <w:proofErr w:type="spellEnd"/>
+    </w:p>
+    <w:p>
+      <w:r>
+        <w:t>}</w:t>
+      </w:r>
+    </w:p>
+    <w:p>
+      <w:pPr>
+        <w:jc w:val="left"/>
+      </w:pPr>
     </w:p>
     <w:sectPr>
+      <w:footerReference w:type="default" r:id="rId15"/>
       <w:pgSz w:w="12240" w:h="15840"/>
       <w:pgMar w:top="1440" w:right="1440" w:bottom="1440" w:left="1440" w:header="720" w:footer="720" w:gutter="0"/>
+      <w:pgNumType w:start="0" w:chapStyle="1"/>
       <w:cols w:space="720"/>
+      <w:titlePg/>
       <w:docGrid w:linePitch="360"/>
     </w:sectPr>
   </w:body>
 </w:document>
+</file>
+
+<file path=word/endnotes.xml><?xml version="1.0" encoding="utf-8"?>
+<w:endnotes xmlns:wpc="http://schemas.microsoft.com/office/word/2010/wordprocessingCanvas" xmlns:cx="http://schemas.microsoft.com/office/drawing/2014/chartex" xmlns:cx1="http://schemas.microsoft.com/office/drawing/2015/9/8/chartex" xmlns:cx2="http://schemas.microsoft.com/office/drawing/2015/10/21/chartex" xmlns:cx3="http://schemas.microsoft.com/office/drawing/2016/5/9/chartex" xmlns:cx4="http://schemas.microsoft.com/office/drawing/2016/5/10/chartex" xmlns:cx5="http://schemas.microsoft.com/office/drawing/2016/5/11/chartex" xmlns:cx6="http://schemas.microsoft.com/office/drawing/2016/5/12/chartex" xmlns:cx7="http://schemas.microsoft.com/office/drawing/2016/5/13/chartex" xmlns:cx8="http://schemas.microsoft.com/office/drawing/2016/5/14/chartex" xmlns:mc="http://schemas.openxmlformats.org/markup-compatibility/2006" xmlns:aink="http://schemas.microsoft.com/office/drawing/2016/ink" xmlns:am3d="http://schemas.microsoft.com/office/drawing/2017/model3d" xmlns:o="urn:schemas-microsoft-com:office:office" xmlns:oel="http://schemas.microsoft.com/office/2019/extlst" xmlns:r="http://schemas.openxmlformats.org/officeDocument/2006/relationships" xmlns:m="http://schemas.openxmlformats.org/officeDocument/2006/math" xmlns:v="urn:schemas-microsoft-com:vml" xmlns:wp14="http://schemas.microsoft.com/office/word/2010/wordprocessingDrawing" xmlns:wp="http://schemas.openxmlformats.org/drawingml/2006/wordprocessingDrawing" xmlns:w10="urn:schemas-microsoft-com:office:word" xmlns:w="http://schemas.openxmlformats.org/wordprocessingml/2006/main" xmlns:w14="http://schemas.microsoft.com/office/word/2010/wordml" xmlns:w15="http://schemas.microsoft.com/office/word/2012/wordml" xmlns:w16cex="http://schemas.microsoft.com/office/word/2018/wordml/cex" xmlns:w16cid="http://schemas.microsoft.com/office/word/2016/wordml/cid" xmlns:w16="http://schemas.microsoft.com/office/word/2018/wordml" xmlns:w16du="http://schemas.microsoft.com/office/word/2023/wordml/word16du" xmlns:w16sdtdh="http://schemas.microsoft.com/office/word/2020/wordml/sdtdatahash" xmlns:w16sdtfl="http://schemas.microsoft.com/office/word/2024/wordml/sdtformatlock" xmlns:w16se="http://schemas.microsoft.com/office/word/2015/wordml/symex" xmlns:wpg="http://schemas.microsoft.com/office/word/2010/wordprocessingGroup" xmlns:wpi="http://schemas.microsoft.com/office/word/2010/wordprocessingInk" xmlns:wne="http://schemas.microsoft.com/office/word/2006/wordml" xmlns:wps="http://schemas.microsoft.com/office/word/2010/wordprocessingShape" mc:Ignorable="w14 w15 w16se w16cid w16 w16cex w16sdtdh w16sdtfl w16du wp14">
+  <w:endnote w:type="separator" w:id="-1">
+    <w:p>
+      <w:pPr>
+        <w:spacing w:after="0" w:line="240" w:lineRule="auto"/>
+      </w:pPr>
+      <w:r>
+        <w:separator/>
+      </w:r>
+    </w:p>
+  </w:endnote>
+  <w:endnote w:type="continuationSeparator" w:id="0">
+    <w:p>
+      <w:pPr>
+        <w:spacing w:after="0" w:line="240" w:lineRule="auto"/>
+      </w:pPr>
+      <w:r>
+        <w:continuationSeparator/>
+      </w:r>
+    </w:p>
+  </w:endnote>
+</w:endnotes>
+</file>
+
+<file path=word/footer1.xml><?xml version="1.0" encoding="utf-8"?>
+<w:ftr xmlns:wpc="http://schemas.microsoft.com/office/word/2010/wordprocessingCanvas" xmlns:cx="http://schemas.microsoft.com/office/drawing/2014/chartex" xmlns:cx1="http://schemas.microsoft.com/office/drawing/2015/9/8/chartex" xmlns:cx2="http://schemas.microsoft.com/office/drawing/2015/10/21/chartex" xmlns:cx3="http://schemas.microsoft.com/office/drawing/2016/5/9/chartex" xmlns:cx4="http://schemas.microsoft.com/office/drawing/2016/5/10/chartex" xmlns:cx5="http://schemas.microsoft.com/office/drawing/2016/5/11/chartex" xmlns:cx6="http://schemas.microsoft.com/office/drawing/2016/5/12/chartex" xmlns:cx7="http://schemas.microsoft.com/office/drawing/2016/5/13/chartex" xmlns:cx8="http://schemas.microsoft.com/office/drawing/2016/5/14/chartex" xmlns:mc="http://schemas.openxmlformats.org/markup-compatibility/2006" xmlns:aink="http://schemas.microsoft.com/office/drawing/2016/ink" xmlns:am3d="http://schemas.microsoft.com/office/drawing/2017/model3d" xmlns:o="urn:schemas-microsoft-com:office:office" xmlns:oel="http://schemas.microsoft.com/office/2019/extlst" xmlns:r="http://schemas.openxmlformats.org/officeDocument/2006/relationships" xmlns:m="http://schemas.openxmlformats.org/officeDocument/2006/math" xmlns:v="urn:schemas-microsoft-com:vml" xmlns:wp14="http://schemas.microsoft.com/office/word/2010/wordprocessingDrawing" xmlns:wp="http://schemas.openxmlformats.org/drawingml/2006/wordprocessingDrawing" xmlns:w10="urn:schemas-microsoft-com:office:word" xmlns:w="http://schemas.openxmlformats.org/wordprocessingml/2006/main" xmlns:w14="http://schemas.microsoft.com/office/word/2010/wordml" xmlns:w15="http://schemas.microsoft.com/office/word/2012/wordml" xmlns:w16cex="http://schemas.microsoft.com/office/word/2018/wordml/cex" xmlns:w16cid="http://schemas.microsoft.com/office/word/2016/wordml/cid" xmlns:w16="http://schemas.microsoft.com/office/word/2018/wordml" xmlns:w16du="http://schemas.microsoft.com/office/word/2023/wordml/word16du" xmlns:w16sdtdh="http://schemas.microsoft.com/office/word/2020/wordml/sdtdatahash" xmlns:w16sdtfl="http://schemas.microsoft.com/office/word/2024/wordml/sdtformatlock" xmlns:w16se="http://schemas.microsoft.com/office/word/2015/wordml/symex" xmlns:wpg="http://schemas.microsoft.com/office/word/2010/wordprocessingGroup" xmlns:wpi="http://schemas.microsoft.com/office/word/2010/wordprocessingInk" xmlns:wne="http://schemas.microsoft.com/office/word/2006/wordml" xmlns:wps="http://schemas.microsoft.com/office/word/2010/wordprocessingShape" mc:Ignorable="w14 w15 w16se w16cid w16 w16cex w16sdtdh w16sdtfl w16du wp14">
+  <w:sdt>
+    <w:sdtPr>
+      <w:id w:val="323865153"/>
+      <w:docPartObj>
+        <w:docPartGallery w:val="Page Numbers (Bottom of Page)"/>
+        <w:docPartUnique/>
+      </w:docPartObj>
+    </w:sdtPr>
+    <w:sdtEndPr>
+      <w:rPr>
+        <w:noProof/>
+      </w:rPr>
+    </w:sdtEndPr>
+    <w:sdtContent>
+      <w:p>
+        <w:pPr>
+          <w:pStyle w:val="Footer"/>
+          <w:jc w:val="center"/>
+        </w:pPr>
+        <w:r>
+          <w:fldChar w:fldCharType="begin"/>
+        </w:r>
+        <w:r>
+          <w:instrText xml:space="preserve"> PAGE   \* MERGEFORMAT </w:instrText>
+        </w:r>
+        <w:r>
+          <w:fldChar w:fldCharType="separate"/>
+        </w:r>
+        <w:r>
+          <w:rPr>
+            <w:noProof/>
+          </w:rPr>
+          <w:t>2</w:t>
+        </w:r>
+        <w:r>
+          <w:rPr>
+            <w:noProof/>
+          </w:rPr>
+          <w:fldChar w:fldCharType="end"/>
+        </w:r>
+      </w:p>
+    </w:sdtContent>
+  </w:sdt>
+  <w:p>
+    <w:pPr>
+      <w:pStyle w:val="Footer"/>
+      <w:jc w:val="center"/>
+    </w:pPr>
+  </w:p>
+</w:ftr>
+</file>
+
+<file path=word/footnotes.xml><?xml version="1.0" encoding="utf-8"?>
+<w:footnotes xmlns:wpc="http://schemas.microsoft.com/office/word/2010/wordprocessingCanvas" xmlns:cx="http://schemas.microsoft.com/office/drawing/2014/chartex" xmlns:cx1="http://schemas.microsoft.com/office/drawing/2015/9/8/chartex" xmlns:cx2="http://schemas.microsoft.com/office/drawing/2015/10/21/chartex" xmlns:cx3="http://schemas.microsoft.com/office/drawing/2016/5/9/chartex" xmlns:cx4="http://schemas.microsoft.com/office/drawing/2016/5/10/chartex" xmlns:cx5="http://schemas.microsoft.com/office/drawing/2016/5/11/chartex" xmlns:cx6="http://schemas.microsoft.com/office/drawing/2016/5/12/chartex" xmlns:cx7="http://schemas.microsoft.com/office/drawing/2016/5/13/chartex" xmlns:cx8="http://schemas.microsoft.com/office/drawing/2016/5/14/chartex" xmlns:mc="http://schemas.openxmlformats.org/markup-compatibility/2006" xmlns:aink="http://schemas.microsoft.com/office/drawing/2016/ink" xmlns:am3d="http://schemas.microsoft.com/office/drawing/2017/model3d" xmlns:o="urn:schemas-microsoft-com:office:office" xmlns:oel="http://schemas.microsoft.com/office/2019/extlst" xmlns:r="http://schemas.openxmlformats.org/officeDocument/2006/relationships" xmlns:m="http://schemas.openxmlformats.org/officeDocument/2006/math" xmlns:v="urn:schemas-microsoft-com:vml" xmlns:wp14="http://schemas.microsoft.com/office/word/2010/wordprocessingDrawing" xmlns:wp="http://schemas.openxmlformats.org/drawingml/2006/wordprocessingDrawing" xmlns:w10="urn:schemas-microsoft-com:office:word" xmlns:w="http://schemas.openxmlformats.org/wordprocessingml/2006/main" xmlns:w14="http://schemas.microsoft.com/office/word/2010/wordml" xmlns:w15="http://schemas.microsoft.com/office/word/2012/wordml" xmlns:w16cex="http://schemas.microsoft.com/office/word/2018/wordml/cex" xmlns:w16cid="http://schemas.microsoft.com/office/word/2016/wordml/cid" xmlns:w16="http://schemas.microsoft.com/office/word/2018/wordml" xmlns:w16du="http://schemas.microsoft.com/office/word/2023/wordml/word16du" xmlns:w16sdtdh="http://schemas.microsoft.com/office/word/2020/wordml/sdtdatahash" xmlns:w16sdtfl="http://schemas.microsoft.com/office/word/2024/wordml/sdtformatlock" xmlns:w16se="http://schemas.microsoft.com/office/word/2015/wordml/symex" xmlns:wpg="http://schemas.microsoft.com/office/word/2010/wordprocessingGroup" xmlns:wpi="http://schemas.microsoft.com/office/word/2010/wordprocessingInk" xmlns:wne="http://schemas.microsoft.com/office/word/2006/wordml" xmlns:wps="http://schemas.microsoft.com/office/word/2010/wordprocessingShape" mc:Ignorable="w14 w15 w16se w16cid w16 w16cex w16sdtdh w16sdtfl w16du wp14">
+  <w:footnote w:type="separator" w:id="-1">
+    <w:p>
+      <w:pPr>
+        <w:spacing w:after="0" w:line="240" w:lineRule="auto"/>
+      </w:pPr>
+      <w:r>
+        <w:separator/>
+      </w:r>
+    </w:p>
+  </w:footnote>
+  <w:footnote w:type="continuationSeparator" w:id="0">
+    <w:p>
+      <w:pPr>
+        <w:spacing w:after="0" w:line="240" w:lineRule="auto"/>
+      </w:pPr>
+      <w:r>
+        <w:continuationSeparator/>
+      </w:r>
+    </w:p>
+  </w:footnote>
+</w:footnotes>
 </file>
 
 <file path=word/numbering.xml><?xml version="1.0" encoding="utf-8"?>
@@ -7070,7 +9062,7 @@
         <v:path o:extrusionok="f" gradientshapeok="t" o:connecttype="rect"/>
         <o:lock v:ext="edit" aspectratio="t"/>
       </v:shapetype>
-      <v:shape id="_x0000_i1025" type="#_x0000_t75" style="width:11.4pt;height:11.4pt" o:bullet="t">
+      <v:shape id="_x0000_i1025" type="#_x0000_t75" style="width:11.5pt;height:11.5pt" o:bullet="t">
         <v:imagedata r:id="rId1" o:title="msoFD7"/>
       </v:shape>
     </w:pict>
@@ -7540,6 +9532,119 @@
     </w:lvl>
   </w:abstractNum>
   <w:abstractNum w:abstractNumId="4" w15:restartNumberingAfterBreak="0">
+    <w:nsid w:val="251841E3"/>
+    <w:multiLevelType w:val="hybridMultilevel"/>
+    <w:tmpl w:val="AA261848"/>
+    <w:lvl w:ilvl="0" w:tplc="04090001">
+      <w:start w:val="1"/>
+      <w:numFmt w:val="bullet"/>
+      <w:lvlText w:val=""/>
+      <w:lvlJc w:val="left"/>
+      <w:pPr>
+        <w:ind w:left="720" w:hanging="360"/>
+      </w:pPr>
+      <w:rPr>
+        <w:rFonts w:ascii="Symbol" w:hAnsi="Symbol" w:hint="default"/>
+      </w:rPr>
+    </w:lvl>
+    <w:lvl w:ilvl="1" w:tplc="04090003" w:tentative="1">
+      <w:start w:val="1"/>
+      <w:numFmt w:val="bullet"/>
+      <w:lvlText w:val="o"/>
+      <w:lvlJc w:val="left"/>
+      <w:pPr>
+        <w:ind w:left="1440" w:hanging="360"/>
+      </w:pPr>
+      <w:rPr>
+        <w:rFonts w:ascii="Courier New" w:hAnsi="Courier New" w:cs="Courier New" w:hint="default"/>
+      </w:rPr>
+    </w:lvl>
+    <w:lvl w:ilvl="2" w:tplc="04090005" w:tentative="1">
+      <w:start w:val="1"/>
+      <w:numFmt w:val="bullet"/>
+      <w:lvlText w:val=""/>
+      <w:lvlJc w:val="left"/>
+      <w:pPr>
+        <w:ind w:left="2160" w:hanging="360"/>
+      </w:pPr>
+      <w:rPr>
+        <w:rFonts w:ascii="Wingdings" w:hAnsi="Wingdings" w:hint="default"/>
+      </w:rPr>
+    </w:lvl>
+    <w:lvl w:ilvl="3" w:tplc="04090001" w:tentative="1">
+      <w:start w:val="1"/>
+      <w:numFmt w:val="bullet"/>
+      <w:lvlText w:val=""/>
+      <w:lvlJc w:val="left"/>
+      <w:pPr>
+        <w:ind w:left="2880" w:hanging="360"/>
+      </w:pPr>
+      <w:rPr>
+        <w:rFonts w:ascii="Symbol" w:hAnsi="Symbol" w:hint="default"/>
+      </w:rPr>
+    </w:lvl>
+    <w:lvl w:ilvl="4" w:tplc="04090003" w:tentative="1">
+      <w:start w:val="1"/>
+      <w:numFmt w:val="bullet"/>
+      <w:lvlText w:val="o"/>
+      <w:lvlJc w:val="left"/>
+      <w:pPr>
+        <w:ind w:left="3600" w:hanging="360"/>
+      </w:pPr>
+      <w:rPr>
+        <w:rFonts w:ascii="Courier New" w:hAnsi="Courier New" w:cs="Courier New" w:hint="default"/>
+      </w:rPr>
+    </w:lvl>
+    <w:lvl w:ilvl="5" w:tplc="04090005" w:tentative="1">
+      <w:start w:val="1"/>
+      <w:numFmt w:val="bullet"/>
+      <w:lvlText w:val=""/>
+      <w:lvlJc w:val="left"/>
+      <w:pPr>
+        <w:ind w:left="4320" w:hanging="360"/>
+      </w:pPr>
+      <w:rPr>
+        <w:rFonts w:ascii="Wingdings" w:hAnsi="Wingdings" w:hint="default"/>
+      </w:rPr>
+    </w:lvl>
+    <w:lvl w:ilvl="6" w:tplc="04090001" w:tentative="1">
+      <w:start w:val="1"/>
+      <w:numFmt w:val="bullet"/>
+      <w:lvlText w:val=""/>
+      <w:lvlJc w:val="left"/>
+      <w:pPr>
+        <w:ind w:left="5040" w:hanging="360"/>
+      </w:pPr>
+      <w:rPr>
+        <w:rFonts w:ascii="Symbol" w:hAnsi="Symbol" w:hint="default"/>
+      </w:rPr>
+    </w:lvl>
+    <w:lvl w:ilvl="7" w:tplc="04090003" w:tentative="1">
+      <w:start w:val="1"/>
+      <w:numFmt w:val="bullet"/>
+      <w:lvlText w:val="o"/>
+      <w:lvlJc w:val="left"/>
+      <w:pPr>
+        <w:ind w:left="5760" w:hanging="360"/>
+      </w:pPr>
+      <w:rPr>
+        <w:rFonts w:ascii="Courier New" w:hAnsi="Courier New" w:cs="Courier New" w:hint="default"/>
+      </w:rPr>
+    </w:lvl>
+    <w:lvl w:ilvl="8" w:tplc="04090005" w:tentative="1">
+      <w:start w:val="1"/>
+      <w:numFmt w:val="bullet"/>
+      <w:lvlText w:val=""/>
+      <w:lvlJc w:val="left"/>
+      <w:pPr>
+        <w:ind w:left="6480" w:hanging="360"/>
+      </w:pPr>
+      <w:rPr>
+        <w:rFonts w:ascii="Wingdings" w:hAnsi="Wingdings" w:hint="default"/>
+      </w:rPr>
+    </w:lvl>
+  </w:abstractNum>
+  <w:abstractNum w:abstractNumId="5" w15:restartNumberingAfterBreak="0">
     <w:nsid w:val="2C585E92"/>
     <w:multiLevelType w:val="multilevel"/>
     <w:tmpl w:val="837C9502"/>
@@ -7688,7 +9793,7 @@
       </w:rPr>
     </w:lvl>
   </w:abstractNum>
-  <w:abstractNum w:abstractNumId="5" w15:restartNumberingAfterBreak="0">
+  <w:abstractNum w:abstractNumId="6" w15:restartNumberingAfterBreak="0">
     <w:nsid w:val="2E971D4C"/>
     <w:multiLevelType w:val="hybridMultilevel"/>
     <w:tmpl w:val="53B8270A"/>
@@ -7800,7 +9905,7 @@
       </w:rPr>
     </w:lvl>
   </w:abstractNum>
-  <w:abstractNum w:abstractNumId="6" w15:restartNumberingAfterBreak="0">
+  <w:abstractNum w:abstractNumId="7" w15:restartNumberingAfterBreak="0">
     <w:nsid w:val="301D1154"/>
     <w:multiLevelType w:val="multilevel"/>
     <w:tmpl w:val="FC8892DA"/>
@@ -7949,7 +10054,7 @@
       </w:rPr>
     </w:lvl>
   </w:abstractNum>
-  <w:abstractNum w:abstractNumId="7" w15:restartNumberingAfterBreak="0">
+  <w:abstractNum w:abstractNumId="8" w15:restartNumberingAfterBreak="0">
     <w:nsid w:val="352B6650"/>
     <w:multiLevelType w:val="hybridMultilevel"/>
     <w:tmpl w:val="F32ED630"/>
@@ -8038,7 +10143,7 @@
       </w:pPr>
     </w:lvl>
   </w:abstractNum>
-  <w:abstractNum w:abstractNumId="8" w15:restartNumberingAfterBreak="0">
+  <w:abstractNum w:abstractNumId="9" w15:restartNumberingAfterBreak="0">
     <w:nsid w:val="443C001C"/>
     <w:multiLevelType w:val="hybridMultilevel"/>
     <w:tmpl w:val="16FAD9DC"/>
@@ -8150,7 +10255,7 @@
       </w:rPr>
     </w:lvl>
   </w:abstractNum>
-  <w:abstractNum w:abstractNumId="9" w15:restartNumberingAfterBreak="0">
+  <w:abstractNum w:abstractNumId="10" w15:restartNumberingAfterBreak="0">
     <w:nsid w:val="4A85220C"/>
     <w:multiLevelType w:val="hybridMultilevel"/>
     <w:tmpl w:val="ED4C30A4"/>
@@ -8264,7 +10369,7 @@
       </w:rPr>
     </w:lvl>
   </w:abstractNum>
-  <w:abstractNum w:abstractNumId="10" w15:restartNumberingAfterBreak="0">
+  <w:abstractNum w:abstractNumId="11" w15:restartNumberingAfterBreak="0">
     <w:nsid w:val="4E5E2EB2"/>
     <w:multiLevelType w:val="multilevel"/>
     <w:tmpl w:val="590A2EAA"/>
@@ -8413,7 +10518,7 @@
       </w:rPr>
     </w:lvl>
   </w:abstractNum>
-  <w:abstractNum w:abstractNumId="11" w15:restartNumberingAfterBreak="0">
+  <w:abstractNum w:abstractNumId="12" w15:restartNumberingAfterBreak="0">
     <w:nsid w:val="53EA7E76"/>
     <w:multiLevelType w:val="hybridMultilevel"/>
     <w:tmpl w:val="88CC7A72"/>
@@ -8527,7 +10632,7 @@
       </w:rPr>
     </w:lvl>
   </w:abstractNum>
-  <w:abstractNum w:abstractNumId="12" w15:restartNumberingAfterBreak="0">
+  <w:abstractNum w:abstractNumId="13" w15:restartNumberingAfterBreak="0">
     <w:nsid w:val="57F4731A"/>
     <w:multiLevelType w:val="multilevel"/>
     <w:tmpl w:val="DC3EC58E"/>
@@ -8676,7 +10781,7 @@
       </w:rPr>
     </w:lvl>
   </w:abstractNum>
-  <w:abstractNum w:abstractNumId="13" w15:restartNumberingAfterBreak="0">
+  <w:abstractNum w:abstractNumId="14" w15:restartNumberingAfterBreak="0">
     <w:nsid w:val="5EE36C98"/>
     <w:multiLevelType w:val="multilevel"/>
     <w:tmpl w:val="92A67262"/>
@@ -8825,7 +10930,7 @@
       </w:rPr>
     </w:lvl>
   </w:abstractNum>
-  <w:abstractNum w:abstractNumId="14" w15:restartNumberingAfterBreak="0">
+  <w:abstractNum w:abstractNumId="15" w15:restartNumberingAfterBreak="0">
     <w:nsid w:val="69066783"/>
     <w:multiLevelType w:val="hybridMultilevel"/>
     <w:tmpl w:val="D96471EC"/>
@@ -8914,7 +11019,7 @@
       </w:pPr>
     </w:lvl>
   </w:abstractNum>
-  <w:abstractNum w:abstractNumId="15" w15:restartNumberingAfterBreak="0">
+  <w:abstractNum w:abstractNumId="16" w15:restartNumberingAfterBreak="0">
     <w:nsid w:val="6E657441"/>
     <w:multiLevelType w:val="hybridMultilevel"/>
     <w:tmpl w:val="B8481E70"/>
@@ -9026,7 +11131,7 @@
       </w:rPr>
     </w:lvl>
   </w:abstractNum>
-  <w:abstractNum w:abstractNumId="16" w15:restartNumberingAfterBreak="0">
+  <w:abstractNum w:abstractNumId="17" w15:restartNumberingAfterBreak="0">
     <w:nsid w:val="76114B48"/>
     <w:multiLevelType w:val="hybridMultilevel"/>
     <w:tmpl w:val="7FD808E2"/>
@@ -9119,52 +11224,55 @@
     <w:abstractNumId w:val="3"/>
   </w:num>
   <w:num w:numId="2" w16cid:durableId="1003165658">
-    <w:abstractNumId w:val="14"/>
+    <w:abstractNumId w:val="15"/>
   </w:num>
   <w:num w:numId="3" w16cid:durableId="1843819176">
-    <w:abstractNumId w:val="7"/>
+    <w:abstractNumId w:val="8"/>
   </w:num>
   <w:num w:numId="4" w16cid:durableId="2065710140">
     <w:abstractNumId w:val="1"/>
   </w:num>
   <w:num w:numId="5" w16cid:durableId="808744166">
-    <w:abstractNumId w:val="15"/>
+    <w:abstractNumId w:val="16"/>
   </w:num>
   <w:num w:numId="6" w16cid:durableId="1679189867">
-    <w:abstractNumId w:val="5"/>
+    <w:abstractNumId w:val="6"/>
   </w:num>
   <w:num w:numId="7" w16cid:durableId="661082843">
-    <w:abstractNumId w:val="11"/>
+    <w:abstractNumId w:val="12"/>
   </w:num>
   <w:num w:numId="8" w16cid:durableId="459883890">
     <w:abstractNumId w:val="0"/>
   </w:num>
   <w:num w:numId="9" w16cid:durableId="1923636885">
-    <w:abstractNumId w:val="4"/>
+    <w:abstractNumId w:val="5"/>
   </w:num>
   <w:num w:numId="10" w16cid:durableId="623999691">
     <w:abstractNumId w:val="2"/>
   </w:num>
   <w:num w:numId="11" w16cid:durableId="1308391600">
-    <w:abstractNumId w:val="16"/>
+    <w:abstractNumId w:val="17"/>
   </w:num>
   <w:num w:numId="12" w16cid:durableId="1532495807">
+    <w:abstractNumId w:val="11"/>
+  </w:num>
+  <w:num w:numId="13" w16cid:durableId="1480339862">
     <w:abstractNumId w:val="10"/>
   </w:num>
-  <w:num w:numId="13" w16cid:durableId="1480339862">
+  <w:num w:numId="14" w16cid:durableId="908853515">
+    <w:abstractNumId w:val="13"/>
+  </w:num>
+  <w:num w:numId="15" w16cid:durableId="288752424">
+    <w:abstractNumId w:val="7"/>
+  </w:num>
+  <w:num w:numId="16" w16cid:durableId="1263731859">
     <w:abstractNumId w:val="9"/>
   </w:num>
-  <w:num w:numId="14" w16cid:durableId="908853515">
-    <w:abstractNumId w:val="12"/>
+  <w:num w:numId="17" w16cid:durableId="1134064292">
+    <w:abstractNumId w:val="14"/>
   </w:num>
-  <w:num w:numId="15" w16cid:durableId="288752424">
-    <w:abstractNumId w:val="6"/>
-  </w:num>
-  <w:num w:numId="16" w16cid:durableId="1263731859">
-    <w:abstractNumId w:val="8"/>
-  </w:num>
-  <w:num w:numId="17" w16cid:durableId="1134064292">
-    <w:abstractNumId w:val="13"/>
+  <w:num w:numId="18" w16cid:durableId="688331985">
+    <w:abstractNumId w:val="4"/>
   </w:num>
 </w:numbering>
 </file>
@@ -9568,7 +11676,7 @@
   <w:style w:type="paragraph" w:default="1" w:styleId="Normal">
     <w:name w:val="Normal"/>
     <w:qFormat/>
-    <w:rsid w:val="002D2E66"/>
+    <w:rsid w:val="00553337"/>
     <w:pPr>
       <w:jc w:val="both"/>
     </w:pPr>
@@ -9781,6 +11889,7 @@
   <w:style w:type="character" w:default="1" w:styleId="DefaultParagraphFont">
     <w:name w:val="Default Paragraph Font"/>
     <w:uiPriority w:val="1"/>
+    <w:semiHidden/>
     <w:unhideWhenUsed/>
   </w:style>
   <w:style w:type="table" w:default="1" w:styleId="TableNormal">
@@ -10116,6 +12225,93 @@
       <w:sz w:val="24"/>
     </w:rPr>
   </w:style>
+  <w:style w:type="character" w:styleId="Hyperlink">
+    <w:name w:val="Hyperlink"/>
+    <w:basedOn w:val="DefaultParagraphFont"/>
+    <w:uiPriority w:val="99"/>
+    <w:unhideWhenUsed/>
+    <w:rsid w:val="00157BE2"/>
+    <w:rPr>
+      <w:color w:val="0563C1" w:themeColor="hyperlink"/>
+      <w:u w:val="single"/>
+    </w:rPr>
+  </w:style>
+  <w:style w:type="character" w:styleId="UnresolvedMention">
+    <w:name w:val="Unresolved Mention"/>
+    <w:basedOn w:val="DefaultParagraphFont"/>
+    <w:uiPriority w:val="99"/>
+    <w:semiHidden/>
+    <w:unhideWhenUsed/>
+    <w:rsid w:val="00157BE2"/>
+    <w:rPr>
+      <w:color w:val="605E5C"/>
+      <w:shd w:val="clear" w:color="auto" w:fill="E1DFDD"/>
+    </w:rPr>
+  </w:style>
+  <w:style w:type="paragraph" w:styleId="Header">
+    <w:name w:val="header"/>
+    <w:basedOn w:val="Normal"/>
+    <w:link w:val="HeaderChar"/>
+    <w:uiPriority w:val="99"/>
+    <w:unhideWhenUsed/>
+    <w:rsid w:val="00E60E94"/>
+    <w:pPr>
+      <w:tabs>
+        <w:tab w:val="center" w:pos="4680"/>
+        <w:tab w:val="right" w:pos="9360"/>
+      </w:tabs>
+      <w:spacing w:after="0" w:line="240" w:lineRule="auto"/>
+    </w:pPr>
+  </w:style>
+  <w:style w:type="character" w:customStyle="1" w:styleId="HeaderChar">
+    <w:name w:val="Header Char"/>
+    <w:basedOn w:val="DefaultParagraphFont"/>
+    <w:link w:val="Header"/>
+    <w:uiPriority w:val="99"/>
+    <w:rsid w:val="00E60E94"/>
+    <w:rPr>
+      <w:rFonts w:ascii="Times New Roman" w:hAnsi="Times New Roman"/>
+      <w:sz w:val="24"/>
+    </w:rPr>
+  </w:style>
+  <w:style w:type="paragraph" w:styleId="Footer">
+    <w:name w:val="footer"/>
+    <w:basedOn w:val="Normal"/>
+    <w:link w:val="FooterChar"/>
+    <w:uiPriority w:val="99"/>
+    <w:unhideWhenUsed/>
+    <w:rsid w:val="00E60E94"/>
+    <w:pPr>
+      <w:tabs>
+        <w:tab w:val="center" w:pos="4680"/>
+        <w:tab w:val="right" w:pos="9360"/>
+      </w:tabs>
+      <w:spacing w:after="0" w:line="240" w:lineRule="auto"/>
+    </w:pPr>
+  </w:style>
+  <w:style w:type="character" w:customStyle="1" w:styleId="FooterChar">
+    <w:name w:val="Footer Char"/>
+    <w:basedOn w:val="DefaultParagraphFont"/>
+    <w:link w:val="Footer"/>
+    <w:uiPriority w:val="99"/>
+    <w:rsid w:val="00E60E94"/>
+    <w:rPr>
+      <w:rFonts w:ascii="Times New Roman" w:hAnsi="Times New Roman"/>
+      <w:sz w:val="24"/>
+    </w:rPr>
+  </w:style>
+  <w:style w:type="paragraph" w:styleId="TOC1">
+    <w:name w:val="toc 1"/>
+    <w:basedOn w:val="Normal"/>
+    <w:next w:val="Normal"/>
+    <w:autoRedefine/>
+    <w:uiPriority w:val="39"/>
+    <w:unhideWhenUsed/>
+    <w:rsid w:val="00641BFA"/>
+    <w:pPr>
+      <w:spacing w:after="100"/>
+    </w:pPr>
+  </w:style>
 </w:styles>
 </file>
 

--- a/FarmoDeveloperNotes.docx
+++ b/FarmoDeveloperNotes.docx
@@ -1125,21 +1125,7 @@
         <w:rPr>
           <w:szCs w:val="24"/>
         </w:rPr>
-        <w:t xml:space="preserve">– the profile </w:t>
-      </w:r>
-      <w:proofErr w:type="gramStart"/>
-      <w:r>
-        <w:rPr>
-          <w:szCs w:val="24"/>
-        </w:rPr>
-        <w:t>is created</w:t>
-      </w:r>
-      <w:proofErr w:type="gramEnd"/>
-      <w:r>
-        <w:rPr>
-          <w:szCs w:val="24"/>
-        </w:rPr>
-        <w:t xml:space="preserve"> but not yet reviewed or approved.</w:t>
+        <w:t>– the profile is created but not yet reviewed or approved.</w:t>
       </w:r>
     </w:p>
     <w:p>
@@ -1184,21 +1170,7 @@
         <w:rPr>
           <w:szCs w:val="24"/>
         </w:rPr>
-        <w:t xml:space="preserve">– the profile </w:t>
-      </w:r>
-      <w:proofErr w:type="gramStart"/>
-      <w:r>
-        <w:rPr>
-          <w:szCs w:val="24"/>
-        </w:rPr>
-        <w:t>is verified</w:t>
-      </w:r>
-      <w:proofErr w:type="gramEnd"/>
-      <w:r>
-        <w:rPr>
-          <w:szCs w:val="24"/>
-        </w:rPr>
-        <w:t xml:space="preserve"> and currently in use.</w:t>
+        <w:t>– the profile is verified and currently in use.</w:t>
       </w:r>
     </w:p>
     <w:p>
@@ -1243,21 +1215,7 @@
         <w:rPr>
           <w:szCs w:val="24"/>
         </w:rPr>
-        <w:t xml:space="preserve">– the profile </w:t>
-      </w:r>
-      <w:proofErr w:type="gramStart"/>
-      <w:r>
-        <w:rPr>
-          <w:szCs w:val="24"/>
-        </w:rPr>
-        <w:t>is temporarily disabled</w:t>
-      </w:r>
-      <w:proofErr w:type="gramEnd"/>
-      <w:r>
-        <w:rPr>
-          <w:szCs w:val="24"/>
-        </w:rPr>
-        <w:t xml:space="preserve"> due to issues or violations.</w:t>
+        <w:t>– the profile is temporarily disabled due to issues or violations.</w:t>
       </w:r>
     </w:p>
     <w:p>
@@ -1302,30 +1260,8 @@
         <w:rPr>
           <w:szCs w:val="24"/>
         </w:rPr>
-        <w:t xml:space="preserve">– the profile has </w:t>
-      </w:r>
-      <w:proofErr w:type="gramStart"/>
-      <w:r>
-        <w:rPr>
-          <w:szCs w:val="24"/>
-        </w:rPr>
-        <w:t>been removed</w:t>
-      </w:r>
-      <w:proofErr w:type="gramEnd"/>
-      <w:r>
-        <w:rPr>
-          <w:szCs w:val="24"/>
-        </w:rPr>
-        <w:t xml:space="preserve"> or deactivated </w:t>
-      </w:r>
-      <w:proofErr w:type="gramStart"/>
-      <w:r>
-        <w:rPr>
-          <w:szCs w:val="24"/>
-        </w:rPr>
-        <w:t>permanently</w:t>
-      </w:r>
-      <w:proofErr w:type="gramEnd"/>
+        <w:t>– the profile has been removed or deactivated permanently</w:t>
+      </w:r>
     </w:p>
     <w:p>
       <w:pPr>
@@ -2091,30 +2027,8 @@
         <w:rPr>
           <w:u w:val="none"/>
         </w:rPr>
-        <w:t>Error code, terms inside “…</w:t>
-      </w:r>
-      <w:proofErr w:type="gramStart"/>
-      <w:r>
-        <w:rPr>
-          <w:u w:val="none"/>
-        </w:rPr>
-        <w:t>”,</w:t>
-      </w:r>
-      <w:proofErr w:type="gramEnd"/>
-      <w:r>
-        <w:rPr>
-          <w:u w:val="none"/>
-        </w:rPr>
-        <w:t xml:space="preserve"> </w:t>
-      </w:r>
-      <w:proofErr w:type="gramStart"/>
-      <w:r>
-        <w:rPr>
-          <w:u w:val="none"/>
-        </w:rPr>
-        <w:t>etc.</w:t>
-      </w:r>
-      <w:proofErr w:type="gramEnd"/>
+        <w:t>Error code, terms inside “…”, etc.</w:t>
+      </w:r>
     </w:p>
     <w:p/>
     <w:p>
@@ -2187,15 +2101,7 @@
         <w:t xml:space="preserve">: </w:t>
       </w:r>
       <w:r>
-        <w:t xml:space="preserve">To separate all terms from others, they </w:t>
-      </w:r>
-      <w:proofErr w:type="gramStart"/>
-      <w:r>
-        <w:t>are written</w:t>
-      </w:r>
-      <w:proofErr w:type="gramEnd"/>
-      <w:r>
-        <w:t xml:space="preserve"> in</w:t>
+        <w:t>To separate all terms from others, they are written in</w:t>
       </w:r>
       <w:r>
         <w:rPr>
@@ -2252,39 +2158,23 @@
       </w:r>
       <w:proofErr w:type="gramEnd"/>
       <w:r>
-        <w:t xml:space="preserve"> are generally </w:t>
+        <w:t xml:space="preserve"> are generally handled with these HTTP codes. We see </w:t>
       </w:r>
       <w:proofErr w:type="gramStart"/>
       <w:r>
-        <w:t>handled</w:t>
+        <w:t>some where</w:t>
       </w:r>
       <w:proofErr w:type="gramEnd"/>
       <w:r>
-        <w:t xml:space="preserve"> with these HTTP codes. We see </w:t>
+        <w:t xml:space="preserve"> during browsing </w:t>
       </w:r>
       <w:proofErr w:type="gramStart"/>
       <w:r>
-        <w:t>some</w:t>
+        <w:t>404</w:t>
       </w:r>
       <w:proofErr w:type="gramEnd"/>
       <w:r>
-        <w:t xml:space="preserve"> where during browsing </w:t>
-      </w:r>
-      <w:proofErr w:type="gramStart"/>
-      <w:r>
-        <w:t>404</w:t>
-      </w:r>
-      <w:proofErr w:type="gramEnd"/>
-      <w:r>
-        <w:t xml:space="preserve"> </w:t>
-      </w:r>
-      <w:proofErr w:type="gramStart"/>
-      <w:r>
-        <w:t>is not found</w:t>
-      </w:r>
-      <w:proofErr w:type="gramEnd"/>
-      <w:r>
-        <w:t xml:space="preserve"> like that. </w:t>
+        <w:t xml:space="preserve"> is not found like that. </w:t>
       </w:r>
     </w:p>
     <w:p>
@@ -2318,13 +2208,8 @@
         <w:t xml:space="preserve">Continue </w:t>
       </w:r>
       <w:r>
-        <w:t xml:space="preserve">→ invalid </w:t>
-      </w:r>
-      <w:proofErr w:type="gramStart"/>
-      <w:r>
-        <w:t>input</w:t>
-      </w:r>
-      <w:proofErr w:type="gramEnd"/>
+        <w:t>→ invalid input</w:t>
+      </w:r>
     </w:p>
     <w:p>
       <w:pPr>
@@ -2470,13 +2355,8 @@
         <w:t>User Not Found</w:t>
       </w:r>
       <w:r>
-        <w:t xml:space="preserve"> → invalid </w:t>
-      </w:r>
-      <w:proofErr w:type="gramStart"/>
-      <w:r>
-        <w:t>input</w:t>
-      </w:r>
-      <w:proofErr w:type="gramEnd"/>
+        <w:t xml:space="preserve"> → invalid input</w:t>
+      </w:r>
     </w:p>
     <w:p>
       <w:pPr>
@@ -2502,13 +2382,8 @@
         <w:t>6 Not Accepted</w:t>
       </w:r>
       <w:r>
-        <w:t xml:space="preserve"> → invalid </w:t>
-      </w:r>
-      <w:proofErr w:type="gramStart"/>
-      <w:r>
-        <w:t>input</w:t>
-      </w:r>
-      <w:proofErr w:type="gramEnd"/>
+        <w:t xml:space="preserve"> → invalid input</w:t>
+      </w:r>
     </w:p>
     <w:p>
       <w:pPr>
@@ -2539,21 +2414,12 @@
         </w:numPr>
         <w:jc w:val="left"/>
       </w:pPr>
-      <w:proofErr w:type="gramStart"/>
       <w:r>
         <w:rPr>
           <w:b/>
           <w:bCs/>
         </w:rPr>
-        <w:t>And so on</w:t>
-      </w:r>
-      <w:proofErr w:type="gramEnd"/>
-      <w:r>
-        <w:rPr>
-          <w:b/>
-          <w:bCs/>
-        </w:rPr>
-        <w:t xml:space="preserve">. </w:t>
+        <w:t xml:space="preserve">And so on. </w:t>
       </w:r>
     </w:p>
     <w:p>
@@ -3899,26 +3765,22 @@
       </w:r>
       <w:proofErr w:type="gramEnd"/>
       <w:r>
-        <w:t xml:space="preserve"> of data internally in system </w:t>
-      </w:r>
-      <w:proofErr w:type="gramStart"/>
-      <w:r>
-        <w:t>i.e</w:t>
+        <w:t xml:space="preserve"> of data internally in system i.e</w:t>
       </w:r>
       <w:r>
         <w:rPr>
           <w:b/>
           <w:bCs/>
         </w:rPr>
-        <w:t>.</w:t>
-      </w:r>
-      <w:proofErr w:type="gramEnd"/>
+        <w:t xml:space="preserve">. </w:t>
+      </w:r>
       <w:r>
         <w:rPr>
           <w:b/>
           <w:bCs/>
-        </w:rPr>
-        <w:t xml:space="preserve"> </w:t>
+          <w:color w:val="00B050"/>
+        </w:rPr>
+        <w:t>is_</w:t>
       </w:r>
       <w:r>
         <w:rPr>
@@ -3926,7 +3788,7 @@
           <w:bCs/>
           <w:color w:val="00B050"/>
         </w:rPr>
-        <w:t>is_</w:t>
+        <w:t>a</w:t>
       </w:r>
       <w:r>
         <w:rPr>
@@ -3934,7 +3796,16 @@
           <w:bCs/>
           <w:color w:val="00B050"/>
         </w:rPr>
-        <w:t>a</w:t>
+        <w:t>dmin</w:t>
+      </w:r>
+      <w:r>
+        <w:rPr>
+          <w:color w:val="00B050"/>
+        </w:rPr>
+        <w:t xml:space="preserve"> </w:t>
+      </w:r>
+      <w:r>
+        <w:t xml:space="preserve">and </w:t>
       </w:r>
       <w:r>
         <w:rPr>
@@ -3942,16 +3813,7 @@
           <w:bCs/>
           <w:color w:val="00B050"/>
         </w:rPr>
-        <w:t>dmin</w:t>
-      </w:r>
-      <w:r>
-        <w:rPr>
-          <w:color w:val="00B050"/>
-        </w:rPr>
-        <w:t xml:space="preserve"> </w:t>
-      </w:r>
-      <w:r>
-        <w:t xml:space="preserve">and </w:t>
+        <w:t>d</w:t>
       </w:r>
       <w:r>
         <w:rPr>
@@ -3959,26 +3821,8 @@
           <w:bCs/>
           <w:color w:val="00B050"/>
         </w:rPr>
-        <w:t>d</w:t>
-      </w:r>
-      <w:r>
-        <w:rPr>
-          <w:b/>
-          <w:bCs/>
-          <w:color w:val="00B050"/>
-        </w:rPr>
-        <w:t>evice_</w:t>
-      </w:r>
-      <w:proofErr w:type="gramStart"/>
-      <w:r>
-        <w:rPr>
-          <w:b/>
-          <w:bCs/>
-          <w:color w:val="00B050"/>
-        </w:rPr>
-        <w:t>info</w:t>
-      </w:r>
-      <w:proofErr w:type="gramEnd"/>
+        <w:t>evice_info</w:t>
+      </w:r>
     </w:p>
     <w:p>
       <w:pPr>
@@ -5086,53 +4930,48 @@
       </w:r>
     </w:p>
     <w:p>
+      <w:r>
+        <w:t>Generally</w:t>
+      </w:r>
+      <w:r>
+        <w:t>,</w:t>
+      </w:r>
+      <w:r>
+        <w:t xml:space="preserve"> user send </w:t>
+      </w:r>
+      <w:r>
+        <w:t>“</w:t>
+      </w:r>
+      <w:r>
+        <w:t>token</w:t>
+      </w:r>
+      <w:r>
+        <w:t>”</w:t>
+      </w:r>
+      <w:r>
+        <w:t xml:space="preserve"> and </w:t>
+      </w:r>
+      <w:r>
+        <w:t>“</w:t>
+      </w:r>
+      <w:r>
+        <w:t>userID</w:t>
+      </w:r>
+      <w:r>
+        <w:t>” for login.</w:t>
+      </w:r>
+    </w:p>
+    <w:p>
+      <w:r>
+        <w:t xml:space="preserve"> If token </w:t>
+      </w:r>
       <w:proofErr w:type="gramStart"/>
       <w:r>
-        <w:t>Generally</w:t>
-      </w:r>
-      <w:r>
-        <w:t>,</w:t>
-      </w:r>
-      <w:r>
-        <w:t xml:space="preserve"> user</w:t>
+        <w:t>is expired</w:t>
       </w:r>
       <w:proofErr w:type="gramEnd"/>
       <w:r>
-        <w:t xml:space="preserve"> send </w:t>
-      </w:r>
-      <w:r>
-        <w:t>“</w:t>
-      </w:r>
-      <w:r>
-        <w:t>token</w:t>
-      </w:r>
-      <w:r>
-        <w:t>”</w:t>
-      </w:r>
-      <w:r>
-        <w:t xml:space="preserve"> and </w:t>
-      </w:r>
-      <w:r>
-        <w:t>“</w:t>
-      </w:r>
-      <w:r>
-        <w:t>userID</w:t>
-      </w:r>
-      <w:r>
-        <w:t>” for login.</w:t>
-      </w:r>
-    </w:p>
-    <w:p>
-      <w:r>
-        <w:t xml:space="preserve"> If token </w:t>
-      </w:r>
-      <w:proofErr w:type="gramStart"/>
-      <w:r>
-        <w:t xml:space="preserve">is expired.  </w:t>
-      </w:r>
-      <w:proofErr w:type="gramEnd"/>
-      <w:r>
-        <w:t xml:space="preserve">Server uses “refresh_token” </w:t>
+        <w:t xml:space="preserve">.  Server uses “refresh_token” </w:t>
       </w:r>
       <w:r>
         <w:t xml:space="preserve">to create new “token” and send back to user. </w:t>
@@ -5408,15 +5247,7 @@
         <w:t xml:space="preserve">ACCOUNT_PENDING </w:t>
       </w:r>
       <w:r>
-        <w:t xml:space="preserve">- Account awaiting </w:t>
-      </w:r>
-      <w:proofErr w:type="gramStart"/>
-      <w:r>
-        <w:t>activation</w:t>
-      </w:r>
-      <w:proofErr w:type="gramEnd"/>
-      <w:r>
-        <w:t xml:space="preserve"> </w:t>
+        <w:t xml:space="preserve">- Account awaiting activation </w:t>
       </w:r>
     </w:p>
     <w:p>
@@ -5446,15 +5277,7 @@
         <w:t xml:space="preserve"> </w:t>
       </w:r>
       <w:r>
-        <w:t>- Account blocked/</w:t>
-      </w:r>
-      <w:proofErr w:type="gramStart"/>
-      <w:r>
-        <w:t>suspended</w:t>
-      </w:r>
-      <w:proofErr w:type="gramEnd"/>
-      <w:r>
-        <w:t xml:space="preserve"> </w:t>
+        <w:t xml:space="preserve">- Account blocked/suspended </w:t>
       </w:r>
     </w:p>
     <w:p>
@@ -5505,15 +5328,7 @@
         <w:t xml:space="preserve"> </w:t>
       </w:r>
       <w:r>
-        <w:t xml:space="preserve">- Token expired or </w:t>
-      </w:r>
-      <w:proofErr w:type="gramStart"/>
-      <w:r>
-        <w:t>invalid</w:t>
-      </w:r>
-      <w:proofErr w:type="gramEnd"/>
-      <w:r>
-        <w:t xml:space="preserve"> </w:t>
+        <w:t xml:space="preserve">- Token expired or invalid </w:t>
       </w:r>
     </w:p>
     <w:p>
@@ -6024,7 +5839,15 @@
     </w:p>
     <w:p>
       <w:r>
-        <w:t xml:space="preserve">It occurs only when Admin creates new user, then admin </w:t>
+        <w:t xml:space="preserve">It occurs only when Admin creates new </w:t>
+      </w:r>
+      <w:proofErr w:type="gramStart"/>
+      <w:r>
+        <w:t>user</w:t>
+      </w:r>
+      <w:proofErr w:type="gramEnd"/>
+      <w:r>
+        <w:t xml:space="preserve">, then admin </w:t>
       </w:r>
       <w:proofErr w:type="gramStart"/>
       <w:r>
@@ -7380,10 +7203,18 @@
     <w:p/>
     <w:p>
       <w:r>
-        <w:t xml:space="preserve">UserID needs to check constantly, </w:t>
+        <w:t xml:space="preserve">UserID needs to </w:t>
       </w:r>
       <w:proofErr w:type="gramStart"/>
       <w:r>
+        <w:t>check</w:t>
+      </w:r>
+      <w:proofErr w:type="gramEnd"/>
+      <w:r>
+        <w:t xml:space="preserve"> constantly, </w:t>
+      </w:r>
+      <w:proofErr w:type="gramStart"/>
+      <w:r>
         <w:t>entered</w:t>
       </w:r>
       <w:proofErr w:type="gramEnd"/>
@@ -7430,15 +7261,7 @@
         <w:jc w:val="left"/>
       </w:pPr>
       <w:r>
-        <w:t xml:space="preserve">Request is to </w:t>
-      </w:r>
-      <w:proofErr w:type="gramStart"/>
-      <w:r>
-        <w:t>be sent</w:t>
-      </w:r>
-      <w:proofErr w:type="gramEnd"/>
-      <w:r>
-        <w:t xml:space="preserve"> in change in every character in textbox.</w:t>
+        <w:t>Request is to be sent in change in every character in textbox.</w:t>
       </w:r>
       <w:r>
         <w:br/>
@@ -7573,13 +7396,8 @@
         <w:ind w:firstLine="720"/>
         <w:jc w:val="left"/>
       </w:pPr>
-      <w:proofErr w:type="gramStart"/>
-      <w:r>
-        <w:t>1</w:t>
-      </w:r>
-      <w:proofErr w:type="gramEnd"/>
-      <w:r>
-        <w:t xml:space="preserve"> </w:t>
+      <w:r>
+        <w:t xml:space="preserve">1 </w:t>
       </w:r>
       <w:r>
         <w:sym w:font="Wingdings" w:char="F0E0"/>
@@ -7596,13 +7414,8 @@
         <w:ind w:firstLine="720"/>
         <w:jc w:val="left"/>
       </w:pPr>
-      <w:proofErr w:type="gramStart"/>
-      <w:r>
-        <w:t>0</w:t>
-      </w:r>
-      <w:proofErr w:type="gramEnd"/>
-      <w:r>
-        <w:t xml:space="preserve"> </w:t>
+      <w:r>
+        <w:t xml:space="preserve">0 </w:t>
       </w:r>
       <w:r>
         <w:sym w:font="Wingdings" w:char="F0E0"/>
@@ -7780,15 +7593,7 @@
         <w:t>-</w:t>
       </w:r>
       <w:r>
-        <w:t xml:space="preserve">admin, admin, </w:t>
-      </w:r>
-      <w:proofErr w:type="gramStart"/>
-      <w:r>
-        <w:t>farmer</w:t>
-      </w:r>
-      <w:proofErr w:type="gramEnd"/>
-      <w:r>
-        <w:t xml:space="preserve"> and consumer [</w:t>
+        <w:t>admin, admin, farmer and consumer [</w:t>
       </w:r>
       <w:r>
         <w:rPr>
@@ -7871,15 +7676,7 @@
     </w:p>
     <w:p>
       <w:r>
-        <w:t xml:space="preserve">In Web four items for Created By [Super Admin, Admin, </w:t>
-      </w:r>
-      <w:proofErr w:type="gramStart"/>
-      <w:r>
-        <w:t>Farmer</w:t>
-      </w:r>
-      <w:proofErr w:type="gramEnd"/>
-      <w:r>
-        <w:t xml:space="preserve"> and Consumer]</w:t>
+        <w:t>In Web four items for Created By [Super Admin, Admin, Farmer and Consumer]</w:t>
       </w:r>
     </w:p>
     <w:p>
@@ -7917,11 +7714,7 @@
         <w:pStyle w:val="Heading2"/>
       </w:pPr>
       <w:r>
-        <w:t xml:space="preserve">First ask for phone or userID in </w:t>
-      </w:r>
-      <w:proofErr w:type="gramStart"/>
-      <w:r>
-        <w:t>1</w:t>
+        <w:t>First ask for phone or userID in 1</w:t>
       </w:r>
       <w:r>
         <w:rPr>
@@ -7929,7 +7722,6 @@
         </w:rPr>
         <w:t>st</w:t>
       </w:r>
-      <w:proofErr w:type="gramEnd"/>
       <w:r>
         <w:t xml:space="preserve"> step.</w:t>
       </w:r>
@@ -8020,13 +7812,8 @@
       <w:r>
         <w:t xml:space="preserve"> </w:t>
       </w:r>
-      <w:proofErr w:type="gramStart"/>
-      <w:r>
-        <w:t>200</w:t>
-      </w:r>
-      <w:proofErr w:type="gramEnd"/>
-      <w:r>
-        <w:t>]</w:t>
+      <w:r>
+        <w:t>200]</w:t>
       </w:r>
     </w:p>
     <w:p>
@@ -8148,13 +7935,8 @@
         <w:jc w:val="left"/>
       </w:pPr>
       <w:r>
-        <w:t xml:space="preserve">show half_email in </w:t>
-      </w:r>
-      <w:proofErr w:type="gramStart"/>
-      <w:r>
-        <w:t>interface</w:t>
-      </w:r>
-      <w:proofErr w:type="gramEnd"/>
+        <w:t>show half_email in interface</w:t>
+      </w:r>
     </w:p>
     <w:p>
       <w:pPr>
@@ -8381,15 +8163,7 @@
         <w:sym w:font="Wingdings" w:char="F0E0"/>
       </w:r>
       <w:r>
-        <w:t xml:space="preserve"> </w:t>
-      </w:r>
-      <w:proofErr w:type="gramStart"/>
-      <w:r>
-        <w:t>200</w:t>
-      </w:r>
-      <w:proofErr w:type="gramEnd"/>
-      <w:r>
-        <w:t>]</w:t>
+        <w:t xml:space="preserve"> 200]</w:t>
       </w:r>
     </w:p>
     <w:p>
@@ -8514,13 +8288,8 @@
       </w:r>
       <w:proofErr w:type="spellEnd"/>
       <w:r>
-        <w:t xml:space="preserve"> in </w:t>
-      </w:r>
-      <w:proofErr w:type="gramStart"/>
-      <w:r>
-        <w:t>email</w:t>
-      </w:r>
-      <w:proofErr w:type="gramEnd"/>
+        <w:t xml:space="preserve"> in email</w:t>
+      </w:r>
     </w:p>
     <w:p>
       <w:r>
@@ -8620,15 +8389,7 @@
         <w:sym w:font="Wingdings" w:char="F0E0"/>
       </w:r>
       <w:r>
-        <w:t xml:space="preserve"> </w:t>
-      </w:r>
-      <w:proofErr w:type="gramStart"/>
-      <w:r>
-        <w:t>200</w:t>
-      </w:r>
-      <w:proofErr w:type="gramEnd"/>
-      <w:r>
-        <w:t>]</w:t>
+        <w:t xml:space="preserve"> 200]</w:t>
       </w:r>
     </w:p>
     <w:p>
@@ -8804,15 +8565,7 @@
         <w:sym w:font="Wingdings" w:char="F0E0"/>
       </w:r>
       <w:r>
-        <w:t xml:space="preserve"> </w:t>
-      </w:r>
-      <w:proofErr w:type="gramStart"/>
-      <w:r>
-        <w:t>200</w:t>
-      </w:r>
-      <w:proofErr w:type="gramEnd"/>
-      <w:r>
-        <w:t>]</w:t>
+        <w:t xml:space="preserve"> 200]</w:t>
       </w:r>
     </w:p>
     <w:p>
@@ -9062,7 +8815,7 @@
         <v:path o:extrusionok="f" gradientshapeok="t" o:connecttype="rect"/>
         <o:lock v:ext="edit" aspectratio="t"/>
       </v:shapetype>
-      <v:shape id="_x0000_i1025" type="#_x0000_t75" style="width:11.5pt;height:11.5pt" o:bullet="t">
+      <v:shape id="_x0000_i1025" type="#_x0000_t75" style="width:10.3pt;height:10.3pt" o:bullet="t">
         <v:imagedata r:id="rId1" o:title="msoFD7"/>
       </v:shape>
     </w:pict>

--- a/FarmoDeveloperNotes.docx
+++ b/FarmoDeveloperNotes.docx
@@ -18,7 +18,9 @@
           <w:tab w:val="right" w:leader="dot" w:pos="9350"/>
         </w:tabs>
         <w:rPr>
+          <w:rFonts w:asciiTheme="minorHAnsi" w:eastAsiaTheme="minorEastAsia" w:hAnsiTheme="minorHAnsi"/>
           <w:noProof/>
+          <w:szCs w:val="21"/>
         </w:rPr>
       </w:pPr>
       <w:r>
@@ -54,7 +56,7 @@
         </w:rPr>
         <w:fldChar w:fldCharType="separate"/>
       </w:r>
-      <w:hyperlink w:anchor="_Toc218716583" w:history="1">
+      <w:hyperlink w:anchor="_Toc218732942" w:history="1">
         <w:r>
           <w:rPr>
             <w:rStyle w:val="Hyperlink"/>
@@ -81,7 +83,7 @@
             <w:noProof/>
             <w:webHidden/>
           </w:rPr>
-          <w:instrText xml:space="preserve"> PAGEREF _Toc218716583 \h </w:instrText>
+          <w:instrText xml:space="preserve"> PAGEREF _Toc218732942 \h </w:instrText>
         </w:r>
         <w:r>
           <w:rPr>
@@ -119,10 +121,12 @@
           <w:tab w:val="right" w:leader="dot" w:pos="9350"/>
         </w:tabs>
         <w:rPr>
+          <w:rFonts w:asciiTheme="minorHAnsi" w:eastAsiaTheme="minorEastAsia" w:hAnsiTheme="minorHAnsi"/>
           <w:noProof/>
-        </w:rPr>
-      </w:pPr>
-      <w:hyperlink w:anchor="_Toc218716584" w:history="1">
+          <w:szCs w:val="21"/>
+        </w:rPr>
+      </w:pPr>
+      <w:hyperlink w:anchor="_Toc218732943" w:history="1">
         <w:r>
           <w:rPr>
             <w:rStyle w:val="Hyperlink"/>
@@ -149,7 +153,7 @@
             <w:noProof/>
             <w:webHidden/>
           </w:rPr>
-          <w:instrText xml:space="preserve"> PAGEREF _Toc218716584 \h </w:instrText>
+          <w:instrText xml:space="preserve"> PAGEREF _Toc218732943 \h </w:instrText>
         </w:r>
         <w:r>
           <w:rPr>
@@ -187,10 +191,12 @@
           <w:tab w:val="right" w:leader="dot" w:pos="9350"/>
         </w:tabs>
         <w:rPr>
+          <w:rFonts w:asciiTheme="minorHAnsi" w:eastAsiaTheme="minorEastAsia" w:hAnsiTheme="minorHAnsi"/>
           <w:noProof/>
-        </w:rPr>
-      </w:pPr>
-      <w:hyperlink w:anchor="_Toc218716585" w:history="1">
+          <w:szCs w:val="21"/>
+        </w:rPr>
+      </w:pPr>
+      <w:hyperlink w:anchor="_Toc218732944" w:history="1">
         <w:r>
           <w:rPr>
             <w:rStyle w:val="Hyperlink"/>
@@ -217,7 +223,7 @@
             <w:noProof/>
             <w:webHidden/>
           </w:rPr>
-          <w:instrText xml:space="preserve"> PAGEREF _Toc218716585 \h </w:instrText>
+          <w:instrText xml:space="preserve"> PAGEREF _Toc218732944 \h </w:instrText>
         </w:r>
         <w:r>
           <w:rPr>
@@ -255,10 +261,12 @@
           <w:tab w:val="right" w:leader="dot" w:pos="9350"/>
         </w:tabs>
         <w:rPr>
+          <w:rFonts w:asciiTheme="minorHAnsi" w:eastAsiaTheme="minorEastAsia" w:hAnsiTheme="minorHAnsi"/>
           <w:noProof/>
-        </w:rPr>
-      </w:pPr>
-      <w:hyperlink w:anchor="_Toc218716586" w:history="1">
+          <w:szCs w:val="21"/>
+        </w:rPr>
+      </w:pPr>
+      <w:hyperlink w:anchor="_Toc218732945" w:history="1">
         <w:r>
           <w:rPr>
             <w:rStyle w:val="Hyperlink"/>
@@ -285,7 +293,7 @@
             <w:noProof/>
             <w:webHidden/>
           </w:rPr>
-          <w:instrText xml:space="preserve"> PAGEREF _Toc218716586 \h </w:instrText>
+          <w:instrText xml:space="preserve"> PAGEREF _Toc218732945 \h </w:instrText>
         </w:r>
         <w:r>
           <w:rPr>
@@ -323,10 +331,12 @@
           <w:tab w:val="right" w:leader="dot" w:pos="9350"/>
         </w:tabs>
         <w:rPr>
+          <w:rFonts w:asciiTheme="minorHAnsi" w:eastAsiaTheme="minorEastAsia" w:hAnsiTheme="minorHAnsi"/>
           <w:noProof/>
-        </w:rPr>
-      </w:pPr>
-      <w:hyperlink w:anchor="_Toc218716587" w:history="1">
+          <w:szCs w:val="21"/>
+        </w:rPr>
+      </w:pPr>
+      <w:hyperlink w:anchor="_Toc218732946" w:history="1">
         <w:r>
           <w:rPr>
             <w:rStyle w:val="Hyperlink"/>
@@ -353,7 +363,7 @@
             <w:noProof/>
             <w:webHidden/>
           </w:rPr>
-          <w:instrText xml:space="preserve"> PAGEREF _Toc218716587 \h </w:instrText>
+          <w:instrText xml:space="preserve"> PAGEREF _Toc218732946 \h </w:instrText>
         </w:r>
         <w:r>
           <w:rPr>
@@ -391,10 +401,12 @@
           <w:tab w:val="right" w:leader="dot" w:pos="9350"/>
         </w:tabs>
         <w:rPr>
+          <w:rFonts w:asciiTheme="minorHAnsi" w:eastAsiaTheme="minorEastAsia" w:hAnsiTheme="minorHAnsi"/>
           <w:noProof/>
-        </w:rPr>
-      </w:pPr>
-      <w:hyperlink w:anchor="_Toc218716588" w:history="1">
+          <w:szCs w:val="21"/>
+        </w:rPr>
+      </w:pPr>
+      <w:hyperlink w:anchor="_Toc218732947" w:history="1">
         <w:r>
           <w:rPr>
             <w:rStyle w:val="Hyperlink"/>
@@ -421,7 +433,7 @@
             <w:noProof/>
             <w:webHidden/>
           </w:rPr>
-          <w:instrText xml:space="preserve"> PAGEREF _Toc218716588 \h </w:instrText>
+          <w:instrText xml:space="preserve"> PAGEREF _Toc218732947 \h </w:instrText>
         </w:r>
         <w:r>
           <w:rPr>
@@ -459,10 +471,12 @@
           <w:tab w:val="right" w:leader="dot" w:pos="9350"/>
         </w:tabs>
         <w:rPr>
+          <w:rFonts w:asciiTheme="minorHAnsi" w:eastAsiaTheme="minorEastAsia" w:hAnsiTheme="minorHAnsi"/>
           <w:noProof/>
-        </w:rPr>
-      </w:pPr>
-      <w:hyperlink w:anchor="_Toc218716589" w:history="1">
+          <w:szCs w:val="21"/>
+        </w:rPr>
+      </w:pPr>
+      <w:hyperlink w:anchor="_Toc218732948" w:history="1">
         <w:r>
           <w:rPr>
             <w:rStyle w:val="Hyperlink"/>
@@ -489,7 +503,7 @@
             <w:noProof/>
             <w:webHidden/>
           </w:rPr>
-          <w:instrText xml:space="preserve"> PAGEREF _Toc218716589 \h </w:instrText>
+          <w:instrText xml:space="preserve"> PAGEREF _Toc218732948 \h </w:instrText>
         </w:r>
         <w:r>
           <w:rPr>
@@ -527,10 +541,12 @@
           <w:tab w:val="right" w:leader="dot" w:pos="9350"/>
         </w:tabs>
         <w:rPr>
+          <w:rFonts w:asciiTheme="minorHAnsi" w:eastAsiaTheme="minorEastAsia" w:hAnsiTheme="minorHAnsi"/>
           <w:noProof/>
-        </w:rPr>
-      </w:pPr>
-      <w:hyperlink w:anchor="_Toc218716590" w:history="1">
+          <w:szCs w:val="21"/>
+        </w:rPr>
+      </w:pPr>
+      <w:hyperlink w:anchor="_Toc218732949" w:history="1">
         <w:r>
           <w:rPr>
             <w:rStyle w:val="Hyperlink"/>
@@ -557,7 +573,7 @@
             <w:noProof/>
             <w:webHidden/>
           </w:rPr>
-          <w:instrText xml:space="preserve"> PAGEREF _Toc218716590 \h </w:instrText>
+          <w:instrText xml:space="preserve"> PAGEREF _Toc218732949 \h </w:instrText>
         </w:r>
         <w:r>
           <w:rPr>
@@ -595,10 +611,12 @@
           <w:tab w:val="right" w:leader="dot" w:pos="9350"/>
         </w:tabs>
         <w:rPr>
+          <w:rFonts w:asciiTheme="minorHAnsi" w:eastAsiaTheme="minorEastAsia" w:hAnsiTheme="minorHAnsi"/>
           <w:noProof/>
-        </w:rPr>
-      </w:pPr>
-      <w:hyperlink w:anchor="_Toc218716591" w:history="1">
+          <w:szCs w:val="21"/>
+        </w:rPr>
+      </w:pPr>
+      <w:hyperlink w:anchor="_Toc218732950" w:history="1">
         <w:r>
           <w:rPr>
             <w:rStyle w:val="Hyperlink"/>
@@ -625,7 +643,7 @@
             <w:noProof/>
             <w:webHidden/>
           </w:rPr>
-          <w:instrText xml:space="preserve"> PAGEREF _Toc218716591 \h </w:instrText>
+          <w:instrText xml:space="preserve"> PAGEREF _Toc218732950 \h </w:instrText>
         </w:r>
         <w:r>
           <w:rPr>
@@ -645,7 +663,7 @@
             <w:noProof/>
             <w:webHidden/>
           </w:rPr>
-          <w:t>12</w:t>
+          <w:t>11</w:t>
         </w:r>
         <w:r>
           <w:rPr>
@@ -663,10 +681,12 @@
           <w:tab w:val="right" w:leader="dot" w:pos="9350"/>
         </w:tabs>
         <w:rPr>
+          <w:rFonts w:asciiTheme="minorHAnsi" w:eastAsiaTheme="minorEastAsia" w:hAnsiTheme="minorHAnsi"/>
           <w:noProof/>
-        </w:rPr>
-      </w:pPr>
-      <w:hyperlink w:anchor="_Toc218716592" w:history="1">
+          <w:szCs w:val="21"/>
+        </w:rPr>
+      </w:pPr>
+      <w:hyperlink w:anchor="_Toc218732951" w:history="1">
         <w:r>
           <w:rPr>
             <w:rStyle w:val="Hyperlink"/>
@@ -693,7 +713,7 @@
             <w:noProof/>
             <w:webHidden/>
           </w:rPr>
-          <w:instrText xml:space="preserve"> PAGEREF _Toc218716592 \h </w:instrText>
+          <w:instrText xml:space="preserve"> PAGEREF _Toc218732951 \h </w:instrText>
         </w:r>
         <w:r>
           <w:rPr>
@@ -713,7 +733,7 @@
             <w:noProof/>
             <w:webHidden/>
           </w:rPr>
-          <w:t>16</w:t>
+          <w:t>15</w:t>
         </w:r>
         <w:r>
           <w:rPr>
@@ -779,15 +799,10 @@
           <w:u w:val="none"/>
         </w:rPr>
       </w:pPr>
-      <w:bookmarkStart w:id="0" w:name="_Toc218716583"/>
-      <w:r>
-        <w:t xml:space="preserve">Types of </w:t>
-      </w:r>
-      <w:proofErr w:type="gramStart"/>
-      <w:r>
-        <w:t>User</w:t>
-      </w:r>
-      <w:proofErr w:type="gramEnd"/>
+      <w:bookmarkStart w:id="0" w:name="_Toc218732942"/>
+      <w:r>
+        <w:t>Types of User</w:t>
+      </w:r>
       <w:r>
         <w:rPr>
           <w:u w:val="none"/>
@@ -894,15 +909,10 @@
           <w:u w:val="none"/>
         </w:rPr>
       </w:pPr>
-      <w:bookmarkStart w:id="1" w:name="_Toc218716584"/>
-      <w:r>
-        <w:t xml:space="preserve">Types of </w:t>
-      </w:r>
-      <w:proofErr w:type="gramStart"/>
-      <w:r>
-        <w:t>User</w:t>
-      </w:r>
-      <w:proofErr w:type="gramEnd"/>
+      <w:bookmarkStart w:id="1" w:name="_Toc218732943"/>
+      <w:r>
+        <w:t>Types of User</w:t>
+      </w:r>
       <w:r>
         <w:rPr>
           <w:u w:val="none"/>
@@ -912,29 +922,8 @@
       <w:bookmarkEnd w:id="1"/>
     </w:p>
     <w:p>
-      <w:proofErr w:type="gramStart"/>
-      <w:r>
-        <w:t>Means</w:t>
-      </w:r>
-      <w:proofErr w:type="gramEnd"/>
-      <w:r>
-        <w:t xml:space="preserve"> this is for webpage, app which </w:t>
-      </w:r>
-      <w:proofErr w:type="gramStart"/>
-      <w:r>
-        <w:t>show</w:t>
-      </w:r>
-      <w:proofErr w:type="gramEnd"/>
-      <w:r>
-        <w:t xml:space="preserve"> </w:t>
-      </w:r>
-      <w:proofErr w:type="gramStart"/>
-      <w:r>
-        <w:t>to user</w:t>
-      </w:r>
-      <w:proofErr w:type="gramEnd"/>
-      <w:r>
-        <w:t xml:space="preserve">. </w:t>
+      <w:r>
+        <w:t xml:space="preserve">Means this is for webpage, app which show to user. </w:t>
       </w:r>
     </w:p>
     <w:p>
@@ -1031,7 +1020,7 @@
           <w:u w:val="none"/>
         </w:rPr>
       </w:pPr>
-      <w:bookmarkStart w:id="2" w:name="_Toc218716585"/>
+      <w:bookmarkStart w:id="2" w:name="_Toc218732944"/>
       <w:r>
         <w:t>Connection Method:</w:t>
       </w:r>
@@ -1079,7 +1068,7 @@
       <w:pPr>
         <w:pStyle w:val="Heading1"/>
       </w:pPr>
-      <w:bookmarkStart w:id="3" w:name="_Toc218716586"/>
+      <w:bookmarkStart w:id="3" w:name="_Toc218732945"/>
       <w:r>
         <w:t>Profile Status:</w:t>
       </w:r>
@@ -1297,7 +1286,7 @@
       <w:pPr>
         <w:pStyle w:val="Heading1"/>
       </w:pPr>
-      <w:bookmarkStart w:id="4" w:name="_Toc218716587"/>
+      <w:bookmarkStart w:id="4" w:name="_Toc218732946"/>
       <w:r>
         <w:lastRenderedPageBreak/>
         <w:t>Possible Activity Types</w:t>
@@ -1364,334 +1353,6 @@
       </w:pPr>
       <w:r>
         <w:t>PASSWORD_CHANGE</w:t>
-      </w:r>
-    </w:p>
-    <w:p>
-      <w:pPr>
-        <w:pStyle w:val="Heading3"/>
-        <w:numPr>
-          <w:ilvl w:val="1"/>
-          <w:numId w:val="14"/>
-        </w:numPr>
-      </w:pPr>
-      <w:r>
-        <w:t>UPDATE_PROFILE_PIC</w:t>
-      </w:r>
-    </w:p>
-    <w:p>
-      <w:pPr>
-        <w:pStyle w:val="Heading3"/>
-        <w:numPr>
-          <w:ilvl w:val="1"/>
-          <w:numId w:val="14"/>
-        </w:numPr>
-      </w:pPr>
-      <w:r>
-        <w:t>PROFILE_UPDATE</w:t>
-      </w:r>
-    </w:p>
-    <w:p>
-      <w:pPr>
-        <w:pStyle w:val="Heading3"/>
-        <w:numPr>
-          <w:ilvl w:val="1"/>
-          <w:numId w:val="14"/>
-        </w:numPr>
-      </w:pPr>
-      <w:r>
-        <w:t>VERIFICATION_SUBMITTED</w:t>
-      </w:r>
-    </w:p>
-    <w:p>
-      <w:pPr>
-        <w:pStyle w:val="Heading3"/>
-        <w:numPr>
-          <w:ilvl w:val="1"/>
-          <w:numId w:val="14"/>
-        </w:numPr>
-      </w:pPr>
-      <w:r>
-        <w:t xml:space="preserve">VERIFICATION_APPROVED </w:t>
-      </w:r>
-    </w:p>
-    <w:p>
-      <w:pPr>
-        <w:pStyle w:val="Heading3"/>
-        <w:numPr>
-          <w:ilvl w:val="1"/>
-          <w:numId w:val="14"/>
-        </w:numPr>
-      </w:pPr>
-      <w:r>
-        <w:t xml:space="preserve"> </w:t>
-      </w:r>
-      <w:r>
-        <w:t>VERIFICATION_</w:t>
-      </w:r>
-      <w:r>
-        <w:t>REJECTED</w:t>
-      </w:r>
-    </w:p>
-    <w:p/>
-    <w:p>
-      <w:pPr>
-        <w:numPr>
-          <w:ilvl w:val="0"/>
-          <w:numId w:val="14"/>
-        </w:numPr>
-      </w:pPr>
-      <w:r>
-        <w:rPr>
-          <w:b/>
-          <w:bCs/>
-        </w:rPr>
-        <w:t>Wallet &amp; Transactions</w:t>
-      </w:r>
-    </w:p>
-    <w:p>
-      <w:pPr>
-        <w:pStyle w:val="Heading3"/>
-        <w:numPr>
-          <w:ilvl w:val="1"/>
-          <w:numId w:val="14"/>
-        </w:numPr>
-      </w:pPr>
-      <w:r>
-        <w:t>WALLET_CREATED</w:t>
-      </w:r>
-    </w:p>
-    <w:p>
-      <w:pPr>
-        <w:pStyle w:val="Heading3"/>
-        <w:numPr>
-          <w:ilvl w:val="1"/>
-          <w:numId w:val="14"/>
-        </w:numPr>
-      </w:pPr>
-      <w:r>
-        <w:t>WALLET_PIN_CHANGED</w:t>
-      </w:r>
-    </w:p>
-    <w:p>
-      <w:pPr>
-        <w:pStyle w:val="Heading3"/>
-        <w:numPr>
-          <w:ilvl w:val="1"/>
-          <w:numId w:val="14"/>
-        </w:numPr>
-      </w:pPr>
-      <w:r>
-        <w:t>WALLET_TOPUP</w:t>
-      </w:r>
-    </w:p>
-    <w:p>
-      <w:pPr>
-        <w:pStyle w:val="Heading3"/>
-        <w:numPr>
-          <w:ilvl w:val="1"/>
-          <w:numId w:val="14"/>
-        </w:numPr>
-      </w:pPr>
-      <w:r>
-        <w:t>WALLET_DEBIT</w:t>
-      </w:r>
-    </w:p>
-    <w:p>
-      <w:pPr>
-        <w:pStyle w:val="Heading3"/>
-        <w:numPr>
-          <w:ilvl w:val="1"/>
-          <w:numId w:val="14"/>
-        </w:numPr>
-      </w:pPr>
-      <w:r>
-        <w:t>TRANSACTION_INITIATED</w:t>
-      </w:r>
-    </w:p>
-    <w:p>
-      <w:pPr>
-        <w:pStyle w:val="Heading3"/>
-        <w:numPr>
-          <w:ilvl w:val="1"/>
-          <w:numId w:val="14"/>
-        </w:numPr>
-      </w:pPr>
-      <w:r>
-        <w:t>TRANSACTION_SUCCESS</w:t>
-      </w:r>
-    </w:p>
-    <w:p>
-      <w:pPr>
-        <w:pStyle w:val="Heading3"/>
-        <w:numPr>
-          <w:ilvl w:val="1"/>
-          <w:numId w:val="14"/>
-        </w:numPr>
-      </w:pPr>
-      <w:r>
-        <w:t>TRANSACTION_FAILED</w:t>
-      </w:r>
-    </w:p>
-    <w:p/>
-    <w:p>
-      <w:pPr>
-        <w:numPr>
-          <w:ilvl w:val="0"/>
-          <w:numId w:val="14"/>
-        </w:numPr>
-      </w:pPr>
-      <w:r>
-        <w:rPr>
-          <w:b/>
-          <w:bCs/>
-        </w:rPr>
-        <w:t>Products</w:t>
-      </w:r>
-    </w:p>
-    <w:p>
-      <w:pPr>
-        <w:pStyle w:val="Heading3"/>
-        <w:numPr>
-          <w:ilvl w:val="1"/>
-          <w:numId w:val="14"/>
-        </w:numPr>
-      </w:pPr>
-      <w:r>
-        <w:t>PRODUCT_CREATED</w:t>
-      </w:r>
-    </w:p>
-    <w:p>
-      <w:pPr>
-        <w:pStyle w:val="Heading3"/>
-        <w:numPr>
-          <w:ilvl w:val="1"/>
-          <w:numId w:val="14"/>
-        </w:numPr>
-      </w:pPr>
-      <w:r>
-        <w:t>PRODUCT_UPDATED</w:t>
-      </w:r>
-    </w:p>
-    <w:p>
-      <w:pPr>
-        <w:pStyle w:val="Heading3"/>
-        <w:numPr>
-          <w:ilvl w:val="1"/>
-          <w:numId w:val="14"/>
-        </w:numPr>
-      </w:pPr>
-      <w:r>
-        <w:t>PRODUCT_DELETED</w:t>
-      </w:r>
-    </w:p>
-    <w:p/>
-    <w:p>
-      <w:pPr>
-        <w:numPr>
-          <w:ilvl w:val="0"/>
-          <w:numId w:val="14"/>
-        </w:numPr>
-      </w:pPr>
-      <w:r>
-        <w:rPr>
-          <w:b/>
-          <w:bCs/>
-        </w:rPr>
-        <w:t>Orders</w:t>
-      </w:r>
-    </w:p>
-    <w:p>
-      <w:pPr>
-        <w:pStyle w:val="Heading3"/>
-        <w:numPr>
-          <w:ilvl w:val="1"/>
-          <w:numId w:val="14"/>
-        </w:numPr>
-      </w:pPr>
-      <w:r>
-        <w:lastRenderedPageBreak/>
-        <w:t>ORDER_PLACED</w:t>
-      </w:r>
-    </w:p>
-    <w:p>
-      <w:pPr>
-        <w:pStyle w:val="Heading3"/>
-        <w:numPr>
-          <w:ilvl w:val="1"/>
-          <w:numId w:val="14"/>
-        </w:numPr>
-      </w:pPr>
-      <w:r>
-        <w:t>ORDER_UPDATED</w:t>
-      </w:r>
-    </w:p>
-    <w:p>
-      <w:pPr>
-        <w:pStyle w:val="Heading3"/>
-        <w:numPr>
-          <w:ilvl w:val="1"/>
-          <w:numId w:val="14"/>
-        </w:numPr>
-      </w:pPr>
-      <w:r>
-        <w:t>ORDER_CANCELLED</w:t>
-      </w:r>
-    </w:p>
-    <w:p>
-      <w:pPr>
-        <w:pStyle w:val="Heading3"/>
-        <w:numPr>
-          <w:ilvl w:val="1"/>
-          <w:numId w:val="14"/>
-        </w:numPr>
-      </w:pPr>
-      <w:r>
-        <w:t>ORDER_FULFILLED</w:t>
-      </w:r>
-    </w:p>
-    <w:p/>
-    <w:p>
-      <w:pPr>
-        <w:pStyle w:val="Heading3"/>
-        <w:numPr>
-          <w:ilvl w:val="0"/>
-          <w:numId w:val="14"/>
-        </w:numPr>
-        <w:rPr>
-          <w:color w:val="000000" w:themeColor="text1"/>
-        </w:rPr>
-      </w:pPr>
-      <w:r>
-        <w:rPr>
-          <w:b/>
-          <w:bCs/>
-          <w:color w:val="000000" w:themeColor="text1"/>
-        </w:rPr>
-        <w:t>Ratings</w:t>
-      </w:r>
-    </w:p>
-    <w:p>
-      <w:pPr>
-        <w:pStyle w:val="Heading3"/>
-        <w:numPr>
-          <w:ilvl w:val="1"/>
-          <w:numId w:val="14"/>
-        </w:numPr>
-      </w:pPr>
-      <w:r>
-        <w:t>RATE_PRODUCT</w:t>
-      </w:r>
-    </w:p>
-    <w:p>
-      <w:pPr>
-        <w:pStyle w:val="Heading3"/>
-        <w:numPr>
-          <w:ilvl w:val="1"/>
-          <w:numId w:val="14"/>
-        </w:numPr>
-      </w:pPr>
-      <w:r>
-        <w:t>RATE_FARMER</w:t>
       </w:r>
     </w:p>
     <w:p>
@@ -1706,7 +1367,10 @@
         </w:tabs>
       </w:pPr>
       <w:r>
-        <w:t>FARMER_RATING_UPDATE</w:t>
+        <w:t>FORGET_</w:t>
+      </w:r>
+      <w:r>
+        <w:t>PASSWORD</w:t>
       </w:r>
     </w:p>
     <w:p>
@@ -1718,7 +1382,323 @@
         </w:numPr>
       </w:pPr>
       <w:r>
-        <w:t>PRODUCT_RATING_UPDATE</w:t>
+        <w:t>UPDATE_PROFILE_PIC</w:t>
+      </w:r>
+    </w:p>
+    <w:p>
+      <w:pPr>
+        <w:pStyle w:val="Heading3"/>
+        <w:numPr>
+          <w:ilvl w:val="1"/>
+          <w:numId w:val="14"/>
+        </w:numPr>
+      </w:pPr>
+      <w:r>
+        <w:t>PROFILE_UPDATE</w:t>
+      </w:r>
+    </w:p>
+    <w:p>
+      <w:pPr>
+        <w:pStyle w:val="Heading3"/>
+        <w:numPr>
+          <w:ilvl w:val="1"/>
+          <w:numId w:val="14"/>
+        </w:numPr>
+      </w:pPr>
+      <w:r>
+        <w:t>VERIFICATION_SUBMITTED</w:t>
+      </w:r>
+    </w:p>
+    <w:p>
+      <w:pPr>
+        <w:pStyle w:val="Heading3"/>
+        <w:numPr>
+          <w:ilvl w:val="1"/>
+          <w:numId w:val="14"/>
+        </w:numPr>
+      </w:pPr>
+      <w:r>
+        <w:t xml:space="preserve">VERIFICATION_APPROVED </w:t>
+      </w:r>
+    </w:p>
+    <w:p>
+      <w:pPr>
+        <w:pStyle w:val="Heading3"/>
+        <w:numPr>
+          <w:ilvl w:val="1"/>
+          <w:numId w:val="14"/>
+        </w:numPr>
+      </w:pPr>
+      <w:r>
+        <w:t xml:space="preserve"> </w:t>
+      </w:r>
+      <w:r>
+        <w:t>VERIFICATION_</w:t>
+      </w:r>
+      <w:r>
+        <w:t>REJECTED</w:t>
+      </w:r>
+    </w:p>
+    <w:p/>
+    <w:p>
+      <w:pPr>
+        <w:numPr>
+          <w:ilvl w:val="0"/>
+          <w:numId w:val="14"/>
+        </w:numPr>
+      </w:pPr>
+      <w:r>
+        <w:rPr>
+          <w:b/>
+          <w:bCs/>
+        </w:rPr>
+        <w:t>Wallet &amp; Transactions</w:t>
+      </w:r>
+    </w:p>
+    <w:p>
+      <w:pPr>
+        <w:pStyle w:val="Heading3"/>
+        <w:numPr>
+          <w:ilvl w:val="1"/>
+          <w:numId w:val="14"/>
+        </w:numPr>
+      </w:pPr>
+      <w:r>
+        <w:t>WALLET_CREATED</w:t>
+      </w:r>
+    </w:p>
+    <w:p>
+      <w:pPr>
+        <w:pStyle w:val="Heading3"/>
+        <w:numPr>
+          <w:ilvl w:val="1"/>
+          <w:numId w:val="14"/>
+        </w:numPr>
+      </w:pPr>
+      <w:r>
+        <w:t>WALLET_PIN_CHANGED</w:t>
+      </w:r>
+    </w:p>
+    <w:p>
+      <w:pPr>
+        <w:pStyle w:val="Heading3"/>
+        <w:numPr>
+          <w:ilvl w:val="1"/>
+          <w:numId w:val="14"/>
+        </w:numPr>
+      </w:pPr>
+      <w:r>
+        <w:t>WALLET_TOPUP</w:t>
+      </w:r>
+    </w:p>
+    <w:p>
+      <w:pPr>
+        <w:pStyle w:val="Heading3"/>
+        <w:numPr>
+          <w:ilvl w:val="1"/>
+          <w:numId w:val="14"/>
+        </w:numPr>
+      </w:pPr>
+      <w:r>
+        <w:t>WALLET_DEBIT</w:t>
+      </w:r>
+    </w:p>
+    <w:p>
+      <w:pPr>
+        <w:pStyle w:val="Heading3"/>
+        <w:numPr>
+          <w:ilvl w:val="1"/>
+          <w:numId w:val="14"/>
+        </w:numPr>
+      </w:pPr>
+      <w:r>
+        <w:t>TRANSACTION_INITIATED</w:t>
+      </w:r>
+    </w:p>
+    <w:p>
+      <w:pPr>
+        <w:pStyle w:val="Heading3"/>
+        <w:numPr>
+          <w:ilvl w:val="1"/>
+          <w:numId w:val="14"/>
+        </w:numPr>
+      </w:pPr>
+      <w:r>
+        <w:t>TRANSACTION_SUCCESS</w:t>
+      </w:r>
+    </w:p>
+    <w:p>
+      <w:pPr>
+        <w:pStyle w:val="Heading3"/>
+        <w:numPr>
+          <w:ilvl w:val="1"/>
+          <w:numId w:val="14"/>
+        </w:numPr>
+      </w:pPr>
+      <w:r>
+        <w:t>TRANSACTION_FAILED</w:t>
+      </w:r>
+    </w:p>
+    <w:p/>
+    <w:p>
+      <w:pPr>
+        <w:numPr>
+          <w:ilvl w:val="0"/>
+          <w:numId w:val="14"/>
+        </w:numPr>
+      </w:pPr>
+      <w:r>
+        <w:rPr>
+          <w:b/>
+          <w:bCs/>
+        </w:rPr>
+        <w:t>Products</w:t>
+      </w:r>
+    </w:p>
+    <w:p>
+      <w:pPr>
+        <w:pStyle w:val="Heading3"/>
+        <w:numPr>
+          <w:ilvl w:val="1"/>
+          <w:numId w:val="14"/>
+        </w:numPr>
+      </w:pPr>
+      <w:r>
+        <w:t>PRODUCT_CREATED</w:t>
+      </w:r>
+    </w:p>
+    <w:p>
+      <w:pPr>
+        <w:pStyle w:val="Heading3"/>
+        <w:numPr>
+          <w:ilvl w:val="1"/>
+          <w:numId w:val="14"/>
+        </w:numPr>
+      </w:pPr>
+      <w:r>
+        <w:t>PRODUCT_UPDATED</w:t>
+      </w:r>
+    </w:p>
+    <w:p>
+      <w:pPr>
+        <w:pStyle w:val="Heading3"/>
+        <w:numPr>
+          <w:ilvl w:val="1"/>
+          <w:numId w:val="14"/>
+        </w:numPr>
+      </w:pPr>
+      <w:r>
+        <w:t>PRODUCT_DELETED</w:t>
+      </w:r>
+    </w:p>
+    <w:p/>
+    <w:p>
+      <w:pPr>
+        <w:numPr>
+          <w:ilvl w:val="0"/>
+          <w:numId w:val="14"/>
+        </w:numPr>
+      </w:pPr>
+      <w:r>
+        <w:rPr>
+          <w:b/>
+          <w:bCs/>
+        </w:rPr>
+        <w:t>Orders</w:t>
+      </w:r>
+    </w:p>
+    <w:p>
+      <w:pPr>
+        <w:pStyle w:val="Heading3"/>
+        <w:numPr>
+          <w:ilvl w:val="1"/>
+          <w:numId w:val="14"/>
+        </w:numPr>
+      </w:pPr>
+      <w:r>
+        <w:lastRenderedPageBreak/>
+        <w:t>ORDER_PLACED</w:t>
+      </w:r>
+    </w:p>
+    <w:p>
+      <w:pPr>
+        <w:pStyle w:val="Heading3"/>
+        <w:numPr>
+          <w:ilvl w:val="1"/>
+          <w:numId w:val="14"/>
+        </w:numPr>
+      </w:pPr>
+      <w:r>
+        <w:t>ORDER_UPDATED</w:t>
+      </w:r>
+    </w:p>
+    <w:p>
+      <w:pPr>
+        <w:pStyle w:val="Heading3"/>
+        <w:numPr>
+          <w:ilvl w:val="1"/>
+          <w:numId w:val="14"/>
+        </w:numPr>
+      </w:pPr>
+      <w:r>
+        <w:t>ORDER_CANCELLED</w:t>
+      </w:r>
+    </w:p>
+    <w:p>
+      <w:pPr>
+        <w:pStyle w:val="Heading3"/>
+        <w:numPr>
+          <w:ilvl w:val="1"/>
+          <w:numId w:val="14"/>
+        </w:numPr>
+      </w:pPr>
+      <w:r>
+        <w:t>ORDER_FULFILLED</w:t>
+      </w:r>
+    </w:p>
+    <w:p/>
+    <w:p>
+      <w:pPr>
+        <w:pStyle w:val="Heading3"/>
+        <w:numPr>
+          <w:ilvl w:val="0"/>
+          <w:numId w:val="14"/>
+        </w:numPr>
+        <w:rPr>
+          <w:color w:val="000000" w:themeColor="text1"/>
+        </w:rPr>
+      </w:pPr>
+      <w:r>
+        <w:rPr>
+          <w:b/>
+          <w:bCs/>
+          <w:color w:val="000000" w:themeColor="text1"/>
+        </w:rPr>
+        <w:t>Ratings</w:t>
+      </w:r>
+    </w:p>
+    <w:p>
+      <w:pPr>
+        <w:pStyle w:val="Heading3"/>
+        <w:numPr>
+          <w:ilvl w:val="1"/>
+          <w:numId w:val="14"/>
+        </w:numPr>
+      </w:pPr>
+      <w:r>
+        <w:t>RATE_PRODUCT</w:t>
+      </w:r>
+    </w:p>
+    <w:p>
+      <w:pPr>
+        <w:pStyle w:val="Heading3"/>
+        <w:numPr>
+          <w:ilvl w:val="1"/>
+          <w:numId w:val="14"/>
+        </w:numPr>
+      </w:pPr>
+      <w:r>
+        <w:t>RATE_FARMER</w:t>
       </w:r>
     </w:p>
     <w:p>
@@ -1733,7 +1713,19 @@
         </w:tabs>
       </w:pPr>
       <w:r>
-        <w:t>FARMER_RATING_DELETE</w:t>
+        <w:t>FARMER_RATING_UPDATE</w:t>
+      </w:r>
+    </w:p>
+    <w:p>
+      <w:pPr>
+        <w:pStyle w:val="Heading3"/>
+        <w:numPr>
+          <w:ilvl w:val="1"/>
+          <w:numId w:val="14"/>
+        </w:numPr>
+      </w:pPr>
+      <w:r>
+        <w:t>PRODUCT_RATING_UPDATE</w:t>
       </w:r>
     </w:p>
     <w:p>
@@ -1748,44 +1740,7 @@
         </w:tabs>
       </w:pPr>
       <w:r>
-        <w:t>PRODUCT_RATING_DELETE</w:t>
-      </w:r>
-    </w:p>
-    <w:p/>
-    <w:p>
-      <w:pPr>
-        <w:numPr>
-          <w:ilvl w:val="0"/>
-          <w:numId w:val="14"/>
-        </w:numPr>
-      </w:pPr>
-      <w:r>
-        <w:rPr>
-          <w:b/>
-          <w:bCs/>
-        </w:rPr>
-        <w:t>General Activity</w:t>
-      </w:r>
-    </w:p>
-    <w:p>
-      <w:pPr>
-        <w:pStyle w:val="Heading3"/>
-        <w:numPr>
-          <w:ilvl w:val="1"/>
-          <w:numId w:val="14"/>
-        </w:numPr>
-        <w:rPr>
-          <w:rStyle w:val="Heading3Char"/>
-          <w:rFonts w:eastAsiaTheme="minorHAnsi" w:cstheme="minorBidi"/>
-          <w:color w:val="auto"/>
-          <w:szCs w:val="20"/>
-        </w:rPr>
-      </w:pPr>
-      <w:r>
-        <w:rPr>
-          <w:rStyle w:val="Heading3Char"/>
-        </w:rPr>
-        <w:t>SEARCH</w:t>
+        <w:t>FARMER_RATING_DELETE</w:t>
       </w:r>
     </w:p>
     <w:p>
@@ -1798,15 +1753,25 @@
         <w:tabs>
           <w:tab w:val="clear" w:pos="1440"/>
         </w:tabs>
-        <w:rPr>
-          <w:rStyle w:val="Heading3Char"/>
-        </w:rPr>
-      </w:pPr>
-      <w:r>
-        <w:rPr>
-          <w:rStyle w:val="Heading3Char"/>
-        </w:rPr>
-        <w:t>VIEW_PROFILE</w:t>
+      </w:pPr>
+      <w:r>
+        <w:t>PRODUCT_RATING_DELETE</w:t>
+      </w:r>
+    </w:p>
+    <w:p/>
+    <w:p>
+      <w:pPr>
+        <w:numPr>
+          <w:ilvl w:val="0"/>
+          <w:numId w:val="14"/>
+        </w:numPr>
+      </w:pPr>
+      <w:r>
+        <w:rPr>
+          <w:b/>
+          <w:bCs/>
+        </w:rPr>
+        <w:t>General Activity</w:t>
       </w:r>
     </w:p>
     <w:p>
@@ -1816,6 +1781,48 @@
           <w:ilvl w:val="1"/>
           <w:numId w:val="14"/>
         </w:numPr>
+        <w:rPr>
+          <w:rStyle w:val="Heading3Char"/>
+          <w:rFonts w:eastAsiaTheme="minorHAnsi" w:cstheme="minorBidi"/>
+          <w:color w:val="auto"/>
+          <w:szCs w:val="20"/>
+        </w:rPr>
+      </w:pPr>
+      <w:r>
+        <w:rPr>
+          <w:rStyle w:val="Heading3Char"/>
+        </w:rPr>
+        <w:t>SEARCH</w:t>
+      </w:r>
+    </w:p>
+    <w:p>
+      <w:pPr>
+        <w:pStyle w:val="Heading3"/>
+        <w:numPr>
+          <w:ilvl w:val="1"/>
+          <w:numId w:val="14"/>
+        </w:numPr>
+        <w:tabs>
+          <w:tab w:val="clear" w:pos="1440"/>
+        </w:tabs>
+        <w:rPr>
+          <w:rStyle w:val="Heading3Char"/>
+        </w:rPr>
+      </w:pPr>
+      <w:r>
+        <w:rPr>
+          <w:rStyle w:val="Heading3Char"/>
+        </w:rPr>
+        <w:t>VIEW_PROFILE</w:t>
+      </w:r>
+    </w:p>
+    <w:p>
+      <w:pPr>
+        <w:pStyle w:val="Heading3"/>
+        <w:numPr>
+          <w:ilvl w:val="1"/>
+          <w:numId w:val="14"/>
+        </w:numPr>
       </w:pPr>
       <w:r>
         <w:rPr>
@@ -1855,7 +1862,7 @@
       <w:pPr>
         <w:pStyle w:val="Heading1"/>
       </w:pPr>
-      <w:bookmarkStart w:id="5" w:name="_Toc218716588"/>
+      <w:bookmarkStart w:id="5" w:name="_Toc218732947"/>
       <w:r>
         <w:lastRenderedPageBreak/>
         <w:t>Important Point to Remember:</w:t>
@@ -2062,21 +2069,7 @@
         <w:rPr>
           <w:color w:val="00B050"/>
         </w:rPr>
-        <w:t xml:space="preserve">, </w:t>
-      </w:r>
-      <w:proofErr w:type="spellStart"/>
-      <w:r>
-        <w:rPr>
-          <w:color w:val="00B050"/>
-        </w:rPr>
-        <w:t>login_with_token</w:t>
-      </w:r>
-      <w:proofErr w:type="spellEnd"/>
-      <w:r>
-        <w:rPr>
-          <w:color w:val="00B050"/>
-        </w:rPr>
-        <w:t>, login, register, user_id, is_admin, ACCOUNT_INACTIVE, INVALID_CREDENTIALS, login_access</w:t>
+        <w:t>, login_with_token, login, register, user_id, is_admin, ACCOUNT_INACTIVE, INVALID_CREDENTIALS, login_access</w:t>
       </w:r>
       <w:r>
         <w:t>.</w:t>
@@ -2138,7 +2131,7 @@
       <w:pPr>
         <w:pStyle w:val="Heading1"/>
       </w:pPr>
-      <w:bookmarkStart w:id="6" w:name="_Toc218716589"/>
+      <w:bookmarkStart w:id="6" w:name="_Toc218732948"/>
       <w:r>
         <w:lastRenderedPageBreak/>
         <w:t xml:space="preserve">Request </w:t>
@@ -2152,29 +2145,8 @@
       <w:pPr>
         <w:jc w:val="left"/>
       </w:pPr>
-      <w:proofErr w:type="gramStart"/>
-      <w:r>
-        <w:t>Request</w:t>
-      </w:r>
-      <w:proofErr w:type="gramEnd"/>
-      <w:r>
-        <w:t xml:space="preserve"> are generally handled with these HTTP codes. We see </w:t>
-      </w:r>
-      <w:proofErr w:type="gramStart"/>
-      <w:r>
-        <w:t>some where</w:t>
-      </w:r>
-      <w:proofErr w:type="gramEnd"/>
-      <w:r>
-        <w:t xml:space="preserve"> during browsing </w:t>
-      </w:r>
-      <w:proofErr w:type="gramStart"/>
-      <w:r>
-        <w:t>404</w:t>
-      </w:r>
-      <w:proofErr w:type="gramEnd"/>
-      <w:r>
-        <w:t xml:space="preserve"> is not found like that. </w:t>
+      <w:r>
+        <w:t xml:space="preserve">Request are generally handled with these HTTP codes. We see some where during browsing 404 is not found like that. </w:t>
       </w:r>
     </w:p>
     <w:p>
@@ -2208,7 +2180,13 @@
         <w:t xml:space="preserve">Continue </w:t>
       </w:r>
       <w:r>
-        <w:t>→ invalid input</w:t>
+        <w:t xml:space="preserve">→ </w:t>
+      </w:r>
+      <w:r>
+        <w:t>client should continue with request</w:t>
+      </w:r>
+      <w:r>
+        <w:t xml:space="preserve"> </w:t>
       </w:r>
     </w:p>
     <w:p>
@@ -2271,10 +2249,37 @@
           <w:b/>
           <w:bCs/>
         </w:rPr>
-        <w:t>400 Bad Request</w:t>
-      </w:r>
-      <w:r>
-        <w:t xml:space="preserve"> → invalid input</w:t>
+        <w:t>20</w:t>
+      </w:r>
+      <w:r>
+        <w:rPr>
+          <w:b/>
+          <w:bCs/>
+        </w:rPr>
+        <w:t>2</w:t>
+      </w:r>
+      <w:r>
+        <w:rPr>
+          <w:b/>
+          <w:bCs/>
+        </w:rPr>
+        <w:t xml:space="preserve"> </w:t>
+      </w:r>
+      <w:r>
+        <w:rPr>
+          <w:b/>
+          <w:bCs/>
+        </w:rPr>
+        <w:t>Accepted</w:t>
+      </w:r>
+      <w:r>
+        <w:t xml:space="preserve"> →</w:t>
+      </w:r>
+      <w:r>
+        <w:t xml:space="preserve">Accepted for further processing </w:t>
+      </w:r>
+      <w:r>
+        <w:t>but not completed</w:t>
       </w:r>
     </w:p>
     <w:p>
@@ -2291,10 +2296,10 @@
           <w:b/>
           <w:bCs/>
         </w:rPr>
-        <w:t>401 Unauthorized</w:t>
-      </w:r>
-      <w:r>
-        <w:t xml:space="preserve"> → token invalid/missing.</w:t>
+        <w:t>400 Bad Request</w:t>
+      </w:r>
+      <w:r>
+        <w:t xml:space="preserve"> → invalid input</w:t>
       </w:r>
     </w:p>
     <w:p>
@@ -2311,10 +2316,13 @@
           <w:b/>
           <w:bCs/>
         </w:rPr>
-        <w:t>403 Forbidden</w:t>
-      </w:r>
-      <w:r>
-        <w:t xml:space="preserve"> → authenticated but not allowed.</w:t>
+        <w:t>401 Unauthorized</w:t>
+      </w:r>
+      <w:r>
+        <w:t xml:space="preserve"> → </w:t>
+      </w:r>
+      <w:r>
+        <w:t>unauthorized user</w:t>
       </w:r>
     </w:p>
     <w:p>
@@ -2331,31 +2339,10 @@
           <w:b/>
           <w:bCs/>
         </w:rPr>
-        <w:t>40</w:t>
-      </w:r>
-      <w:r>
-        <w:rPr>
-          <w:b/>
-          <w:bCs/>
-        </w:rPr>
-        <w:t>4</w:t>
-      </w:r>
-      <w:r>
-        <w:rPr>
-          <w:b/>
-          <w:bCs/>
-        </w:rPr>
-        <w:t xml:space="preserve"> </w:t>
-      </w:r>
-      <w:r>
-        <w:rPr>
-          <w:b/>
-          <w:bCs/>
-        </w:rPr>
-        <w:t>User Not Found</w:t>
-      </w:r>
-      <w:r>
-        <w:t xml:space="preserve"> → invalid input</w:t>
+        <w:t>403 Forbidden</w:t>
+      </w:r>
+      <w:r>
+        <w:t xml:space="preserve"> → authenticated but not allowed.</w:t>
       </w:r>
     </w:p>
     <w:p>
@@ -2379,10 +2366,27 @@
           <w:b/>
           <w:bCs/>
         </w:rPr>
-        <w:t>6 Not Accepted</w:t>
-      </w:r>
-      <w:r>
-        <w:t xml:space="preserve"> → invalid input</w:t>
+        <w:t>4</w:t>
+      </w:r>
+      <w:r>
+        <w:rPr>
+          <w:b/>
+          <w:bCs/>
+        </w:rPr>
+        <w:t xml:space="preserve"> </w:t>
+      </w:r>
+      <w:r>
+        <w:rPr>
+          <w:b/>
+          <w:bCs/>
+        </w:rPr>
+        <w:t>User Not Found</w:t>
+      </w:r>
+      <w:r>
+        <w:t xml:space="preserve"> → </w:t>
+      </w:r>
+      <w:r>
+        <w:t xml:space="preserve">user not found </w:t>
       </w:r>
     </w:p>
     <w:p>
@@ -2399,10 +2403,50 @@
           <w:b/>
           <w:bCs/>
         </w:rPr>
-        <w:t>500 Internal Server Error</w:t>
-      </w:r>
-      <w:r>
-        <w:t xml:space="preserve"> → backend failure.</w:t>
+        <w:t>40</w:t>
+      </w:r>
+      <w:r>
+        <w:rPr>
+          <w:b/>
+          <w:bCs/>
+        </w:rPr>
+        <w:t>6</w:t>
+      </w:r>
+      <w:r>
+        <w:rPr>
+          <w:b/>
+          <w:bCs/>
+        </w:rPr>
+        <w:t xml:space="preserve"> </w:t>
+      </w:r>
+      <w:r>
+        <w:rPr>
+          <w:b/>
+          <w:bCs/>
+        </w:rPr>
+        <w:t xml:space="preserve">Not </w:t>
+      </w:r>
+      <w:r>
+        <w:rPr>
+          <w:b/>
+          <w:bCs/>
+        </w:rPr>
+        <w:t>Acceptable</w:t>
+      </w:r>
+      <w:r>
+        <w:t xml:space="preserve"> → </w:t>
+      </w:r>
+      <w:r>
+        <w:t>data</w:t>
+      </w:r>
+      <w:r>
+        <w:t xml:space="preserve"> not </w:t>
+      </w:r>
+      <w:r>
+        <w:t>accepted or acceptable</w:t>
+      </w:r>
+      <w:r>
+        <w:t xml:space="preserve"> </w:t>
       </w:r>
     </w:p>
     <w:p>
@@ -2419,6 +2463,32 @@
           <w:b/>
           <w:bCs/>
         </w:rPr>
+        <w:t>500 Internal Server Error</w:t>
+      </w:r>
+      <w:r>
+        <w:t xml:space="preserve"> → </w:t>
+      </w:r>
+      <w:r>
+        <w:t>server</w:t>
+      </w:r>
+      <w:r>
+        <w:t xml:space="preserve"> failure.</w:t>
+      </w:r>
+    </w:p>
+    <w:p>
+      <w:pPr>
+        <w:pStyle w:val="ListParagraph"/>
+        <w:numPr>
+          <w:ilvl w:val="0"/>
+          <w:numId w:val="10"/>
+        </w:numPr>
+        <w:jc w:val="left"/>
+      </w:pPr>
+      <w:r>
+        <w:rPr>
+          <w:b/>
+          <w:bCs/>
+        </w:rPr>
         <w:t xml:space="preserve">And so on. </w:t>
       </w:r>
     </w:p>
@@ -2437,85 +2507,8 @@
         <w:jc w:val="left"/>
       </w:pPr>
       <w:r>
-        <w:t xml:space="preserve">Suggested Way: </w:t>
-      </w:r>
-      <w:proofErr w:type="spellStart"/>
-      <w:r>
-        <w:t>eutei</w:t>
-      </w:r>
-      <w:proofErr w:type="spellEnd"/>
-      <w:r>
-        <w:t xml:space="preserve"> </w:t>
-      </w:r>
-      <w:proofErr w:type="spellStart"/>
-      <w:r>
-        <w:t>thau</w:t>
-      </w:r>
-      <w:proofErr w:type="spellEnd"/>
-      <w:r>
-        <w:t xml:space="preserve"> </w:t>
-      </w:r>
-      <w:proofErr w:type="spellStart"/>
-      <w:r>
-        <w:t>ekei</w:t>
-      </w:r>
-      <w:proofErr w:type="spellEnd"/>
-      <w:r>
-        <w:t xml:space="preserve"> </w:t>
-      </w:r>
-      <w:proofErr w:type="spellStart"/>
-      <w:r>
-        <w:t>choti</w:t>
-      </w:r>
-      <w:proofErr w:type="spellEnd"/>
-      <w:r>
-        <w:t xml:space="preserve"> </w:t>
-      </w:r>
-      <w:proofErr w:type="spellStart"/>
-      <w:r>
-        <w:t>vaya</w:t>
-      </w:r>
-      <w:proofErr w:type="spellEnd"/>
-      <w:r>
-        <w:t xml:space="preserve"> </w:t>
-      </w:r>
-      <w:proofErr w:type="spellStart"/>
-      <w:r>
-        <w:t>ghari</w:t>
-      </w:r>
-      <w:proofErr w:type="spellEnd"/>
-      <w:r>
-        <w:t xml:space="preserve"> </w:t>
-      </w:r>
-      <w:proofErr w:type="spellStart"/>
-      <w:r>
-        <w:t>ghari</w:t>
-      </w:r>
-      <w:proofErr w:type="spellEnd"/>
-      <w:r>
-        <w:t xml:space="preserve"> </w:t>
-      </w:r>
-      <w:proofErr w:type="spellStart"/>
-      <w:r>
-        <w:t>lekhnu</w:t>
-      </w:r>
-      <w:proofErr w:type="spellEnd"/>
-      <w:r>
-        <w:t xml:space="preserve"> </w:t>
-      </w:r>
-      <w:proofErr w:type="spellStart"/>
-      <w:r>
-        <w:t>pardai</w:t>
-      </w:r>
-      <w:proofErr w:type="spellEnd"/>
-      <w:r>
-        <w:t xml:space="preserve"> </w:t>
-      </w:r>
-      <w:proofErr w:type="spellStart"/>
-      <w:r>
-        <w:t>na.</w:t>
-      </w:r>
-      <w:proofErr w:type="spellEnd"/>
+        <w:t>Suggested Way: eutei thau ekei choti vaya ghari ghari lekhnu pardai na.</w:t>
+      </w:r>
       <w:r>
         <w:tab/>
       </w:r>
@@ -2556,359 +2549,260 @@
           <w:iCs/>
           <w:color w:val="833C0B" w:themeColor="accent2" w:themeShade="80"/>
         </w:rPr>
-        <w:t xml:space="preserve">Import </w:t>
-      </w:r>
-      <w:proofErr w:type="spellStart"/>
-      <w:proofErr w:type="gramStart"/>
-      <w:r>
+        <w:t>Import errorHandler;</w:t>
+      </w:r>
+    </w:p>
+    <w:p>
+      <w:pPr>
         <w:rPr>
           <w:i/>
           <w:iCs/>
           <w:color w:val="833C0B" w:themeColor="accent2" w:themeShade="80"/>
         </w:rPr>
-        <w:t>errorHandler</w:t>
-      </w:r>
-      <w:proofErr w:type="spellEnd"/>
+      </w:pPr>
       <w:r>
         <w:rPr>
           <w:i/>
           <w:iCs/>
+          <w:color w:val="000000" w:themeColor="text1"/>
+        </w:rPr>
+        <w:t>ER = errorHandler();</w:t>
+      </w:r>
+      <w:r>
+        <w:rPr>
+          <w:i/>
+          <w:iCs/>
           <w:color w:val="833C0B" w:themeColor="accent2" w:themeShade="80"/>
         </w:rPr>
-        <w:t>;</w:t>
-      </w:r>
-      <w:proofErr w:type="gramEnd"/>
-    </w:p>
-    <w:p>
-      <w:pPr>
-        <w:rPr>
-          <w:i/>
-          <w:iCs/>
+        <w:t xml:space="preserve"> // creating object</w:t>
+      </w:r>
+    </w:p>
+    <w:p>
+      <w:pPr>
+        <w:pStyle w:val="NoSpacing"/>
+        <w:rPr>
+          <w:iCs/>
+        </w:rPr>
+      </w:pPr>
+      <w:r>
+        <w:rPr>
+          <w:iCs/>
+          <w:color w:val="4472C4" w:themeColor="accent1"/>
+        </w:rPr>
+        <w:t>function requestToServer</w:t>
+      </w:r>
+      <w:r>
+        <w:rPr>
+          <w:iCs/>
+        </w:rPr>
+        <w:t>(url, method, data, token):</w:t>
+      </w:r>
+    </w:p>
+    <w:p>
+      <w:pPr>
+        <w:pStyle w:val="NoSpacing"/>
+        <w:rPr>
+          <w:iCs/>
+        </w:rPr>
+      </w:pPr>
+      <w:r>
+        <w:rPr>
+          <w:iCs/>
+        </w:rPr>
+        <w:t xml:space="preserve">    </w:t>
+      </w:r>
+      <w:r>
+        <w:rPr>
+          <w:iCs/>
+          <w:color w:val="4472C4" w:themeColor="accent1"/>
+        </w:rPr>
+        <w:t xml:space="preserve">response </w:t>
+      </w:r>
+      <w:r>
+        <w:rPr>
+          <w:iCs/>
+        </w:rPr>
+        <w:t>= sendRequest(url, method, data, token)</w:t>
+      </w:r>
+    </w:p>
+    <w:p>
+      <w:pPr>
+        <w:pStyle w:val="NoSpacing"/>
+        <w:rPr>
+          <w:iCs/>
+        </w:rPr>
+      </w:pPr>
+    </w:p>
+    <w:p>
+      <w:pPr>
+        <w:pStyle w:val="NoSpacing"/>
+        <w:rPr>
+          <w:iCs/>
+        </w:rPr>
+      </w:pPr>
+      <w:r>
+        <w:rPr>
+          <w:iCs/>
+        </w:rPr>
+        <w:t xml:space="preserve">    if response.code == </w:t>
+      </w:r>
+      <w:r>
+        <w:rPr>
+          <w:iCs/>
+          <w:color w:val="C00000"/>
+        </w:rPr>
+        <w:t xml:space="preserve">200 </w:t>
+      </w:r>
+      <w:r>
+        <w:rPr>
+          <w:iCs/>
+        </w:rPr>
+        <w:t xml:space="preserve">or response.code == </w:t>
+      </w:r>
+      <w:r>
+        <w:rPr>
+          <w:iCs/>
+          <w:color w:val="C00000"/>
+        </w:rPr>
+        <w:t>201</w:t>
+      </w:r>
+      <w:r>
+        <w:rPr>
+          <w:iCs/>
+        </w:rPr>
+        <w:t>:</w:t>
+      </w:r>
+    </w:p>
+    <w:p>
+      <w:pPr>
+        <w:pStyle w:val="NoSpacing"/>
+      </w:pPr>
+      <w:r>
+        <w:t xml:space="preserve">        // </w:t>
+      </w:r>
+      <w:r>
+        <w:rPr>
+          <w:rFonts w:ascii="Segoe UI Emoji" w:hAnsi="Segoe UI Emoji" w:cs="Segoe UI Emoji"/>
+        </w:rPr>
+        <w:t>✅</w:t>
+      </w:r>
+      <w:r>
+        <w:t xml:space="preserve"> Success</w:t>
+      </w:r>
+    </w:p>
+    <w:p>
+      <w:pPr>
+        <w:pStyle w:val="NoSpacing"/>
+        <w:rPr>
+          <w:iCs/>
+        </w:rPr>
+      </w:pPr>
+      <w:r>
+        <w:rPr>
+          <w:iCs/>
+        </w:rPr>
+        <w:t xml:space="preserve">       </w:t>
+      </w:r>
+      <w:r>
+        <w:rPr>
+          <w:iCs/>
+        </w:rPr>
+        <w:t>//</w:t>
+      </w:r>
+      <w:r>
+        <w:rPr>
+          <w:iCs/>
+        </w:rPr>
+        <w:t xml:space="preserve"> </w:t>
+      </w:r>
+      <w:r>
+        <w:rPr>
+          <w:iCs/>
+          <w:color w:val="4472C4" w:themeColor="accent1"/>
+        </w:rPr>
+        <w:t>handleSuccess</w:t>
+      </w:r>
+      <w:r>
+        <w:rPr>
+          <w:iCs/>
+        </w:rPr>
+        <w:t>ful request according to request type</w:t>
+      </w:r>
+    </w:p>
+    <w:p>
+      <w:pPr>
+        <w:pStyle w:val="NoSpacing"/>
+        <w:rPr>
+          <w:iCs/>
+        </w:rPr>
+      </w:pPr>
+      <w:r>
+        <w:rPr>
+          <w:iCs/>
+        </w:rPr>
+        <w:t xml:space="preserve">    else:</w:t>
+      </w:r>
+    </w:p>
+    <w:p>
+      <w:pPr>
+        <w:pStyle w:val="NoSpacing"/>
+        <w:rPr>
+          <w:iCs/>
+        </w:rPr>
+      </w:pPr>
+      <w:r>
+        <w:rPr>
+          <w:iCs/>
+        </w:rPr>
+        <w:t xml:space="preserve">        // </w:t>
+      </w:r>
+      <w:r>
+        <w:rPr>
+          <w:rFonts w:ascii="Segoe UI Emoji" w:hAnsi="Segoe UI Emoji" w:cs="Segoe UI Emoji"/>
+          <w:iCs/>
+        </w:rPr>
+        <w:t>❌</w:t>
+      </w:r>
+      <w:r>
+        <w:rPr>
+          <w:iCs/>
+        </w:rPr>
+        <w:t xml:space="preserve"> Error</w:t>
+      </w:r>
+    </w:p>
+    <w:p>
+      <w:pPr>
+        <w:pStyle w:val="NoSpacing"/>
+        <w:rPr>
+          <w:iCs/>
+        </w:rPr>
+      </w:pPr>
+      <w:r>
+        <w:rPr>
+          <w:iCs/>
+        </w:rPr>
+        <w:t xml:space="preserve">        </w:t>
+      </w:r>
+      <w:r>
+        <w:rPr>
           <w:color w:val="833C0B" w:themeColor="accent2" w:themeShade="80"/>
         </w:rPr>
-      </w:pPr>
-      <w:r>
-        <w:rPr>
-          <w:i/>
-          <w:iCs/>
-          <w:color w:val="000000" w:themeColor="text1"/>
-        </w:rPr>
-        <w:t xml:space="preserve">ER = </w:t>
-      </w:r>
-      <w:proofErr w:type="spellStart"/>
-      <w:r>
-        <w:rPr>
-          <w:i/>
-          <w:iCs/>
-          <w:color w:val="000000" w:themeColor="text1"/>
-        </w:rPr>
-        <w:t>errorHandler</w:t>
-      </w:r>
-      <w:proofErr w:type="spellEnd"/>
-      <w:r>
-        <w:rPr>
-          <w:i/>
-          <w:iCs/>
-          <w:color w:val="000000" w:themeColor="text1"/>
-        </w:rPr>
-        <w:t>();</w:t>
-      </w:r>
-      <w:r>
-        <w:rPr>
-          <w:i/>
-          <w:iCs/>
-          <w:color w:val="833C0B" w:themeColor="accent2" w:themeShade="80"/>
-        </w:rPr>
-        <w:t xml:space="preserve"> // creating object</w:t>
-      </w:r>
-    </w:p>
-    <w:p>
-      <w:pPr>
-        <w:pStyle w:val="NoSpacing"/>
-        <w:rPr>
-          <w:iCs/>
-        </w:rPr>
-      </w:pPr>
+        <w:t>ER</w:t>
+      </w:r>
       <w:r>
         <w:rPr>
           <w:iCs/>
           <w:color w:val="4472C4" w:themeColor="accent1"/>
         </w:rPr>
-        <w:t xml:space="preserve">function </w:t>
-      </w:r>
-      <w:proofErr w:type="spellStart"/>
+        <w:t>.</w:t>
+      </w:r>
       <w:r>
         <w:rPr>
           <w:iCs/>
           <w:color w:val="4472C4" w:themeColor="accent1"/>
         </w:rPr>
-        <w:t>requestToServer</w:t>
-      </w:r>
-      <w:proofErr w:type="spellEnd"/>
-      <w:r>
-        <w:rPr>
-          <w:iCs/>
-        </w:rPr>
-        <w:t>(</w:t>
-      </w:r>
-      <w:proofErr w:type="spellStart"/>
-      <w:r>
-        <w:rPr>
-          <w:iCs/>
-        </w:rPr>
-        <w:t>url</w:t>
-      </w:r>
-      <w:proofErr w:type="spellEnd"/>
-      <w:r>
-        <w:rPr>
-          <w:iCs/>
-        </w:rPr>
-        <w:t>, method, data, token):</w:t>
-      </w:r>
-    </w:p>
-    <w:p>
-      <w:pPr>
-        <w:pStyle w:val="NoSpacing"/>
-        <w:rPr>
-          <w:iCs/>
-        </w:rPr>
-      </w:pPr>
-      <w:r>
-        <w:rPr>
-          <w:iCs/>
-        </w:rPr>
-        <w:t xml:space="preserve">    </w:t>
-      </w:r>
-      <w:r>
-        <w:rPr>
-          <w:iCs/>
-          <w:color w:val="4472C4" w:themeColor="accent1"/>
-        </w:rPr>
-        <w:t xml:space="preserve">response </w:t>
-      </w:r>
-      <w:r>
-        <w:rPr>
-          <w:iCs/>
-        </w:rPr>
-        <w:t xml:space="preserve">= </w:t>
-      </w:r>
-      <w:proofErr w:type="spellStart"/>
-      <w:r>
-        <w:rPr>
-          <w:iCs/>
-        </w:rPr>
-        <w:t>sendRequest</w:t>
-      </w:r>
-      <w:proofErr w:type="spellEnd"/>
-      <w:r>
-        <w:rPr>
-          <w:iCs/>
-        </w:rPr>
-        <w:t>(</w:t>
-      </w:r>
-      <w:proofErr w:type="spellStart"/>
-      <w:r>
-        <w:rPr>
-          <w:iCs/>
-        </w:rPr>
-        <w:t>url</w:t>
-      </w:r>
-      <w:proofErr w:type="spellEnd"/>
-      <w:r>
-        <w:rPr>
-          <w:iCs/>
-        </w:rPr>
-        <w:t>, method, data, token)</w:t>
-      </w:r>
-    </w:p>
-    <w:p>
-      <w:pPr>
-        <w:pStyle w:val="NoSpacing"/>
-        <w:rPr>
-          <w:iCs/>
-        </w:rPr>
-      </w:pPr>
-    </w:p>
-    <w:p>
-      <w:pPr>
-        <w:pStyle w:val="NoSpacing"/>
-        <w:rPr>
-          <w:iCs/>
-        </w:rPr>
-      </w:pPr>
-      <w:r>
-        <w:rPr>
-          <w:iCs/>
-        </w:rPr>
-        <w:t xml:space="preserve">    if response.code == </w:t>
-      </w:r>
-      <w:r>
-        <w:rPr>
-          <w:iCs/>
-          <w:color w:val="C00000"/>
-        </w:rPr>
-        <w:t xml:space="preserve">200 </w:t>
-      </w:r>
-      <w:r>
-        <w:rPr>
-          <w:iCs/>
-        </w:rPr>
-        <w:t xml:space="preserve">or response.code == </w:t>
-      </w:r>
-      <w:r>
-        <w:rPr>
-          <w:iCs/>
-          <w:color w:val="C00000"/>
-        </w:rPr>
-        <w:t>201</w:t>
-      </w:r>
-      <w:r>
-        <w:rPr>
-          <w:iCs/>
-        </w:rPr>
-        <w:t>:</w:t>
-      </w:r>
-    </w:p>
-    <w:p>
-      <w:pPr>
-        <w:pStyle w:val="NoSpacing"/>
-      </w:pPr>
-      <w:r>
-        <w:t xml:space="preserve">        // </w:t>
-      </w:r>
-      <w:r>
-        <w:rPr>
-          <w:rFonts w:ascii="Segoe UI Emoji" w:hAnsi="Segoe UI Emoji" w:cs="Segoe UI Emoji"/>
-        </w:rPr>
-        <w:t>✅</w:t>
-      </w:r>
-      <w:r>
-        <w:t xml:space="preserve"> Success</w:t>
-      </w:r>
-    </w:p>
-    <w:p>
-      <w:pPr>
-        <w:pStyle w:val="NoSpacing"/>
-        <w:rPr>
-          <w:iCs/>
-        </w:rPr>
-      </w:pPr>
-      <w:r>
-        <w:rPr>
-          <w:iCs/>
-        </w:rPr>
-        <w:t xml:space="preserve">       </w:t>
-      </w:r>
-      <w:r>
-        <w:rPr>
-          <w:iCs/>
-        </w:rPr>
-        <w:t>//</w:t>
-      </w:r>
-      <w:r>
-        <w:rPr>
-          <w:iCs/>
-        </w:rPr>
-        <w:t xml:space="preserve"> </w:t>
-      </w:r>
-      <w:proofErr w:type="spellStart"/>
-      <w:r>
-        <w:rPr>
-          <w:iCs/>
-          <w:color w:val="4472C4" w:themeColor="accent1"/>
-        </w:rPr>
-        <w:t>handleSuccess</w:t>
-      </w:r>
-      <w:r>
-        <w:rPr>
-          <w:iCs/>
-        </w:rPr>
-        <w:t>ful</w:t>
-      </w:r>
-      <w:proofErr w:type="spellEnd"/>
-      <w:r>
-        <w:rPr>
-          <w:iCs/>
-        </w:rPr>
-        <w:t xml:space="preserve"> request according to request type</w:t>
-      </w:r>
-    </w:p>
-    <w:p>
-      <w:pPr>
-        <w:pStyle w:val="NoSpacing"/>
-        <w:rPr>
-          <w:iCs/>
-        </w:rPr>
-      </w:pPr>
-      <w:r>
-        <w:rPr>
-          <w:iCs/>
-        </w:rPr>
-        <w:t xml:space="preserve">    else:</w:t>
-      </w:r>
-    </w:p>
-    <w:p>
-      <w:pPr>
-        <w:pStyle w:val="NoSpacing"/>
-        <w:rPr>
-          <w:iCs/>
-        </w:rPr>
-      </w:pPr>
-      <w:r>
-        <w:rPr>
-          <w:iCs/>
-        </w:rPr>
-        <w:t xml:space="preserve">        // </w:t>
-      </w:r>
-      <w:r>
-        <w:rPr>
-          <w:rFonts w:ascii="Segoe UI Emoji" w:hAnsi="Segoe UI Emoji" w:cs="Segoe UI Emoji"/>
-          <w:iCs/>
-        </w:rPr>
-        <w:t>❌</w:t>
-      </w:r>
-      <w:r>
-        <w:rPr>
-          <w:iCs/>
-        </w:rPr>
-        <w:t xml:space="preserve"> Error</w:t>
-      </w:r>
-    </w:p>
-    <w:p>
-      <w:pPr>
-        <w:pStyle w:val="NoSpacing"/>
-        <w:rPr>
-          <w:iCs/>
-        </w:rPr>
-      </w:pPr>
-      <w:r>
-        <w:rPr>
-          <w:iCs/>
-        </w:rPr>
-        <w:t xml:space="preserve">        </w:t>
-      </w:r>
-      <w:proofErr w:type="spellStart"/>
-      <w:r>
-        <w:rPr>
-          <w:color w:val="833C0B" w:themeColor="accent2" w:themeShade="80"/>
-        </w:rPr>
-        <w:t>ER</w:t>
-      </w:r>
-      <w:r>
-        <w:rPr>
-          <w:iCs/>
-          <w:color w:val="4472C4" w:themeColor="accent1"/>
-        </w:rPr>
-        <w:t>.</w:t>
-      </w:r>
-      <w:r>
-        <w:rPr>
-          <w:iCs/>
-          <w:color w:val="4472C4" w:themeColor="accent1"/>
-        </w:rPr>
         <w:t>error_handler</w:t>
       </w:r>
-      <w:proofErr w:type="spellEnd"/>
       <w:r>
         <w:rPr>
           <w:iCs/>
@@ -2982,21 +2876,12 @@
         </w:rPr>
         <w:t xml:space="preserve"> </w:t>
       </w:r>
-      <w:proofErr w:type="spellStart"/>
       <w:r>
         <w:rPr>
           <w:iCs/>
           <w:color w:val="000000" w:themeColor="text1"/>
         </w:rPr>
-        <w:t>errorHandler</w:t>
-      </w:r>
-      <w:proofErr w:type="spellEnd"/>
-      <w:r>
-        <w:rPr>
-          <w:iCs/>
-          <w:color w:val="000000" w:themeColor="text1"/>
-        </w:rPr>
-        <w:t>{</w:t>
+        <w:t>errorHandler{</w:t>
       </w:r>
     </w:p>
     <w:p>
@@ -3012,17 +2897,8 @@
           <w:iCs/>
           <w:color w:val="4472C4" w:themeColor="accent1"/>
         </w:rPr>
-        <w:t xml:space="preserve">function </w:t>
-      </w:r>
-      <w:proofErr w:type="spellStart"/>
-      <w:r>
-        <w:rPr>
-          <w:iCs/>
-          <w:color w:val="4472C4" w:themeColor="accent1"/>
-        </w:rPr>
-        <w:t>error_handler</w:t>
-      </w:r>
-      <w:proofErr w:type="spellEnd"/>
+        <w:t>function error_handler</w:t>
+      </w:r>
       <w:r>
         <w:rPr>
           <w:iCs/>
@@ -3106,6 +2982,7 @@
           <w:iCs/>
           <w:color w:val="4472C4" w:themeColor="accent1"/>
         </w:rPr>
+        <w:lastRenderedPageBreak/>
         <w:tab/>
       </w:r>
       <w:r>
@@ -3127,23 +3004,7 @@
           <w:iCs/>
           <w:color w:val="385623" w:themeColor="accent6" w:themeShade="80"/>
         </w:rPr>
-        <w:t xml:space="preserve">popup dialog box </w:t>
-      </w:r>
-      <w:proofErr w:type="spellStart"/>
-      <w:r>
-        <w:rPr>
-          <w:iCs/>
-          <w:color w:val="385623" w:themeColor="accent6" w:themeShade="80"/>
-        </w:rPr>
-        <w:t>dekhai</w:t>
-      </w:r>
-      <w:proofErr w:type="spellEnd"/>
-      <w:r>
-        <w:rPr>
-          <w:iCs/>
-          <w:color w:val="385623" w:themeColor="accent6" w:themeShade="80"/>
-        </w:rPr>
-        <w:t xml:space="preserve"> dinu</w:t>
+        <w:t>popup dialog box dekhai dinu</w:t>
       </w:r>
     </w:p>
     <w:p>
@@ -3158,7 +3019,6 @@
         <w:rPr>
           <w:iCs/>
         </w:rPr>
-        <w:lastRenderedPageBreak/>
         <w:t xml:space="preserve">            </w:t>
       </w:r>
       <w:r>
@@ -3594,7 +3454,7 @@
           <w:u w:val="none"/>
         </w:rPr>
       </w:pPr>
-      <w:bookmarkStart w:id="7" w:name="_Toc218716590"/>
+      <w:bookmarkStart w:id="7" w:name="_Toc218732949"/>
       <w:r>
         <w:lastRenderedPageBreak/>
         <w:t>Login Mechanism</w:t>
@@ -3638,14 +3498,12 @@
       <w:r>
         <w:t>“</w:t>
       </w:r>
-      <w:proofErr w:type="spellStart"/>
       <w:r>
         <w:rPr>
           <w:color w:val="00B050"/>
         </w:rPr>
         <w:t>login_with_token</w:t>
       </w:r>
-      <w:proofErr w:type="spellEnd"/>
       <w:r>
         <w:t xml:space="preserve">” </w:t>
       </w:r>
@@ -3656,64 +3514,36 @@
         <w:rPr>
           <w:highlight w:val="yellow"/>
         </w:rPr>
-        <w:t>'https://………/</w:t>
-      </w:r>
-      <w:proofErr w:type="spellStart"/>
+        <w:t>'https://………/api/auth/login-with-token/</w:t>
+      </w:r>
+      <w:r>
+        <w:t>'</w:t>
+      </w:r>
+    </w:p>
+    <w:p>
+      <w:r>
+        <w:t xml:space="preserve">Path for </w:t>
+      </w:r>
+      <w:r>
+        <w:t>“</w:t>
+      </w:r>
+      <w:r>
+        <w:rPr>
+          <w:color w:val="00B050"/>
+        </w:rPr>
+        <w:t>login</w:t>
+      </w:r>
+      <w:r>
+        <w:t xml:space="preserve">” </w:t>
+      </w:r>
+      <w:r>
+        <w:t xml:space="preserve">: </w:t>
+      </w:r>
       <w:r>
         <w:rPr>
           <w:highlight w:val="yellow"/>
         </w:rPr>
-        <w:t>api</w:t>
-      </w:r>
-      <w:proofErr w:type="spellEnd"/>
-      <w:r>
-        <w:rPr>
-          <w:highlight w:val="yellow"/>
-        </w:rPr>
-        <w:t>/auth/login-with-token/</w:t>
-      </w:r>
-      <w:r>
-        <w:t>'</w:t>
-      </w:r>
-    </w:p>
-    <w:p>
-      <w:r>
-        <w:t xml:space="preserve">Path for </w:t>
-      </w:r>
-      <w:r>
-        <w:t>“</w:t>
-      </w:r>
-      <w:r>
-        <w:rPr>
-          <w:color w:val="00B050"/>
-        </w:rPr>
-        <w:t>login</w:t>
-      </w:r>
-      <w:r>
-        <w:t xml:space="preserve">” </w:t>
-      </w:r>
-      <w:r>
-        <w:t xml:space="preserve">: </w:t>
-      </w:r>
-      <w:r>
-        <w:rPr>
-          <w:highlight w:val="yellow"/>
-        </w:rPr>
-        <w:t>'https://………/</w:t>
-      </w:r>
-      <w:proofErr w:type="spellStart"/>
-      <w:r>
-        <w:rPr>
-          <w:highlight w:val="yellow"/>
-        </w:rPr>
-        <w:t>api</w:t>
-      </w:r>
-      <w:proofErr w:type="spellEnd"/>
-      <w:r>
-        <w:rPr>
-          <w:highlight w:val="yellow"/>
-        </w:rPr>
-        <w:t>/auth/login/'</w:t>
+        <w:t>'https://………/api/auth/login/'</w:t>
       </w:r>
     </w:p>
     <w:p>
@@ -3757,15 +3587,7 @@
         </w:numPr>
       </w:pPr>
       <w:r>
-        <w:t xml:space="preserve">Also collect extra two </w:t>
-      </w:r>
-      <w:proofErr w:type="gramStart"/>
-      <w:r>
-        <w:t>type</w:t>
-      </w:r>
-      <w:proofErr w:type="gramEnd"/>
-      <w:r>
-        <w:t xml:space="preserve"> of data internally in system i.e</w:t>
+        <w:t>Also collect extra two type of data internally in system i.e</w:t>
       </w:r>
       <w:r>
         <w:rPr>
@@ -3832,13 +3654,8 @@
           <w:numId w:val="3"/>
         </w:numPr>
       </w:pPr>
-      <w:proofErr w:type="gramStart"/>
-      <w:r>
-        <w:t>Send</w:t>
-      </w:r>
-      <w:proofErr w:type="gramEnd"/>
-      <w:r>
-        <w:t xml:space="preserve"> to server. </w:t>
+      <w:r>
+        <w:t xml:space="preserve">Send to server. </w:t>
       </w:r>
     </w:p>
     <w:p>
@@ -3862,28 +3679,12 @@
         </w:numPr>
       </w:pPr>
       <w:r>
-        <w:t xml:space="preserve">Server </w:t>
-      </w:r>
-      <w:proofErr w:type="gramStart"/>
-      <w:r>
-        <w:t>send</w:t>
-      </w:r>
-      <w:proofErr w:type="gramEnd"/>
-      <w:r>
-        <w:t xml:space="preserve"> that token with refresh_token and UserID back to User device. </w:t>
-      </w:r>
-    </w:p>
-    <w:p>
-      <w:r>
-        <w:t xml:space="preserve">User uses that token and UserID for any other request </w:t>
-      </w:r>
-      <w:proofErr w:type="gramStart"/>
-      <w:r>
-        <w:t>like for</w:t>
-      </w:r>
-      <w:proofErr w:type="gramEnd"/>
-      <w:r>
-        <w:t xml:space="preserve"> login</w:t>
+        <w:t xml:space="preserve">Server send that token with refresh_token and UserID back to User device. </w:t>
+      </w:r>
+    </w:p>
+    <w:p>
+      <w:r>
+        <w:t>User uses that token and UserID for any other request like for login</w:t>
       </w:r>
       <w:r>
         <w:t>, access something.</w:t>
@@ -4013,19 +3814,11 @@
         <w:tab/>
         <w:t>“</w:t>
       </w:r>
-      <w:proofErr w:type="gramStart"/>
-      <w:r>
-        <w:rPr>
-          <w:color w:val="00B050"/>
-        </w:rPr>
-        <w:t>is</w:t>
-      </w:r>
-      <w:proofErr w:type="gramEnd"/>
-      <w:r>
-        <w:rPr>
-          <w:color w:val="00B050"/>
-        </w:rPr>
-        <w:t>_</w:t>
+      <w:r>
+        <w:rPr>
+          <w:color w:val="00B050"/>
+        </w:rPr>
+        <w:t>is_</w:t>
       </w:r>
       <w:r>
         <w:rPr>
@@ -4057,7 +3850,6 @@
         <w:tab/>
         <w:t>“</w:t>
       </w:r>
-      <w:proofErr w:type="gramStart"/>
       <w:r>
         <w:rPr>
           <w:color w:val="00B050"/>
@@ -4068,14 +3860,7 @@
         <w:rPr>
           <w:color w:val="00B050"/>
         </w:rPr>
-        <w:t>evice</w:t>
-      </w:r>
-      <w:proofErr w:type="gramEnd"/>
-      <w:r>
-        <w:rPr>
-          <w:color w:val="00B050"/>
-        </w:rPr>
-        <w:t>_info</w:t>
+        <w:t>evice_info</w:t>
       </w:r>
       <w:r>
         <w:t>” = Windows 11 Brave [String]</w:t>
@@ -4108,21 +3893,7 @@
         <w:rPr>
           <w:u w:val="single"/>
         </w:rPr>
-        <w:t>For Farmer/</w:t>
-      </w:r>
-      <w:proofErr w:type="spellStart"/>
-      <w:r>
-        <w:rPr>
-          <w:u w:val="single"/>
-        </w:rPr>
-        <w:t>Comsumer</w:t>
-      </w:r>
-      <w:proofErr w:type="spellEnd"/>
-      <w:r>
-        <w:rPr>
-          <w:u w:val="single"/>
-        </w:rPr>
-        <w:t>[App]:</w:t>
+        <w:t>For Farmer/Comsumer[App]:</w:t>
       </w:r>
     </w:p>
     <w:p>
@@ -4189,19 +3960,11 @@
         <w:tab/>
         <w:t>“</w:t>
       </w:r>
-      <w:proofErr w:type="gramStart"/>
-      <w:r>
-        <w:rPr>
-          <w:color w:val="00B050"/>
-        </w:rPr>
-        <w:t>is</w:t>
-      </w:r>
-      <w:proofErr w:type="gramEnd"/>
-      <w:r>
-        <w:rPr>
-          <w:color w:val="00B050"/>
-        </w:rPr>
-        <w:t>_</w:t>
+      <w:r>
+        <w:rPr>
+          <w:color w:val="00B050"/>
+        </w:rPr>
+        <w:t>is_</w:t>
       </w:r>
       <w:r>
         <w:rPr>
@@ -4216,15 +3979,7 @@
         <w:t>dmin</w:t>
       </w:r>
       <w:r>
-        <w:t>” = False  [</w:t>
-      </w:r>
-      <w:proofErr w:type="spellStart"/>
-      <w:r>
-        <w:t>boolean</w:t>
-      </w:r>
-      <w:proofErr w:type="spellEnd"/>
-      <w:r>
-        <w:t>]</w:t>
+        <w:t>” = False  [boolean]</w:t>
       </w:r>
     </w:p>
     <w:p>
@@ -4235,7 +3990,6 @@
         <w:tab/>
         <w:t>“</w:t>
       </w:r>
-      <w:proofErr w:type="gramStart"/>
       <w:r>
         <w:rPr>
           <w:color w:val="00B050"/>
@@ -4246,14 +4000,7 @@
         <w:rPr>
           <w:color w:val="00B050"/>
         </w:rPr>
-        <w:t>evice</w:t>
-      </w:r>
-      <w:proofErr w:type="gramEnd"/>
-      <w:r>
-        <w:rPr>
-          <w:color w:val="00B050"/>
-        </w:rPr>
-        <w:t>_info</w:t>
+        <w:t>evice_info</w:t>
       </w:r>
       <w:r>
         <w:t>” = Samsung A52 [String]</w:t>
@@ -4338,30 +4085,14 @@
       <w:r>
         <w:t>“</w:t>
       </w:r>
-      <w:proofErr w:type="gramStart"/>
-      <w:r>
-        <w:rPr>
-          <w:color w:val="00B050"/>
-        </w:rPr>
-        <w:t>user</w:t>
-      </w:r>
-      <w:proofErr w:type="gramEnd"/>
-      <w:r>
-        <w:rPr>
-          <w:color w:val="00B050"/>
-        </w:rPr>
-        <w:t>_id</w:t>
-      </w:r>
-      <w:r>
-        <w:t xml:space="preserve">” = </w:t>
-      </w:r>
-      <w:proofErr w:type="spellStart"/>
-      <w:r>
-        <w:t>xxxxxx</w:t>
-      </w:r>
-      <w:proofErr w:type="spellEnd"/>
-      <w:r>
-        <w:t xml:space="preserve"> [String]</w:t>
+      <w:r>
+        <w:rPr>
+          <w:color w:val="00B050"/>
+        </w:rPr>
+        <w:t>user_id</w:t>
+      </w:r>
+      <w:r>
+        <w:t>” = xxxxxx [String]</w:t>
       </w:r>
     </w:p>
     <w:p>
@@ -4378,15 +4109,7 @@
         <w:t>token</w:t>
       </w:r>
       <w:r>
-        <w:t xml:space="preserve">” = </w:t>
-      </w:r>
-      <w:proofErr w:type="spellStart"/>
-      <w:r>
-        <w:t>xxxxxxx</w:t>
-      </w:r>
-      <w:proofErr w:type="spellEnd"/>
-      <w:r>
-        <w:t xml:space="preserve"> [String]</w:t>
+        <w:t>” = xxxxxxx [String]</w:t>
       </w:r>
     </w:p>
     <w:p>
@@ -4397,30 +4120,14 @@
         <w:tab/>
         <w:t>“</w:t>
       </w:r>
-      <w:proofErr w:type="gramStart"/>
-      <w:r>
-        <w:rPr>
-          <w:color w:val="00B050"/>
-        </w:rPr>
-        <w:t>refresh</w:t>
-      </w:r>
-      <w:proofErr w:type="gramEnd"/>
-      <w:r>
-        <w:rPr>
-          <w:color w:val="00B050"/>
-        </w:rPr>
-        <w:t>_token</w:t>
-      </w:r>
-      <w:r>
-        <w:t xml:space="preserve">” = </w:t>
-      </w:r>
-      <w:proofErr w:type="spellStart"/>
-      <w:r>
-        <w:t>xxxxxxxx</w:t>
-      </w:r>
-      <w:proofErr w:type="spellEnd"/>
-      <w:r>
-        <w:t xml:space="preserve"> [String]</w:t>
+      <w:r>
+        <w:rPr>
+          <w:color w:val="00B050"/>
+        </w:rPr>
+        <w:t>refresh_token</w:t>
+      </w:r>
+      <w:r>
+        <w:t>” = xxxxxxxx [String]</w:t>
       </w:r>
     </w:p>
     <w:p>
@@ -4431,19 +4138,11 @@
         <w:tab/>
         <w:t>“</w:t>
       </w:r>
-      <w:proofErr w:type="gramStart"/>
-      <w:r>
-        <w:rPr>
-          <w:color w:val="00B050"/>
-        </w:rPr>
-        <w:t>is</w:t>
-      </w:r>
-      <w:proofErr w:type="gramEnd"/>
-      <w:r>
-        <w:rPr>
-          <w:color w:val="00B050"/>
-        </w:rPr>
-        <w:t>_</w:t>
+      <w:r>
+        <w:rPr>
+          <w:color w:val="00B050"/>
+        </w:rPr>
+        <w:t>is_</w:t>
       </w:r>
       <w:r>
         <w:rPr>
@@ -4458,15 +4157,7 @@
         <w:t>dmin</w:t>
       </w:r>
       <w:r>
-        <w:t>” = True or False [</w:t>
-      </w:r>
-      <w:proofErr w:type="spellStart"/>
-      <w:r>
-        <w:t>boolean</w:t>
-      </w:r>
-      <w:proofErr w:type="spellEnd"/>
-      <w:r>
-        <w:t>]</w:t>
+        <w:t>” = True or False [boolean]</w:t>
       </w:r>
     </w:p>
     <w:p>
@@ -4477,7 +4168,6 @@
         <w:tab/>
         <w:t>“</w:t>
       </w:r>
-      <w:proofErr w:type="gramStart"/>
       <w:r>
         <w:rPr>
           <w:color w:val="00B050"/>
@@ -4488,14 +4178,7 @@
         <w:rPr>
           <w:color w:val="00B050"/>
         </w:rPr>
-        <w:t>evice</w:t>
-      </w:r>
-      <w:proofErr w:type="gramEnd"/>
-      <w:r>
-        <w:rPr>
-          <w:color w:val="00B050"/>
-        </w:rPr>
-        <w:t>_info</w:t>
+        <w:t>evice_info</w:t>
       </w:r>
       <w:r>
         <w:t>” = Samsung A52 [String]</w:t>
@@ -4524,13 +4207,8 @@
           <w:u w:val="none"/>
         </w:rPr>
       </w:pPr>
-      <w:proofErr w:type="gramStart"/>
-      <w:r>
-        <w:t>Sever</w:t>
-      </w:r>
-      <w:proofErr w:type="gramEnd"/>
-      <w:r>
-        <w:t xml:space="preserve"> to User:</w:t>
+      <w:r>
+        <w:t>Sever to User:</w:t>
       </w:r>
       <w:r>
         <w:rPr>
@@ -4610,15 +4288,7 @@
         <w:t>token</w:t>
       </w:r>
       <w:r>
-        <w:t xml:space="preserve">” = </w:t>
-      </w:r>
-      <w:proofErr w:type="spellStart"/>
-      <w:r>
-        <w:t>xxxxxx</w:t>
-      </w:r>
-      <w:proofErr w:type="spellEnd"/>
-      <w:r>
-        <w:t xml:space="preserve"> [String]</w:t>
+        <w:t>” = xxxxxx [String]</w:t>
       </w:r>
     </w:p>
     <w:p>
@@ -4629,30 +4299,14 @@
         <w:tab/>
         <w:t>“</w:t>
       </w:r>
-      <w:proofErr w:type="gramStart"/>
-      <w:r>
-        <w:rPr>
-          <w:color w:val="00B050"/>
-        </w:rPr>
-        <w:t>refresh</w:t>
-      </w:r>
-      <w:proofErr w:type="gramEnd"/>
-      <w:r>
-        <w:rPr>
-          <w:color w:val="00B050"/>
-        </w:rPr>
-        <w:t>_token</w:t>
-      </w:r>
-      <w:r>
-        <w:t xml:space="preserve">” = </w:t>
-      </w:r>
-      <w:proofErr w:type="spellStart"/>
-      <w:r>
-        <w:t>xxxxxxxx</w:t>
-      </w:r>
-      <w:proofErr w:type="spellEnd"/>
-      <w:r>
-        <w:t xml:space="preserve"> [String]</w:t>
+      <w:r>
+        <w:rPr>
+          <w:color w:val="00B050"/>
+        </w:rPr>
+        <w:t>refresh_token</w:t>
+      </w:r>
+      <w:r>
+        <w:t>” = xxxxxxxx [String]</w:t>
       </w:r>
     </w:p>
     <w:p>
@@ -4663,7 +4317,6 @@
         <w:tab/>
         <w:t>“</w:t>
       </w:r>
-      <w:proofErr w:type="gramStart"/>
       <w:r>
         <w:rPr>
           <w:color w:val="00B050"/>
@@ -4676,7 +4329,6 @@
         </w:rPr>
         <w:t>ser</w:t>
       </w:r>
-      <w:proofErr w:type="gramEnd"/>
       <w:r>
         <w:rPr>
           <w:color w:val="00B050"/>
@@ -4684,15 +4336,7 @@
         <w:t>_id</w:t>
       </w:r>
       <w:r>
-        <w:t xml:space="preserve">” = </w:t>
-      </w:r>
-      <w:proofErr w:type="spellStart"/>
-      <w:r>
-        <w:t>xxxxxx</w:t>
-      </w:r>
-      <w:proofErr w:type="spellEnd"/>
-      <w:r>
-        <w:t xml:space="preserve"> [String]</w:t>
+        <w:t>” = xxxxxx [String]</w:t>
       </w:r>
     </w:p>
     <w:p>
@@ -4721,6 +4365,12 @@
       <w:pPr>
         <w:ind w:left="720"/>
       </w:pPr>
+      <w:r>
+        <w:rPr>
+          <w:highlight w:val="yellow"/>
+        </w:rPr>
+        <w:t>Error in 400, 401, 403, 404</w:t>
+      </w:r>
     </w:p>
     <w:p>
       <w:pPr>
@@ -4785,19 +4435,11 @@
         <w:tab/>
         <w:t>“</w:t>
       </w:r>
-      <w:proofErr w:type="gramStart"/>
-      <w:r>
-        <w:rPr>
-          <w:color w:val="00B050"/>
-        </w:rPr>
-        <w:t>refresh</w:t>
-      </w:r>
-      <w:proofErr w:type="gramEnd"/>
-      <w:r>
-        <w:rPr>
-          <w:color w:val="00B050"/>
-        </w:rPr>
-        <w:t>_token</w:t>
+      <w:r>
+        <w:rPr>
+          <w:color w:val="00B050"/>
+        </w:rPr>
+        <w:t>refresh_token</w:t>
       </w:r>
       <w:r>
         <w:t xml:space="preserve">” = </w:t>
@@ -4818,19 +4460,11 @@
         <w:tab/>
         <w:t>“</w:t>
       </w:r>
-      <w:proofErr w:type="gramStart"/>
-      <w:r>
-        <w:rPr>
-          <w:color w:val="00B050"/>
-        </w:rPr>
-        <w:t>user</w:t>
-      </w:r>
-      <w:proofErr w:type="gramEnd"/>
-      <w:r>
-        <w:rPr>
-          <w:color w:val="00B050"/>
-        </w:rPr>
-        <w:t>_id</w:t>
+      <w:r>
+        <w:rPr>
+          <w:color w:val="00B050"/>
+        </w:rPr>
+        <w:t>user_id</w:t>
       </w:r>
       <w:r>
         <w:t xml:space="preserve">” = </w:t>
@@ -4848,6 +4482,31 @@
       </w:pPr>
       <w:r>
         <w:t>}</w:t>
+      </w:r>
+    </w:p>
+    <w:p>
+      <w:r>
+        <w:tab/>
+      </w:r>
+    </w:p>
+    <w:p>
+      <w:pPr>
+        <w:ind w:left="720"/>
+      </w:pPr>
+      <w:r>
+        <w:tab/>
+      </w:r>
+      <w:r>
+        <w:rPr>
+          <w:highlight w:val="yellow"/>
+        </w:rPr>
+        <w:t>Error in  401, 403, 4</w:t>
+      </w:r>
+      <w:r>
+        <w:rPr>
+          <w:highlight w:val="yellow"/>
+        </w:rPr>
+        <w:t>06</w:t>
       </w:r>
     </w:p>
     <w:p/>
@@ -4860,15 +4519,7 @@
         </w:rPr>
       </w:pPr>
       <w:r>
-        <w:t xml:space="preserve">If login token </w:t>
-      </w:r>
-      <w:proofErr w:type="gramStart"/>
-      <w:r>
-        <w:t>is expired</w:t>
-      </w:r>
-      <w:proofErr w:type="gramEnd"/>
-      <w:r>
-        <w:t>:</w:t>
+        <w:t>If login token is expired:</w:t>
       </w:r>
       <w:r>
         <w:rPr>
@@ -4906,26 +4557,18 @@
         <w:rPr>
           <w:u w:val="none"/>
         </w:rPr>
-        <w:t xml:space="preserve"> &amp;&amp; For Admin Expiry time: 12 </w:t>
-      </w:r>
-      <w:proofErr w:type="spellStart"/>
+        <w:t xml:space="preserve"> &amp;&amp; For Admin Expiry time: 12 hrs</w:t>
+      </w:r>
       <w:r>
         <w:rPr>
           <w:u w:val="none"/>
         </w:rPr>
-        <w:t>hrs</w:t>
-      </w:r>
-      <w:proofErr w:type="spellEnd"/>
+        <w:t>]</w:t>
+      </w:r>
       <w:r>
         <w:rPr>
           <w:u w:val="none"/>
         </w:rPr>
-        <w:t>]</w:t>
-      </w:r>
-      <w:r>
-        <w:rPr>
-          <w:u w:val="none"/>
-        </w:rPr>
         <w:t xml:space="preserve"> </w:t>
       </w:r>
     </w:p>
@@ -4963,15 +4606,7 @@
     </w:p>
     <w:p>
       <w:r>
-        <w:t xml:space="preserve"> If token </w:t>
-      </w:r>
-      <w:proofErr w:type="gramStart"/>
-      <w:r>
-        <w:t>is expired</w:t>
-      </w:r>
-      <w:proofErr w:type="gramEnd"/>
-      <w:r>
-        <w:t xml:space="preserve">.  Server uses “refresh_token” </w:t>
+        <w:t xml:space="preserve"> If token is expired.  Server uses “refresh_token” </w:t>
       </w:r>
       <w:r>
         <w:t xml:space="preserve">to create new “token” and send back to user. </w:t>
@@ -5022,23 +4657,7 @@
           <w:i/>
           <w:iCs/>
         </w:rPr>
-        <w:t xml:space="preserve">” = </w:t>
-      </w:r>
-      <w:proofErr w:type="spellStart"/>
-      <w:r>
-        <w:rPr>
-          <w:i/>
-          <w:iCs/>
-        </w:rPr>
-        <w:t>xxxxxx</w:t>
-      </w:r>
-      <w:proofErr w:type="spellEnd"/>
-      <w:r>
-        <w:rPr>
-          <w:i/>
-          <w:iCs/>
-        </w:rPr>
-        <w:t xml:space="preserve"> [String]</w:t>
+        <w:t>” = xxxxxx [String]</w:t>
       </w:r>
     </w:p>
     <w:p>
@@ -5057,46 +4676,20 @@
         <w:tab/>
         <w:t>“</w:t>
       </w:r>
-      <w:proofErr w:type="gramStart"/>
       <w:r>
         <w:rPr>
           <w:i/>
           <w:iCs/>
           <w:color w:val="00B050"/>
         </w:rPr>
-        <w:t>refresh</w:t>
-      </w:r>
-      <w:proofErr w:type="gramEnd"/>
+        <w:t>refresh_token</w:t>
+      </w:r>
       <w:r>
         <w:rPr>
           <w:i/>
           <w:iCs/>
-          <w:color w:val="00B050"/>
-        </w:rPr>
-        <w:t>_token</w:t>
-      </w:r>
-      <w:r>
-        <w:rPr>
-          <w:i/>
-          <w:iCs/>
-        </w:rPr>
-        <w:t xml:space="preserve">” = </w:t>
-      </w:r>
-      <w:proofErr w:type="spellStart"/>
-      <w:r>
-        <w:rPr>
-          <w:i/>
-          <w:iCs/>
-        </w:rPr>
-        <w:t>xxxxxxxx</w:t>
-      </w:r>
-      <w:proofErr w:type="spellEnd"/>
-      <w:r>
-        <w:rPr>
-          <w:i/>
-          <w:iCs/>
-        </w:rPr>
-        <w:t xml:space="preserve"> [String]</w:t>
+        </w:rPr>
+        <w:t>” = xxxxxxxx [String]</w:t>
       </w:r>
     </w:p>
     <w:p>
@@ -5115,46 +4708,20 @@
         <w:tab/>
         <w:t>“</w:t>
       </w:r>
-      <w:proofErr w:type="gramStart"/>
       <w:r>
         <w:rPr>
           <w:i/>
           <w:iCs/>
           <w:color w:val="00B050"/>
         </w:rPr>
-        <w:t>user</w:t>
-      </w:r>
-      <w:proofErr w:type="gramEnd"/>
+        <w:t>user_id</w:t>
+      </w:r>
       <w:r>
         <w:rPr>
           <w:i/>
           <w:iCs/>
-          <w:color w:val="00B050"/>
-        </w:rPr>
-        <w:t>_id</w:t>
-      </w:r>
-      <w:r>
-        <w:rPr>
-          <w:i/>
-          <w:iCs/>
-        </w:rPr>
-        <w:t xml:space="preserve">” = </w:t>
-      </w:r>
-      <w:proofErr w:type="spellStart"/>
-      <w:r>
-        <w:rPr>
-          <w:i/>
-          <w:iCs/>
-        </w:rPr>
-        <w:t>xxxxxx</w:t>
-      </w:r>
-      <w:proofErr w:type="spellEnd"/>
-      <w:r>
-        <w:rPr>
-          <w:i/>
-          <w:iCs/>
-        </w:rPr>
-        <w:t xml:space="preserve"> [String]</w:t>
+        </w:rPr>
+        <w:t>” = xxxxxx [String]</w:t>
       </w:r>
     </w:p>
     <w:p>
@@ -5419,6 +4986,7 @@
     </w:p>
     <w:p>
       <w:r>
+        <w:lastRenderedPageBreak/>
         <w:tab/>
         <w:t>“</w:t>
       </w:r>
@@ -5455,7 +5023,6 @@
           <w:b/>
           <w:bCs/>
         </w:rPr>
-        <w:lastRenderedPageBreak/>
         <w:t>Special</w:t>
       </w:r>
       <w:r>
@@ -5467,31 +5034,7 @@
         <w:ind w:firstLine="720"/>
       </w:pPr>
       <w:r>
-        <w:t xml:space="preserve">But in 403 HTTP code </w:t>
-      </w:r>
-      <w:proofErr w:type="gramStart"/>
-      <w:r>
-        <w:t>have</w:t>
-      </w:r>
-      <w:proofErr w:type="gramEnd"/>
-      <w:r>
-        <w:t xml:space="preserve"> little bit different. In 403 Code, it </w:t>
-      </w:r>
-      <w:proofErr w:type="gramStart"/>
-      <w:r>
-        <w:t>have</w:t>
-      </w:r>
-      <w:proofErr w:type="gramEnd"/>
-      <w:r>
-        <w:t xml:space="preserve"> two possible </w:t>
-      </w:r>
-      <w:proofErr w:type="gramStart"/>
-      <w:r>
-        <w:t>response</w:t>
-      </w:r>
-      <w:proofErr w:type="gramEnd"/>
-      <w:r>
-        <w:t xml:space="preserve">, </w:t>
+        <w:t xml:space="preserve">But in 403 HTTP code have little bit different. In 403 Code, it have two possible response, </w:t>
       </w:r>
     </w:p>
     <w:p>
@@ -5557,23 +5100,13 @@
         </w:rPr>
         <w:t>“</w:t>
       </w:r>
-      <w:proofErr w:type="gramStart"/>
       <w:r>
         <w:rPr>
           <w:i/>
           <w:iCs/>
           <w:color w:val="00B050"/>
         </w:rPr>
-        <w:t>error</w:t>
-      </w:r>
-      <w:proofErr w:type="gramEnd"/>
-      <w:r>
-        <w:rPr>
-          <w:i/>
-          <w:iCs/>
-          <w:color w:val="00B050"/>
-        </w:rPr>
-        <w:t>_code</w:t>
+        <w:t>error_code</w:t>
       </w:r>
       <w:r>
         <w:rPr>
@@ -5784,19 +5317,11 @@
         <w:tab/>
         <w:t>“</w:t>
       </w:r>
-      <w:proofErr w:type="gramStart"/>
-      <w:r>
-        <w:rPr>
-          <w:color w:val="00B050"/>
-        </w:rPr>
-        <w:t>error</w:t>
-      </w:r>
-      <w:proofErr w:type="gramEnd"/>
-      <w:r>
-        <w:rPr>
-          <w:color w:val="00B050"/>
-        </w:rPr>
-        <w:t>_code</w:t>
+      <w:r>
+        <w:rPr>
+          <w:color w:val="00B050"/>
+        </w:rPr>
+        <w:t>error_code</w:t>
       </w:r>
       <w:r>
         <w:t xml:space="preserve">” = </w:t>
@@ -5839,31 +5364,7 @@
     </w:p>
     <w:p>
       <w:r>
-        <w:t xml:space="preserve">It occurs only when Admin creates new </w:t>
-      </w:r>
-      <w:proofErr w:type="gramStart"/>
-      <w:r>
-        <w:t>user</w:t>
-      </w:r>
-      <w:proofErr w:type="gramEnd"/>
-      <w:r>
-        <w:t xml:space="preserve">, then admin </w:t>
-      </w:r>
-      <w:proofErr w:type="gramStart"/>
-      <w:r>
-        <w:t>put</w:t>
-      </w:r>
-      <w:proofErr w:type="gramEnd"/>
-      <w:r>
-        <w:t xml:space="preserve"> any password and </w:t>
-      </w:r>
-      <w:proofErr w:type="gramStart"/>
-      <w:r>
-        <w:t>make</w:t>
-      </w:r>
-      <w:proofErr w:type="gramEnd"/>
-      <w:r>
-        <w:t xml:space="preserve"> profile Status pending. </w:t>
+        <w:t xml:space="preserve">It occurs only when Admin creates new user, then admin put any password and make profile Status pending. </w:t>
       </w:r>
     </w:p>
     <w:p>
@@ -5874,15 +5375,7 @@
         <w:t>,</w:t>
       </w:r>
       <w:r>
-        <w:t xml:space="preserve"> User [both types of </w:t>
-      </w:r>
-      <w:proofErr w:type="gramStart"/>
-      <w:r>
-        <w:t>user</w:t>
-      </w:r>
-      <w:proofErr w:type="gramEnd"/>
-      <w:r>
-        <w:t xml:space="preserve">] have to login with that password given by admin and they have interface to change password with confirm password. </w:t>
+        <w:t xml:space="preserve"> User [both types of user] have to login with that password given by admin and they have interface to change password with confirm password. </w:t>
       </w:r>
     </w:p>
     <w:p>
@@ -5890,23 +5383,15 @@
         <w:t>After chang</w:t>
       </w:r>
       <w:r>
-        <w:t xml:space="preserve">ing password, account </w:t>
-      </w:r>
-      <w:proofErr w:type="gramStart"/>
-      <w:r>
-        <w:t>have</w:t>
-      </w:r>
-      <w:proofErr w:type="gramEnd"/>
-      <w:r>
-        <w:t xml:space="preserve"> activated and they again redirected in Login Page.</w:t>
-      </w:r>
-    </w:p>
-    <w:p>
-      <w:r>
+        <w:t>ing password, account have activated and they again redirected in Login Page.</w:t>
+      </w:r>
+    </w:p>
+    <w:p>
+      <w:r>
+        <w:lastRenderedPageBreak/>
         <w:t>Then process goes to login.</w:t>
       </w:r>
     </w:p>
-    <w:p/>
     <w:p>
       <w:pPr>
         <w:jc w:val="left"/>
@@ -5919,10 +5404,6 @@
           <w:u w:val="single"/>
         </w:rPr>
       </w:pPr>
-      <w:r>
-        <w:lastRenderedPageBreak/>
-        <w:br w:type="page"/>
-      </w:r>
     </w:p>
     <w:p>
       <w:pPr>
@@ -5931,9 +5412,8 @@
           <w:u w:val="none"/>
         </w:rPr>
       </w:pPr>
-      <w:bookmarkStart w:id="8" w:name="_Toc218716591"/>
-      <w:r>
-        <w:lastRenderedPageBreak/>
+      <w:bookmarkStart w:id="8" w:name="_Toc218732950"/>
+      <w:r>
         <w:t>Signup Mechanism:</w:t>
       </w:r>
       <w:r>
@@ -5954,19 +5434,11 @@
       <w:r>
         <w:t>Path for “register” : “</w:t>
       </w:r>
-      <w:proofErr w:type="spellStart"/>
       <w:r>
         <w:rPr>
           <w:highlight w:val="yellow"/>
         </w:rPr>
-        <w:t>api</w:t>
-      </w:r>
-      <w:proofErr w:type="spellEnd"/>
-      <w:r>
-        <w:rPr>
-          <w:highlight w:val="yellow"/>
-        </w:rPr>
-        <w:t>/auth/register/</w:t>
+        <w:t>api/auth/register/</w:t>
       </w:r>
     </w:p>
     <w:p/>
@@ -6373,15 +5845,7 @@
         </w:rPr>
       </w:pPr>
       <w:r>
-        <w:t xml:space="preserve">Data Send </w:t>
-      </w:r>
-      <w:proofErr w:type="gramStart"/>
-      <w:r>
-        <w:t>To</w:t>
-      </w:r>
-      <w:proofErr w:type="gramEnd"/>
-      <w:r>
-        <w:t xml:space="preserve"> Server:</w:t>
+        <w:t>Data Send To Server:</w:t>
       </w:r>
       <w:r>
         <w:rPr>
@@ -6412,19 +5876,11 @@
       <w:r>
         <w:t>“</w:t>
       </w:r>
-      <w:proofErr w:type="gramStart"/>
-      <w:r>
-        <w:rPr>
-          <w:color w:val="00B050"/>
-        </w:rPr>
-        <w:t>user</w:t>
-      </w:r>
-      <w:proofErr w:type="gramEnd"/>
-      <w:r>
-        <w:rPr>
-          <w:color w:val="00B050"/>
-        </w:rPr>
-        <w:t>_id</w:t>
+      <w:r>
+        <w:rPr>
+          <w:color w:val="00B050"/>
+        </w:rPr>
+        <w:t>user_id</w:t>
       </w:r>
       <w:r>
         <w:t xml:space="preserve">” : </w:t>
@@ -6470,120 +5926,33 @@
         <w:rPr>
           <w:color w:val="00B050"/>
         </w:rPr>
+        <w:t>“f_name</w:t>
+      </w:r>
+      <w:r>
+        <w:t xml:space="preserve">” : </w:t>
+      </w:r>
+      <w:r>
+        <w:t>First Name</w:t>
+      </w:r>
+    </w:p>
+    <w:p>
+      <w:pPr>
+        <w:ind w:left="720"/>
+      </w:pPr>
+      <w:r>
         <w:t>“</w:t>
       </w:r>
-      <w:proofErr w:type="spellStart"/>
-      <w:r>
-        <w:rPr>
-          <w:color w:val="00B050"/>
-        </w:rPr>
-        <w:t>f_name</w:t>
-      </w:r>
-      <w:proofErr w:type="spellEnd"/>
+      <w:r>
+        <w:rPr>
+          <w:color w:val="00B050"/>
+        </w:rPr>
+        <w:t>m_name</w:t>
+      </w:r>
       <w:r>
         <w:t xml:space="preserve">” : </w:t>
       </w:r>
       <w:r>
-        <w:t>First Name</w:t>
-      </w:r>
-    </w:p>
-    <w:p>
-      <w:pPr>
-        <w:ind w:left="720"/>
-      </w:pPr>
-      <w:r>
-        <w:t>“</w:t>
-      </w:r>
-      <w:proofErr w:type="spellStart"/>
-      <w:r>
-        <w:rPr>
-          <w:color w:val="00B050"/>
-        </w:rPr>
-        <w:t>m_name</w:t>
-      </w:r>
-      <w:proofErr w:type="spellEnd"/>
-      <w:r>
-        <w:t xml:space="preserve">” : </w:t>
-      </w:r>
-      <w:r>
         <w:t>Middle Name</w:t>
-      </w:r>
-    </w:p>
-    <w:p>
-      <w:pPr>
-        <w:ind w:left="720"/>
-      </w:pPr>
-      <w:r>
-        <w:t>“</w:t>
-      </w:r>
-      <w:proofErr w:type="spellStart"/>
-      <w:r>
-        <w:rPr>
-          <w:color w:val="00B050"/>
-        </w:rPr>
-        <w:t>l_name</w:t>
-      </w:r>
-      <w:proofErr w:type="spellEnd"/>
-      <w:r>
-        <w:t xml:space="preserve">” : </w:t>
-      </w:r>
-      <w:r>
-        <w:t xml:space="preserve">Last Name </w:t>
-      </w:r>
-      <w:r>
-        <w:tab/>
-      </w:r>
-      <w:r>
-        <w:tab/>
-      </w:r>
-    </w:p>
-    <w:p>
-      <w:pPr>
-        <w:ind w:left="720"/>
-      </w:pPr>
-      <w:r>
-        <w:t>“</w:t>
-      </w:r>
-      <w:r>
-        <w:rPr>
-          <w:color w:val="00B050"/>
-        </w:rPr>
-        <w:t>sex</w:t>
-      </w:r>
-      <w:r>
-        <w:t xml:space="preserve">” : </w:t>
-      </w:r>
-      <w:r>
-        <w:t>Sex</w:t>
-      </w:r>
-      <w:r>
-        <w:tab/>
-      </w:r>
-      <w:r>
-        <w:tab/>
-      </w:r>
-    </w:p>
-    <w:p>
-      <w:pPr>
-        <w:ind w:left="720"/>
-      </w:pPr>
-      <w:r>
-        <w:t>“</w:t>
-      </w:r>
-      <w:r>
-        <w:rPr>
-          <w:color w:val="00B050"/>
-        </w:rPr>
-        <w:t>dob</w:t>
-      </w:r>
-      <w:r>
-        <w:t xml:space="preserve">” : </w:t>
-      </w:r>
-      <w:r>
-        <w:t>Date of Birth</w:t>
-      </w:r>
-      <w:r>
-        <w:tab/>
       </w:r>
     </w:p>
     <w:p>
@@ -6594,26 +5963,91 @@
         <w:lastRenderedPageBreak/>
         <w:t>“</w:t>
       </w:r>
-      <w:proofErr w:type="spellStart"/>
-      <w:proofErr w:type="gramStart"/>
-      <w:r>
-        <w:rPr>
-          <w:color w:val="00B050"/>
-        </w:rPr>
-        <w:t>user</w:t>
-      </w:r>
-      <w:proofErr w:type="gramEnd"/>
-      <w:r>
-        <w:rPr>
-          <w:color w:val="00B050"/>
-        </w:rPr>
-        <w:t>_type</w:t>
-      </w:r>
-      <w:proofErr w:type="spellEnd"/>
+      <w:r>
+        <w:rPr>
+          <w:color w:val="00B050"/>
+        </w:rPr>
+        <w:t>l_name</w:t>
+      </w:r>
       <w:r>
         <w:t xml:space="preserve">” : </w:t>
       </w:r>
       <w:r>
+        <w:t xml:space="preserve">Last Name </w:t>
+      </w:r>
+      <w:r>
+        <w:tab/>
+      </w:r>
+      <w:r>
+        <w:tab/>
+      </w:r>
+    </w:p>
+    <w:p>
+      <w:pPr>
+        <w:ind w:left="720"/>
+      </w:pPr>
+      <w:r>
+        <w:t>“</w:t>
+      </w:r>
+      <w:r>
+        <w:rPr>
+          <w:color w:val="00B050"/>
+        </w:rPr>
+        <w:t>sex</w:t>
+      </w:r>
+      <w:r>
+        <w:t xml:space="preserve">” : </w:t>
+      </w:r>
+      <w:r>
+        <w:t>Sex</w:t>
+      </w:r>
+      <w:r>
+        <w:tab/>
+      </w:r>
+      <w:r>
+        <w:tab/>
+      </w:r>
+    </w:p>
+    <w:p>
+      <w:pPr>
+        <w:ind w:left="720"/>
+      </w:pPr>
+      <w:r>
+        <w:t>“</w:t>
+      </w:r>
+      <w:r>
+        <w:rPr>
+          <w:color w:val="00B050"/>
+        </w:rPr>
+        <w:t>dob</w:t>
+      </w:r>
+      <w:r>
+        <w:t xml:space="preserve">” : </w:t>
+      </w:r>
+      <w:r>
+        <w:t>Date of Birth</w:t>
+      </w:r>
+      <w:r>
+        <w:tab/>
+      </w:r>
+    </w:p>
+    <w:p>
+      <w:pPr>
+        <w:ind w:left="720"/>
+      </w:pPr>
+      <w:r>
+        <w:t>“</w:t>
+      </w:r>
+      <w:r>
+        <w:rPr>
+          <w:color w:val="00B050"/>
+        </w:rPr>
+        <w:t>user_type</w:t>
+      </w:r>
+      <w:r>
+        <w:t xml:space="preserve">” : </w:t>
+      </w:r>
+      <w:r>
         <w:t>User Type</w:t>
       </w:r>
       <w:r>
@@ -6837,14 +6271,12 @@
       <w:r>
         <w:t>“</w:t>
       </w:r>
-      <w:proofErr w:type="spellStart"/>
       <w:r>
         <w:rPr>
           <w:color w:val="00B050"/>
         </w:rPr>
         <w:t>whatsapp</w:t>
       </w:r>
-      <w:proofErr w:type="spellEnd"/>
       <w:r>
         <w:t xml:space="preserve">” : </w:t>
       </w:r>
@@ -6879,22 +6311,12 @@
       <w:r>
         <w:t>“</w:t>
       </w:r>
-      <w:proofErr w:type="spellStart"/>
-      <w:proofErr w:type="gramStart"/>
-      <w:r>
-        <w:rPr>
-          <w:color w:val="00B050"/>
-        </w:rPr>
-        <w:t>profile</w:t>
-      </w:r>
-      <w:proofErr w:type="gramEnd"/>
-      <w:r>
-        <w:rPr>
-          <w:color w:val="00B050"/>
-        </w:rPr>
-        <w:t>_pic</w:t>
-      </w:r>
-      <w:proofErr w:type="spellEnd"/>
+      <w:r>
+        <w:rPr>
+          <w:color w:val="00B050"/>
+        </w:rPr>
+        <w:t>profile_pic</w:t>
+      </w:r>
       <w:r>
         <w:t xml:space="preserve">” : </w:t>
       </w:r>
@@ -6910,22 +6332,12 @@
         <w:tab/>
         <w:t>“</w:t>
       </w:r>
-      <w:proofErr w:type="spellStart"/>
-      <w:proofErr w:type="gramStart"/>
-      <w:r>
-        <w:rPr>
-          <w:color w:val="00B050"/>
-        </w:rPr>
-        <w:t>created</w:t>
-      </w:r>
-      <w:proofErr w:type="gramEnd"/>
-      <w:r>
-        <w:rPr>
-          <w:color w:val="00B050"/>
-        </w:rPr>
-        <w:t>_by</w:t>
-      </w:r>
-      <w:proofErr w:type="spellEnd"/>
+      <w:r>
+        <w:rPr>
+          <w:color w:val="00B050"/>
+        </w:rPr>
+        <w:t>created_by</w:t>
+      </w:r>
       <w:r>
         <w:t>” : Created_By</w:t>
       </w:r>
@@ -6966,6 +6378,15 @@
       <w:r>
         <w:t>d:</w:t>
       </w:r>
+      <w:r>
+        <w:t xml:space="preserve">[error </w:t>
+      </w:r>
+      <w:r>
+        <w:sym w:font="Wingdings" w:char="F0E0"/>
+      </w:r>
+      <w:r>
+        <w:t xml:space="preserve"> 400, 403]</w:t>
+      </w:r>
     </w:p>
     <w:p>
       <w:pPr>
@@ -7046,6 +6467,15 @@
       <w:r>
         <w:t>For Registration Success:</w:t>
       </w:r>
+      <w:r>
+        <w:t xml:space="preserve"> [created </w:t>
+      </w:r>
+      <w:r>
+        <w:sym w:font="Wingdings" w:char="F0E0"/>
+      </w:r>
+      <w:r>
+        <w:t xml:space="preserve"> 201]</w:t>
+      </w:r>
     </w:p>
     <w:p>
       <w:pPr>
@@ -7059,7 +6489,6 @@
       <w:r>
         <w:t>           </w:t>
       </w:r>
-      <w:proofErr w:type="gramStart"/>
       <w:r>
         <w:rPr>
           <w:color w:val="00B050"/>
@@ -7070,11 +6499,7 @@
         <w:t xml:space="preserve">: </w:t>
       </w:r>
       <w:r>
-        <w:t>‘Successful message</w:t>
-      </w:r>
-      <w:proofErr w:type="gramEnd"/>
-      <w:r>
-        <w:t>’</w:t>
+        <w:t>‘Successful message’</w:t>
       </w:r>
       <w:r>
         <w:t xml:space="preserve"> </w:t>
@@ -7097,6 +6522,7 @@
         <w:ind w:firstLine="720"/>
       </w:pPr>
       <w:r>
+        <w:lastRenderedPageBreak/>
         <w:t>}</w:t>
       </w:r>
     </w:p>
@@ -7111,7 +6537,6 @@
         <w:pStyle w:val="Heading2"/>
       </w:pPr>
       <w:r>
-        <w:lastRenderedPageBreak/>
         <w:t>For UserID:</w:t>
       </w:r>
     </w:p>
@@ -7131,14 +6556,7 @@
         <w:rPr>
           <w:color w:val="00B050"/>
         </w:rPr>
-        <w:t>'</w:t>
-      </w:r>
-      <w:proofErr w:type="spellStart"/>
-      <w:r>
-        <w:rPr>
-          <w:color w:val="00B050"/>
-        </w:rPr>
-        <w:t>check_userid</w:t>
+        <w:t>'check_userid</w:t>
       </w:r>
       <w:r>
         <w:rPr>
@@ -7152,7 +6570,6 @@
         </w:rPr>
         <w:t>available</w:t>
       </w:r>
-      <w:proofErr w:type="spellEnd"/>
       <w:r>
         <w:rPr>
           <w:color w:val="00B050"/>
@@ -7166,35 +6583,7 @@
         <w:rPr>
           <w:highlight w:val="yellow"/>
         </w:rPr>
-        <w:t>'https://………./</w:t>
-      </w:r>
-      <w:proofErr w:type="spellStart"/>
-      <w:r>
-        <w:rPr>
-          <w:highlight w:val="yellow"/>
-        </w:rPr>
-        <w:t>api</w:t>
-      </w:r>
-      <w:proofErr w:type="spellEnd"/>
-      <w:r>
-        <w:rPr>
-          <w:highlight w:val="yellow"/>
-        </w:rPr>
-        <w:t>/auth/check-</w:t>
-      </w:r>
-      <w:proofErr w:type="spellStart"/>
-      <w:r>
-        <w:rPr>
-          <w:highlight w:val="yellow"/>
-        </w:rPr>
-        <w:t>userid</w:t>
-      </w:r>
-      <w:proofErr w:type="spellEnd"/>
-      <w:r>
-        <w:rPr>
-          <w:highlight w:val="yellow"/>
-        </w:rPr>
-        <w:t>/</w:t>
+        <w:t>'https://………./api/auth/check-userid/</w:t>
       </w:r>
       <w:r>
         <w:t>',</w:t>
@@ -7203,57 +6592,17 @@
     <w:p/>
     <w:p>
       <w:r>
-        <w:t xml:space="preserve">UserID needs to </w:t>
-      </w:r>
-      <w:proofErr w:type="gramStart"/>
-      <w:r>
-        <w:t>check</w:t>
-      </w:r>
-      <w:proofErr w:type="gramEnd"/>
-      <w:r>
-        <w:t xml:space="preserve"> constantly, </w:t>
-      </w:r>
-      <w:proofErr w:type="gramStart"/>
-      <w:r>
-        <w:t>entered</w:t>
-      </w:r>
-      <w:proofErr w:type="gramEnd"/>
-      <w:r>
-        <w:t xml:space="preserve"> userID is available or not. </w:t>
-      </w:r>
-    </w:p>
-    <w:p>
-      <w:r>
-        <w:t xml:space="preserve">If userID textbox is </w:t>
-      </w:r>
-      <w:proofErr w:type="gramStart"/>
-      <w:r>
-        <w:t>empty</w:t>
-      </w:r>
-      <w:proofErr w:type="gramEnd"/>
-      <w:r>
-        <w:t xml:space="preserve"> then </w:t>
-      </w:r>
-      <w:proofErr w:type="gramStart"/>
-      <w:r>
-        <w:t>nothing</w:t>
-      </w:r>
-      <w:proofErr w:type="gramEnd"/>
-      <w:r>
-        <w:t xml:space="preserve"> to worry about.</w:t>
-      </w:r>
-    </w:p>
-    <w:p>
-      <w:r>
-        <w:t xml:space="preserve">If a single or more characters are present, then box sent request to server to </w:t>
-      </w:r>
-      <w:proofErr w:type="gramStart"/>
-      <w:r>
-        <w:t>checked</w:t>
-      </w:r>
-      <w:proofErr w:type="gramEnd"/>
-      <w:r>
-        <w:t xml:space="preserve"> userID is available or not. </w:t>
+        <w:t xml:space="preserve">UserID needs to check constantly, entered userID is available or not. </w:t>
+      </w:r>
+    </w:p>
+    <w:p>
+      <w:r>
+        <w:t>If userID textbox is empty then nothing to worry about.</w:t>
+      </w:r>
+    </w:p>
+    <w:p>
+      <w:r>
+        <w:t xml:space="preserve">If a single or more characters are present, then box sent request to server to checked userID is available or not. </w:t>
       </w:r>
     </w:p>
     <w:p>
@@ -7299,19 +6648,11 @@
         <w:tab/>
         <w:t xml:space="preserve">    “</w:t>
       </w:r>
-      <w:proofErr w:type="gramStart"/>
-      <w:r>
-        <w:rPr>
-          <w:color w:val="00B050"/>
-        </w:rPr>
-        <w:t>user</w:t>
-      </w:r>
-      <w:proofErr w:type="gramEnd"/>
-      <w:r>
-        <w:rPr>
-          <w:color w:val="00B050"/>
-        </w:rPr>
-        <w:t>_id</w:t>
+      <w:r>
+        <w:rPr>
+          <w:color w:val="00B050"/>
+        </w:rPr>
+        <w:t>user_id</w:t>
       </w:r>
       <w:r>
         <w:t>” : UserID</w:t>
@@ -7430,7 +6771,18 @@
         <w:pStyle w:val="Heading2"/>
       </w:pPr>
       <w:r>
-        <w:t>For User Type:</w:t>
+        <w:t>For User Type</w:t>
+      </w:r>
+      <w:r>
+        <w:t xml:space="preserve"> during registration</w:t>
+      </w:r>
+      <w:r>
+        <w:t>:</w:t>
+      </w:r>
+    </w:p>
+    <w:p>
+      <w:r>
+        <w:t>Register garne belaa dekhine user_type.</w:t>
       </w:r>
     </w:p>
     <w:p>
@@ -7439,14 +6791,12 @@
       </w:r>
     </w:p>
     <w:p>
-      <w:proofErr w:type="spellStart"/>
       <w:r>
         <w:rPr>
           <w:color w:val="00B050"/>
         </w:rPr>
         <w:t>user_type</w:t>
       </w:r>
-      <w:proofErr w:type="spellEnd"/>
       <w:r>
         <w:t xml:space="preserve"> = [</w:t>
       </w:r>
@@ -7494,14 +6844,12 @@
       </w:r>
     </w:p>
     <w:p>
-      <w:proofErr w:type="spellStart"/>
       <w:r>
         <w:rPr>
           <w:color w:val="00B050"/>
         </w:rPr>
         <w:t>user_type</w:t>
       </w:r>
-      <w:proofErr w:type="spellEnd"/>
       <w:r>
         <w:t xml:space="preserve"> = [</w:t>
       </w:r>
@@ -7702,7 +7050,7 @@
       <w:pPr>
         <w:pStyle w:val="Heading1"/>
       </w:pPr>
-      <w:bookmarkStart w:id="9" w:name="_Toc218716592"/>
+      <w:bookmarkStart w:id="9" w:name="_Toc218732951"/>
       <w:r>
         <w:lastRenderedPageBreak/>
         <w:t>Forget Password:</w:t>
@@ -7733,28 +7081,12 @@
       <w:r>
         <w:t>path (</w:t>
       </w:r>
-      <w:proofErr w:type="spellStart"/>
       <w:r>
         <w:rPr>
           <w:highlight w:val="yellow"/>
         </w:rPr>
-        <w:t>api</w:t>
-      </w:r>
-      <w:proofErr w:type="spellEnd"/>
-      <w:r>
-        <w:rPr>
-          <w:highlight w:val="yellow"/>
-        </w:rPr>
-        <w:t>/auth/</w:t>
-      </w:r>
-      <w:proofErr w:type="gramStart"/>
-      <w:r>
-        <w:rPr>
-          <w:highlight w:val="yellow"/>
-        </w:rPr>
-        <w:t>forgot-password</w:t>
-      </w:r>
-      <w:proofErr w:type="gramEnd"/>
+        <w:t>api/auth/forgot-password</w:t>
+      </w:r>
       <w:r>
         <w:t>)</w:t>
       </w:r>
@@ -7804,7 +7136,10 @@
         <w:t>[</w:t>
       </w:r>
       <w:r>
-        <w:t xml:space="preserve">ok </w:t>
+        <w:t>202</w:t>
+      </w:r>
+      <w:r>
+        <w:t xml:space="preserve"> </w:t>
       </w:r>
       <w:r>
         <w:sym w:font="Wingdings" w:char="F0E0"/>
@@ -7813,7 +7148,10 @@
         <w:t xml:space="preserve"> </w:t>
       </w:r>
       <w:r>
-        <w:t>200]</w:t>
+        <w:t>Accepted</w:t>
+      </w:r>
+      <w:r>
+        <w:t>]</w:t>
       </w:r>
     </w:p>
     <w:p>
@@ -7832,19 +7170,41 @@
       <w:r>
         <w:t>‘</w:t>
       </w:r>
-      <w:proofErr w:type="gramStart"/>
       <w:r>
         <w:rPr>
           <w:color w:val="388600"/>
         </w:rPr>
-        <w:t>half</w:t>
-      </w:r>
-      <w:proofErr w:type="gramEnd"/>
+        <w:t>user_id</w:t>
+      </w:r>
       <w:r>
         <w:rPr>
           <w:color w:val="388600"/>
         </w:rPr>
-        <w:t xml:space="preserve">_email’ </w:t>
+        <w:t xml:space="preserve">’ </w:t>
+      </w:r>
+      <w:r>
+        <w:t>: “</w:t>
+      </w:r>
+      <w:r>
+        <w:t>userid</w:t>
+      </w:r>
+      <w:r>
+        <w:t>” [String]</w:t>
+      </w:r>
+    </w:p>
+    <w:p>
+      <w:pPr>
+        <w:ind w:firstLine="720"/>
+        <w:jc w:val="left"/>
+      </w:pPr>
+      <w:r>
+        <w:t>‘</w:t>
+      </w:r>
+      <w:r>
+        <w:rPr>
+          <w:color w:val="388600"/>
+        </w:rPr>
+        <w:t xml:space="preserve">half_email’ </w:t>
       </w:r>
       <w:r>
         <w:t>: “email” [String]</w:t>
@@ -7863,7 +7223,7 @@
         <w:jc w:val="left"/>
       </w:pPr>
       <w:r>
-        <w:t xml:space="preserve">Response [400 or 401 or 404 </w:t>
+        <w:t xml:space="preserve">Response [404 </w:t>
       </w:r>
       <w:r>
         <w:sym w:font="Wingdings" w:char="F0E0"/>
@@ -7895,13 +7255,8 @@
         <w:t>error</w:t>
       </w:r>
       <w:r>
-        <w:t xml:space="preserve">”: </w:t>
-      </w:r>
-      <w:proofErr w:type="spellStart"/>
-      <w:r>
-        <w:t>error_message</w:t>
-      </w:r>
-      <w:proofErr w:type="spellEnd"/>
+        <w:t>”: error_message</w:t>
+      </w:r>
     </w:p>
     <w:p>
       <w:pPr>
@@ -7945,19 +7300,11 @@
       <w:r>
         <w:t>path : (</w:t>
       </w:r>
-      <w:proofErr w:type="spellStart"/>
       <w:r>
         <w:rPr>
           <w:highlight w:val="yellow"/>
         </w:rPr>
-        <w:t>api</w:t>
-      </w:r>
-      <w:proofErr w:type="spellEnd"/>
-      <w:r>
-        <w:rPr>
-          <w:highlight w:val="yellow"/>
-        </w:rPr>
-        <w:t>/auth/forget-password-complete-email</w:t>
+        <w:t>api/auth/forget-password-complete-email</w:t>
       </w:r>
       <w:r>
         <w:t>)</w:t>
@@ -8127,9 +7474,46 @@
     </w:p>
     <w:p>
       <w:pPr>
+        <w:ind w:firstLine="720"/>
         <w:jc w:val="left"/>
       </w:pPr>
       <w:r>
+        <w:tab/>
+      </w:r>
+      <w:r>
+        <w:t>‘</w:t>
+      </w:r>
+      <w:r>
+        <w:rPr>
+          <w:color w:val="388600"/>
+        </w:rPr>
+        <w:t>user_id</w:t>
+      </w:r>
+      <w:r>
+        <w:rPr>
+          <w:color w:val="388600"/>
+        </w:rPr>
+        <w:t xml:space="preserve">’ </w:t>
+      </w:r>
+      <w:r>
+        <w:t xml:space="preserve">: </w:t>
+      </w:r>
+      <w:r>
+        <w:t>user_id</w:t>
+      </w:r>
+      <w:r>
+        <w:t xml:space="preserve"> [String</w:t>
+      </w:r>
+      <w:r>
+        <w:t>]</w:t>
+      </w:r>
+    </w:p>
+    <w:p>
+      <w:pPr>
+        <w:jc w:val="left"/>
+      </w:pPr>
+      <w:r>
+        <w:lastRenderedPageBreak/>
         <w:tab/>
         <w:t>“</w:t>
       </w:r>
@@ -8156,14 +7540,19 @@
         <w:jc w:val="left"/>
       </w:pPr>
       <w:r>
-        <w:lastRenderedPageBreak/>
-        <w:t xml:space="preserve">Response [ok </w:t>
+        <w:t>Response [</w:t>
+      </w:r>
+      <w:r>
+        <w:t xml:space="preserve">Accepted </w:t>
       </w:r>
       <w:r>
         <w:sym w:font="Wingdings" w:char="F0E0"/>
       </w:r>
       <w:r>
-        <w:t xml:space="preserve"> 200]</w:t>
+        <w:t xml:space="preserve"> 202</w:t>
+      </w:r>
+      <w:r>
+        <w:t>]</w:t>
       </w:r>
     </w:p>
     <w:p>
@@ -8179,15 +7568,7 @@
         <w:jc w:val="left"/>
       </w:pPr>
       <w:r>
-        <w:t xml:space="preserve">}// No data empty </w:t>
-      </w:r>
-      <w:proofErr w:type="spellStart"/>
-      <w:r>
-        <w:t>json</w:t>
-      </w:r>
-      <w:proofErr w:type="spellEnd"/>
-      <w:r>
-        <w:t xml:space="preserve"> file.</w:t>
+        <w:t>}// No data empty json file.</w:t>
       </w:r>
     </w:p>
     <w:p>
@@ -8201,7 +7582,13 @@
         <w:sym w:font="Wingdings" w:char="F0E0"/>
       </w:r>
       <w:r>
-        <w:t xml:space="preserve"> 400 or 401 or 404]</w:t>
+        <w:t xml:space="preserve"> 400 </w:t>
+      </w:r>
+      <w:r>
+        <w:t>or 500</w:t>
+      </w:r>
+      <w:r>
+        <w:t>]</w:t>
       </w:r>
     </w:p>
     <w:p>
@@ -8227,13 +7614,8 @@
         <w:t>error</w:t>
       </w:r>
       <w:r>
-        <w:t xml:space="preserve">”: </w:t>
-      </w:r>
-      <w:proofErr w:type="spellStart"/>
-      <w:r>
-        <w:t>error_message</w:t>
-      </w:r>
-      <w:proofErr w:type="spellEnd"/>
+        <w:t>”: error_message</w:t>
+      </w:r>
     </w:p>
     <w:p>
       <w:pPr>
@@ -8253,20 +7635,21 @@
         <w:jc w:val="left"/>
       </w:pPr>
       <w:r>
-        <w:t xml:space="preserve">Where </w:t>
-      </w:r>
-      <w:proofErr w:type="spellStart"/>
-      <w:r>
-        <w:t>error_message</w:t>
-      </w:r>
-      <w:proofErr w:type="spellEnd"/>
-      <w:r>
-        <w:t xml:space="preserve"> = “E</w:t>
-      </w:r>
-      <w:r>
+        <w:rPr>
+          <w:highlight w:val="red"/>
+        </w:rPr>
+        <w:t>Where error_message = “E</w:t>
+      </w:r>
+      <w:r>
+        <w:rPr>
+          <w:highlight w:val="red"/>
+        </w:rPr>
         <w:t>mail is wrong</w:t>
       </w:r>
       <w:r>
+        <w:rPr>
+          <w:highlight w:val="red"/>
+        </w:rPr>
         <w:t>”</w:t>
       </w:r>
     </w:p>
@@ -8280,15 +7663,7 @@
         <w:pStyle w:val="Heading2"/>
       </w:pPr>
       <w:r>
-        <w:t xml:space="preserve">Verify OTP </w:t>
-      </w:r>
-      <w:proofErr w:type="spellStart"/>
-      <w:r>
-        <w:t>sended</w:t>
-      </w:r>
-      <w:proofErr w:type="spellEnd"/>
-      <w:r>
-        <w:t xml:space="preserve"> in email</w:t>
+        <w:t>Verify OTP sended in email</w:t>
       </w:r>
     </w:p>
     <w:p>
@@ -8300,28 +7675,12 @@
       <w:r>
         <w:t>Path (</w:t>
       </w:r>
-      <w:proofErr w:type="spellStart"/>
       <w:r>
         <w:rPr>
           <w:highlight w:val="yellow"/>
         </w:rPr>
-        <w:t>api</w:t>
-      </w:r>
-      <w:proofErr w:type="spellEnd"/>
-      <w:r>
-        <w:rPr>
-          <w:highlight w:val="yellow"/>
-        </w:rPr>
-        <w:t>/auth/forget-password-verify-</w:t>
-      </w:r>
-      <w:proofErr w:type="spellStart"/>
-      <w:r>
-        <w:rPr>
-          <w:highlight w:val="yellow"/>
-        </w:rPr>
-        <w:t>otp</w:t>
-      </w:r>
-      <w:proofErr w:type="spellEnd"/>
+        <w:t>api/auth/forget-password-verify-otp</w:t>
+      </w:r>
       <w:r>
         <w:t>)</w:t>
       </w:r>
@@ -8340,6 +7699,30 @@
       </w:pPr>
       <w:r>
         <w:t>{</w:t>
+      </w:r>
+    </w:p>
+    <w:p>
+      <w:pPr>
+        <w:ind w:firstLine="720"/>
+        <w:jc w:val="left"/>
+      </w:pPr>
+      <w:r>
+        <w:t>‘</w:t>
+      </w:r>
+      <w:r>
+        <w:rPr>
+          <w:color w:val="388600"/>
+        </w:rPr>
+        <w:t>user_id</w:t>
+      </w:r>
+      <w:r>
+        <w:rPr>
+          <w:color w:val="388600"/>
+        </w:rPr>
+        <w:t xml:space="preserve">’ </w:t>
+      </w:r>
+      <w:r>
+        <w:t>: user_id [String]</w:t>
       </w:r>
     </w:p>
     <w:p>
@@ -8350,24 +7733,14 @@
         <w:tab/>
         <w:t>“</w:t>
       </w:r>
-      <w:proofErr w:type="spellStart"/>
       <w:r>
         <w:rPr>
           <w:color w:val="388600"/>
         </w:rPr>
         <w:t>otp</w:t>
       </w:r>
-      <w:proofErr w:type="spellEnd"/>
-      <w:r>
-        <w:t xml:space="preserve">”: </w:t>
-      </w:r>
-      <w:proofErr w:type="spellStart"/>
-      <w:r>
-        <w:t>otp</w:t>
-      </w:r>
-      <w:proofErr w:type="spellEnd"/>
-      <w:r>
-        <w:t xml:space="preserve">[Integer] </w:t>
+      <w:r>
+        <w:t xml:space="preserve">”: otp[Integer] </w:t>
       </w:r>
     </w:p>
     <w:p>
@@ -8383,7 +7756,13 @@
         <w:jc w:val="left"/>
       </w:pPr>
       <w:r>
-        <w:t xml:space="preserve">Response [ok </w:t>
+        <w:t>Response [</w:t>
+      </w:r>
+      <w:r>
+        <w:t>Accepted</w:t>
+      </w:r>
+      <w:r>
+        <w:t xml:space="preserve"> </w:t>
       </w:r>
       <w:r>
         <w:sym w:font="Wingdings" w:char="F0E0"/>
@@ -8405,15 +7784,7 @@
         <w:jc w:val="left"/>
       </w:pPr>
       <w:r>
-        <w:t xml:space="preserve">}// No data empty </w:t>
-      </w:r>
-      <w:proofErr w:type="spellStart"/>
-      <w:r>
-        <w:t>json</w:t>
-      </w:r>
-      <w:proofErr w:type="spellEnd"/>
-      <w:r>
-        <w:t xml:space="preserve"> file.</w:t>
+        <w:tab/>
       </w:r>
     </w:p>
     <w:p>
@@ -8421,13 +7792,27 @@
         <w:jc w:val="left"/>
       </w:pPr>
       <w:r>
+        <w:t>}// No data empty json file.</w:t>
+      </w:r>
+    </w:p>
+    <w:p>
+      <w:pPr>
+        <w:jc w:val="left"/>
+      </w:pPr>
+      <w:r>
         <w:t xml:space="preserve">Response [error </w:t>
       </w:r>
       <w:r>
         <w:sym w:font="Wingdings" w:char="F0E0"/>
       </w:r>
       <w:r>
-        <w:t xml:space="preserve"> 400 or 401 or 404]</w:t>
+        <w:t xml:space="preserve"> 400 </w:t>
+      </w:r>
+      <w:r>
+        <w:t>or</w:t>
+      </w:r>
+      <w:r>
+        <w:t xml:space="preserve"> 404]</w:t>
       </w:r>
     </w:p>
     <w:p>
@@ -8453,13 +7838,8 @@
         <w:t>error</w:t>
       </w:r>
       <w:r>
-        <w:t xml:space="preserve">”: </w:t>
-      </w:r>
-      <w:proofErr w:type="spellStart"/>
-      <w:r>
-        <w:t>error_message</w:t>
-      </w:r>
-      <w:proofErr w:type="spellEnd"/>
+        <w:t>”: error_message</w:t>
+      </w:r>
     </w:p>
     <w:p>
       <w:pPr>
@@ -8486,19 +7866,11 @@
       <w:r>
         <w:t>Path (</w:t>
       </w:r>
-      <w:proofErr w:type="spellStart"/>
       <w:r>
         <w:rPr>
           <w:highlight w:val="yellow"/>
         </w:rPr>
-        <w:t>api</w:t>
-      </w:r>
-      <w:proofErr w:type="spellEnd"/>
-      <w:r>
-        <w:rPr>
-          <w:highlight w:val="yellow"/>
-        </w:rPr>
-        <w:t>/auth/forget-password-new-password/)</w:t>
+        <w:t>api/auth/forget-password-new-password/)</w:t>
       </w:r>
     </w:p>
     <w:p>
@@ -8514,8 +7886,31 @@
         <w:jc w:val="left"/>
       </w:pPr>
       <w:r>
-        <w:lastRenderedPageBreak/>
         <w:t>{</w:t>
+      </w:r>
+    </w:p>
+    <w:p>
+      <w:pPr>
+        <w:ind w:firstLine="720"/>
+        <w:jc w:val="left"/>
+      </w:pPr>
+      <w:r>
+        <w:t>‘</w:t>
+      </w:r>
+      <w:r>
+        <w:rPr>
+          <w:color w:val="388600"/>
+        </w:rPr>
+        <w:t>user_id</w:t>
+      </w:r>
+      <w:r>
+        <w:rPr>
+          <w:color w:val="388600"/>
+        </w:rPr>
+        <w:t xml:space="preserve">’ </w:t>
+      </w:r>
+      <w:r>
+        <w:t>: user_id [String]</w:t>
       </w:r>
     </w:p>
     <w:p>
@@ -8526,22 +7921,12 @@
         <w:tab/>
         <w:t>“</w:t>
       </w:r>
-      <w:proofErr w:type="spellStart"/>
-      <w:proofErr w:type="gramStart"/>
       <w:r>
         <w:rPr>
           <w:color w:val="388600"/>
         </w:rPr>
-        <w:t>new</w:t>
-      </w:r>
-      <w:proofErr w:type="gramEnd"/>
-      <w:r>
-        <w:rPr>
-          <w:color w:val="388600"/>
-        </w:rPr>
-        <w:t>_password</w:t>
-      </w:r>
-      <w:proofErr w:type="spellEnd"/>
+        <w:t>new_password</w:t>
+      </w:r>
       <w:r>
         <w:t xml:space="preserve">”: password [String] </w:t>
       </w:r>
@@ -8566,6 +7951,50 @@
       </w:r>
       <w:r>
         <w:t xml:space="preserve"> 200]</w:t>
+      </w:r>
+    </w:p>
+    <w:p>
+      <w:pPr>
+        <w:jc w:val="left"/>
+      </w:pPr>
+      <w:r>
+        <w:t>{</w:t>
+      </w:r>
+    </w:p>
+    <w:p>
+      <w:pPr>
+        <w:jc w:val="left"/>
+      </w:pPr>
+      <w:r>
+        <w:tab/>
+      </w:r>
+    </w:p>
+    <w:p>
+      <w:pPr>
+        <w:jc w:val="left"/>
+      </w:pPr>
+      <w:r>
+        <w:t>}// No data empty json file.</w:t>
+      </w:r>
+    </w:p>
+    <w:p>
+      <w:pPr>
+        <w:jc w:val="left"/>
+      </w:pPr>
+      <w:r>
+        <w:t xml:space="preserve">Response [error </w:t>
+      </w:r>
+      <w:r>
+        <w:sym w:font="Wingdings" w:char="F0E0"/>
+      </w:r>
+      <w:r>
+        <w:t xml:space="preserve"> 40</w:t>
+      </w:r>
+      <w:r>
+        <w:t>3 Forbidden</w:t>
+      </w:r>
+      <w:r>
+        <w:t>]</w:t>
       </w:r>
     </w:p>
     <w:p>
@@ -8584,86 +8013,15 @@
         <w:tab/>
         <w:t>“</w:t>
       </w:r>
-      <w:proofErr w:type="spellStart"/>
-      <w:proofErr w:type="gramStart"/>
       <w:r>
         <w:rPr>
           <w:color w:val="388600"/>
         </w:rPr>
-        <w:t>new</w:t>
-      </w:r>
-      <w:proofErr w:type="gramEnd"/>
-      <w:r>
-        <w:rPr>
-          <w:color w:val="388600"/>
-        </w:rPr>
-        <w:t>_password</w:t>
-      </w:r>
-      <w:proofErr w:type="spellEnd"/>
-      <w:r>
-        <w:t>”: email [Integer]:</w:t>
-      </w:r>
-    </w:p>
-    <w:p>
-      <w:pPr>
-        <w:jc w:val="left"/>
-      </w:pPr>
-      <w:r>
-        <w:t xml:space="preserve">}// No data empty </w:t>
-      </w:r>
-      <w:proofErr w:type="spellStart"/>
-      <w:r>
-        <w:t>json</w:t>
-      </w:r>
-      <w:proofErr w:type="spellEnd"/>
-      <w:r>
-        <w:t xml:space="preserve"> file.</w:t>
-      </w:r>
-    </w:p>
-    <w:p>
-      <w:pPr>
-        <w:jc w:val="left"/>
-      </w:pPr>
-      <w:r>
-        <w:t xml:space="preserve">Response [error </w:t>
-      </w:r>
-      <w:r>
-        <w:sym w:font="Wingdings" w:char="F0E0"/>
-      </w:r>
-      <w:r>
-        <w:t xml:space="preserve"> 400 or 401 or 404]</w:t>
-      </w:r>
-    </w:p>
-    <w:p>
-      <w:pPr>
-        <w:jc w:val="left"/>
-      </w:pPr>
-      <w:r>
-        <w:t>{</w:t>
-      </w:r>
-    </w:p>
-    <w:p>
-      <w:pPr>
-        <w:jc w:val="left"/>
-      </w:pPr>
-      <w:r>
-        <w:tab/>
-        <w:t>“</w:t>
-      </w:r>
-      <w:r>
-        <w:rPr>
-          <w:color w:val="388600"/>
-        </w:rPr>
         <w:t>error</w:t>
       </w:r>
       <w:r>
-        <w:t xml:space="preserve">”: </w:t>
-      </w:r>
-      <w:proofErr w:type="spellStart"/>
-      <w:r>
-        <w:t>error_message</w:t>
-      </w:r>
-      <w:proofErr w:type="spellEnd"/>
+        <w:t>”: error_message</w:t>
+      </w:r>
     </w:p>
     <w:p>
       <w:r>
@@ -8815,7 +8173,7 @@
         <v:path o:extrusionok="f" gradientshapeok="t" o:connecttype="rect"/>
         <o:lock v:ext="edit" aspectratio="t"/>
       </v:shapetype>
-      <v:shape id="_x0000_i1025" type="#_x0000_t75" style="width:10.3pt;height:10.3pt" o:bullet="t">
+      <v:shape id="_x0000_i1025" type="#_x0000_t75" style="width:11.5pt;height:11.5pt" o:bullet="t">
         <v:imagedata r:id="rId1" o:title="msoFD7"/>
       </v:shape>
     </w:pict>
@@ -11429,7 +10787,7 @@
   <w:style w:type="paragraph" w:default="1" w:styleId="Normal">
     <w:name w:val="Normal"/>
     <w:qFormat/>
-    <w:rsid w:val="00553337"/>
+    <w:rsid w:val="00907076"/>
     <w:pPr>
       <w:jc w:val="both"/>
     </w:pPr>
@@ -11642,7 +11000,6 @@
   <w:style w:type="character" w:default="1" w:styleId="DefaultParagraphFont">
     <w:name w:val="Default Paragraph Font"/>
     <w:uiPriority w:val="1"/>
-    <w:semiHidden/>
     <w:unhideWhenUsed/>
   </w:style>
   <w:style w:type="table" w:default="1" w:styleId="TableNormal">
